--- a/docs/AI_Platform_Spec.docx
+++ b/docs/AI_Platform_Spec.docx
@@ -10,7 +10,7 @@
       </w:pPr>
       <w:r>
         <w:rPr>
-          <w:rFonts w:ascii="David" w:hAnsi="David" w:cs="David"/>
+          <w:rFonts w:cs="David" w:ascii="David" w:hAnsi="David"/>
           <w:rtl w:val="1"/>
         </w:rPr>
         <w:t>אפיון מלא — פלטפורמת AI לשירות ולניהול תהליכים ברשויות מקומיות</w:t>
@@ -23,7 +23,7 @@
       </w:pPr>
       <w:r>
         <w:rPr>
-          <w:rFonts w:ascii="David" w:hAnsi="David" w:cs="David"/>
+          <w:rFonts w:cs="David" w:ascii="David" w:hAnsi="David"/>
           <w:b/>
           <w:rtl w:val="1"/>
         </w:rPr>
@@ -31,7 +31,7 @@
       </w:r>
       <w:r>
         <w:rPr>
-          <w:rFonts w:ascii="David" w:hAnsi="David" w:cs="David"/>
+          <w:rFonts w:cs="David" w:ascii="David" w:hAnsi="David"/>
           <w:rtl w:val="1"/>
         </w:rPr>
         <w:t xml:space="preserve"> MUNI FORCE — פלטפורמת סוכני AI רב-רשותית</w:t>
@@ -44,7 +44,7 @@
       </w:pPr>
       <w:r>
         <w:rPr>
-          <w:rFonts w:ascii="David" w:hAnsi="David" w:cs="David"/>
+          <w:rFonts w:cs="David" w:ascii="David" w:hAnsi="David"/>
           <w:b/>
           <w:rtl w:val="1"/>
         </w:rPr>
@@ -52,7 +52,7 @@
       </w:r>
       <w:r>
         <w:rPr>
-          <w:rFonts w:ascii="David" w:hAnsi="David" w:cs="David"/>
+          <w:rFonts w:cs="David" w:ascii="David" w:hAnsi="David"/>
           <w:rtl w:val="1"/>
         </w:rPr>
         <w:t xml:space="preserve"> 1.0</w:t>
@@ -65,7 +65,7 @@
       </w:pPr>
       <w:r>
         <w:rPr>
-          <w:rFonts w:ascii="David" w:hAnsi="David" w:cs="David"/>
+          <w:rFonts w:cs="David" w:ascii="David" w:hAnsi="David"/>
           <w:b/>
           <w:rtl w:val="1"/>
         </w:rPr>
@@ -73,7 +73,7 @@
       </w:r>
       <w:r>
         <w:rPr>
-          <w:rFonts w:ascii="David" w:hAnsi="David" w:cs="David"/>
+          <w:rFonts w:cs="David" w:ascii="David" w:hAnsi="David"/>
           <w:rtl w:val="1"/>
         </w:rPr>
         <w:t xml:space="preserve"> אוגוסט 2025</w:t>
@@ -86,7 +86,7 @@
       </w:pPr>
       <w:r>
         <w:rPr>
-          <w:rFonts w:ascii="David" w:hAnsi="David" w:cs="David"/>
+          <w:rFonts w:cs="David" w:ascii="David" w:hAnsi="David"/>
           <w:b/>
           <w:rtl w:val="1"/>
         </w:rPr>
@@ -94,7 +94,7 @@
       </w:r>
       <w:r>
         <w:rPr>
-          <w:rFonts w:ascii="David" w:hAnsi="David" w:cs="David"/>
+          <w:rFonts w:cs="David" w:ascii="David" w:hAnsi="David"/>
           <w:rtl w:val="1"/>
         </w:rPr>
         <w:t xml:space="preserve"> עיריית חולון (מנמ"ר — יאיר צדקני)</w:t>
@@ -107,7 +107,7 @@
       </w:pPr>
       <w:r>
         <w:rPr>
-          <w:rFonts w:ascii="David" w:hAnsi="David" w:cs="David"/>
+          <w:rFonts w:cs="David" w:ascii="David" w:hAnsi="David"/>
           <w:b/>
           <w:rtl w:val="1"/>
         </w:rPr>
@@ -115,7 +115,7 @@
       </w:r>
       <w:r>
         <w:rPr>
-          <w:rFonts w:ascii="David" w:hAnsi="David" w:cs="David"/>
+          <w:rFonts w:cs="David" w:ascii="David" w:hAnsi="David"/>
           <w:rtl w:val="1"/>
         </w:rPr>
         <w:t xml:space="preserve"> תמיכה ב' — פרויקטי בינה מלאכותית גדולים (עד ₪1,500,000, 18 חודשים), משרד החדשנות, המדע והטכנולוגיה</w:t>
@@ -128,7 +128,7 @@
       </w:pPr>
       <w:r>
         <w:rPr>
-          <w:rFonts w:ascii="David" w:hAnsi="David" w:cs="David"/>
+          <w:rFonts w:cs="David" w:ascii="David" w:hAnsi="David"/>
           <w:b/>
           <w:rtl w:val="1"/>
         </w:rPr>
@@ -136,7 +136,7 @@
       </w:r>
       <w:r>
         <w:rPr>
-          <w:rFonts w:ascii="David" w:hAnsi="David" w:cs="David"/>
+          <w:rFonts w:cs="David" w:ascii="David" w:hAnsi="David"/>
           <w:rtl w:val="1"/>
         </w:rPr>
         <w:t xml:space="preserve"> אפיון עסקי-טכני שמשמש גם כבסיס לבקשת התמיכה וגם כמסמך אפיון לפיתוח.</w:t>
@@ -157,7 +157,7 @@
       </w:pPr>
       <w:r>
         <w:rPr>
-          <w:rFonts w:ascii="David" w:hAnsi="David" w:cs="David"/>
+          <w:rFonts w:cs="David" w:ascii="David" w:hAnsi="David"/>
           <w:rtl w:val="1"/>
         </w:rPr>
         <w:t>0. תקציר מנהלים</w:t>
@@ -170,14 +170,14 @@
       </w:pPr>
       <w:r>
         <w:rPr>
-          <w:rFonts w:ascii="David" w:hAnsi="David" w:cs="David"/>
+          <w:rFonts w:cs="David" w:ascii="David" w:hAnsi="David"/>
           <w:rtl w:val="1"/>
         </w:rPr>
         <w:t xml:space="preserve">מסמך זה מאפיין </w:t>
       </w:r>
       <w:r>
         <w:rPr>
-          <w:rFonts w:ascii="David" w:hAnsi="David" w:cs="David"/>
+          <w:rFonts w:cs="David" w:ascii="David" w:hAnsi="David"/>
           <w:b/>
           <w:rtl w:val="1"/>
         </w:rPr>
@@ -185,14 +185,14 @@
       </w:r>
       <w:r>
         <w:rPr>
-          <w:rFonts w:ascii="David" w:hAnsi="David" w:cs="David"/>
+          <w:rFonts w:cs="David" w:ascii="David" w:hAnsi="David"/>
           <w:rtl w:val="1"/>
         </w:rPr>
         <w:t xml:space="preserve">, שמטרתה אינה "שלושה בוטים" אלא </w:t>
       </w:r>
       <w:r>
         <w:rPr>
-          <w:rFonts w:ascii="David" w:hAnsi="David" w:cs="David"/>
+          <w:rFonts w:cs="David" w:ascii="David" w:hAnsi="David"/>
           <w:b/>
           <w:rtl w:val="1"/>
         </w:rPr>
@@ -200,7 +200,7 @@
       </w:r>
       <w:r>
         <w:rPr>
-          <w:rFonts w:ascii="David" w:hAnsi="David" w:cs="David"/>
+          <w:rFonts w:cs="David" w:ascii="David" w:hAnsi="David"/>
           <w:rtl w:val="1"/>
         </w:rPr>
         <w:t>:</w:t>
@@ -214,7 +214,7 @@
       </w:pPr>
       <w:r>
         <w:rPr>
-          <w:rFonts w:ascii="David" w:hAnsi="David" w:cs="David"/>
+          <w:rFonts w:cs="David" w:ascii="David" w:hAnsi="David"/>
           <w:i/>
           <w:rtl w:val="1"/>
         </w:rPr>
@@ -222,7 +222,7 @@
       </w:r>
       <w:r>
         <w:rPr>
-          <w:rFonts w:ascii="David" w:hAnsi="David" w:cs="David"/>
+          <w:rFonts w:cs="David" w:ascii="David" w:hAnsi="David"/>
           <w:b/>
           <w:i/>
           <w:rtl w:val="1"/>
@@ -237,14 +237,14 @@
       </w:pPr>
       <w:r>
         <w:rPr>
-          <w:rFonts w:ascii="David" w:hAnsi="David" w:cs="David"/>
+          <w:rFonts w:cs="David" w:ascii="David" w:hAnsi="David"/>
           <w:rtl w:val="1"/>
         </w:rPr>
         <w:t xml:space="preserve">הפלטפורמה יושבת כשכבת AI עצמאית מעל מערכות הליבה של הרשות. היא </w:t>
       </w:r>
       <w:r>
         <w:rPr>
-          <w:rFonts w:ascii="David" w:hAnsi="David" w:cs="David"/>
+          <w:rFonts w:cs="David" w:ascii="David" w:hAnsi="David"/>
           <w:b/>
           <w:rtl w:val="1"/>
         </w:rPr>
@@ -252,14 +252,14 @@
       </w:r>
       <w:r>
         <w:rPr>
-          <w:rFonts w:ascii="David" w:hAnsi="David" w:cs="David"/>
+          <w:rFonts w:cs="David" w:ascii="David" w:hAnsi="David"/>
           <w:rtl w:val="1"/>
         </w:rPr>
         <w:t xml:space="preserve"> (כמערכת הרשומה המרכזית לניהול תושבים, בקשות וּועדות) וּלמקורות מידע נוספים על התושב דרך ממשקים (APIs), ומיישמת את עקרון ה-</w:t>
       </w:r>
       <w:r>
         <w:rPr>
-          <w:rFonts w:ascii="David" w:hAnsi="David" w:cs="David"/>
+          <w:rFonts w:cs="David" w:ascii="David" w:hAnsi="David"/>
           <w:b/>
           <w:rtl w:val="1"/>
         </w:rPr>
@@ -267,7 +267,7 @@
       </w:r>
       <w:r>
         <w:rPr>
-          <w:rFonts w:ascii="David" w:hAnsi="David" w:cs="David"/>
+          <w:rFonts w:cs="David" w:ascii="David" w:hAnsi="David"/>
           <w:rtl w:val="1"/>
         </w:rPr>
         <w:t>: התושב לא יידרש למסור מידע שכבר קיים ברשות.</w:t>
@@ -280,14 +280,14 @@
       </w:pPr>
       <w:r>
         <w:rPr>
-          <w:rFonts w:ascii="David" w:hAnsi="David" w:cs="David"/>
+          <w:rFonts w:cs="David" w:ascii="David" w:hAnsi="David"/>
           <w:rtl w:val="1"/>
         </w:rPr>
         <w:t xml:space="preserve">שלושת "הרעיונות" שהתבקשו — </w:t>
       </w:r>
       <w:r>
         <w:rPr>
-          <w:rFonts w:ascii="David" w:hAnsi="David" w:cs="David"/>
+          <w:rFonts w:cs="David" w:ascii="David" w:hAnsi="David"/>
           <w:b/>
           <w:rtl w:val="1"/>
         </w:rPr>
@@ -295,14 +295,14 @@
       </w:r>
       <w:r>
         <w:rPr>
-          <w:rFonts w:ascii="David" w:hAnsi="David" w:cs="David"/>
+          <w:rFonts w:cs="David" w:ascii="David" w:hAnsi="David"/>
           <w:rtl w:val="1"/>
         </w:rPr>
         <w:t xml:space="preserve"> — מיושמים כ</w:t>
       </w:r>
       <w:r>
         <w:rPr>
-          <w:rFonts w:ascii="David" w:hAnsi="David" w:cs="David"/>
+          <w:rFonts w:cs="David" w:ascii="David" w:hAnsi="David"/>
           <w:b/>
           <w:rtl w:val="1"/>
         </w:rPr>
@@ -310,7 +310,7 @@
       </w:r>
       <w:r>
         <w:rPr>
-          <w:rFonts w:ascii="David" w:hAnsi="David" w:cs="David"/>
+          <w:rFonts w:cs="David" w:ascii="David" w:hAnsi="David"/>
           <w:rtl w:val="1"/>
         </w:rPr>
         <w:t>, ולא כשלוש מערכות נפרדות. אותה שכבת שיח, אותו מנוע תהליכים, אותו תיק תושב 360°, אותם רכיבי אבטחה — בקונפיגורציה שונה לכל תרחיש ולכל רשות.</w:t>
@@ -323,7 +323,7 @@
       </w:pPr>
       <w:r>
         <w:rPr>
-          <w:rFonts w:ascii="David" w:hAnsi="David" w:cs="David"/>
+          <w:rFonts w:cs="David" w:ascii="David" w:hAnsi="David"/>
           <w:b/>
           <w:rtl w:val="1"/>
         </w:rPr>
@@ -338,7 +338,7 @@
       </w:pPr>
       <w:r>
         <w:rPr>
-          <w:rFonts w:ascii="David" w:hAnsi="David" w:cs="David"/>
+          <w:rFonts w:cs="David" w:ascii="David" w:hAnsi="David"/>
           <w:b/>
           <w:rtl w:val="1"/>
         </w:rPr>
@@ -346,7 +346,7 @@
       </w:r>
       <w:r>
         <w:rPr>
-          <w:rFonts w:ascii="David" w:hAnsi="David" w:cs="David"/>
+          <w:rFonts w:cs="David" w:ascii="David" w:hAnsi="David"/>
           <w:rtl w:val="1"/>
         </w:rPr>
         <w:t xml:space="preserve"> — ליבת ה-AI אינה נעולה ל-Salesforce; מחברים (connectors) מאפשרים חיבור לכל CRM/ERP/מערכת גבייה.</w:t>
@@ -360,7 +360,7 @@
       </w:pPr>
       <w:r>
         <w:rPr>
-          <w:rFonts w:ascii="David" w:hAnsi="David" w:cs="David"/>
+          <w:rFonts w:cs="David" w:ascii="David" w:hAnsi="David"/>
           <w:b/>
           <w:rtl w:val="1"/>
         </w:rPr>
@@ -368,7 +368,7 @@
       </w:r>
       <w:r>
         <w:rPr>
-          <w:rFonts w:ascii="David" w:hAnsi="David" w:cs="David"/>
+          <w:rFonts w:cs="David" w:ascii="David" w:hAnsi="David"/>
           <w:rtl w:val="1"/>
         </w:rPr>
         <w:t xml:space="preserve"> — בידוד נתונים מלא לכל רשות, בסיס ידע נפרד, וקונפיגורציה עצמאית (שירותים, תהליכים, מדיניות גבייה, מיתוג).</w:t>
@@ -382,7 +382,7 @@
       </w:pPr>
       <w:r>
         <w:rPr>
-          <w:rFonts w:ascii="David" w:hAnsi="David" w:cs="David"/>
+          <w:rFonts w:cs="David" w:ascii="David" w:hAnsi="David"/>
           <w:b/>
           <w:rtl w:val="1"/>
         </w:rPr>
@@ -390,7 +390,7 @@
       </w:r>
       <w:r>
         <w:rPr>
-          <w:rFonts w:ascii="David" w:hAnsi="David" w:cs="David"/>
+          <w:rFonts w:cs="David" w:ascii="David" w:hAnsi="David"/>
           <w:rtl w:val="1"/>
         </w:rPr>
         <w:t xml:space="preserve"> — קול (טלפון), WhatsApp, צ'אט באתר/אפליקציה, אימייל/SMS — עם המשכיות שיח בין הערוצים.</w:t>
@@ -404,7 +404,7 @@
       </w:pPr>
       <w:r>
         <w:rPr>
-          <w:rFonts w:ascii="David" w:hAnsi="David" w:cs="David"/>
+          <w:rFonts w:cs="David" w:ascii="David" w:hAnsi="David"/>
           <w:b/>
           <w:rtl w:val="1"/>
         </w:rPr>
@@ -412,7 +412,7 @@
       </w:r>
       <w:r>
         <w:rPr>
-          <w:rFonts w:ascii="David" w:hAnsi="David" w:cs="David"/>
+          <w:rFonts w:cs="David" w:ascii="David" w:hAnsi="David"/>
           <w:rtl w:val="1"/>
         </w:rPr>
         <w:t xml:space="preserve"> — אנונימי למידע כללי; הזדהות לאומית (מערך הדיגיטל הממשלתי) + OTP לפעולות רגישות.</w:t>
@@ -426,7 +426,7 @@
       </w:pPr>
       <w:r>
         <w:rPr>
-          <w:rFonts w:ascii="David" w:hAnsi="David" w:cs="David"/>
+          <w:rFonts w:cs="David" w:ascii="David" w:hAnsi="David"/>
           <w:b/>
           <w:rtl w:val="1"/>
         </w:rPr>
@@ -434,7 +434,7 @@
       </w:r>
       <w:r>
         <w:rPr>
-          <w:rFonts w:ascii="David" w:hAnsi="David" w:cs="David"/>
+          <w:rFonts w:cs="David" w:ascii="David" w:hAnsi="David"/>
           <w:rtl w:val="1"/>
         </w:rPr>
         <w:t xml:space="preserve"> — NLU/NLP מותאם, כולל ניב מקומי.</w:t>
@@ -448,7 +448,7 @@
       </w:pPr>
       <w:r>
         <w:rPr>
-          <w:rFonts w:ascii="David" w:hAnsi="David" w:cs="David"/>
+          <w:rFonts w:cs="David" w:ascii="David" w:hAnsi="David"/>
           <w:b/>
           <w:rtl w:val="1"/>
         </w:rPr>
@@ -456,7 +456,7 @@
       </w:r>
       <w:r>
         <w:rPr>
-          <w:rFonts w:ascii="David" w:hAnsi="David" w:cs="David"/>
+          <w:rFonts w:cs="David" w:ascii="David" w:hAnsi="David"/>
           <w:rtl w:val="1"/>
         </w:rPr>
         <w:t xml:space="preserve"> — תיקון 13 לחוק הגנת הפרטיות, ISO 27001/27701, SOC 2 Type II, RBAC, MFA, Audit Trail מלא.</w:t>
@@ -477,7 +477,7 @@
       </w:pPr>
       <w:r>
         <w:rPr>
-          <w:rFonts w:ascii="David" w:hAnsi="David" w:cs="David"/>
+          <w:rFonts w:cs="David" w:ascii="David" w:hAnsi="David"/>
           <w:rtl w:val="1"/>
         </w:rPr>
         <w:t>1. חזון ועקרונות מנחים</w:t>
@@ -491,7 +491,7 @@
       </w:pPr>
       <w:r>
         <w:rPr>
-          <w:rFonts w:ascii="David" w:hAnsi="David" w:cs="David"/>
+          <w:rFonts w:cs="David" w:ascii="David" w:hAnsi="David"/>
           <w:rtl w:val="1"/>
         </w:rPr>
         <w:t>1.1 חזון</w:t>
@@ -504,14 +504,14 @@
       </w:pPr>
       <w:r>
         <w:rPr>
-          <w:rFonts w:ascii="David" w:hAnsi="David" w:cs="David"/>
+          <w:rFonts w:cs="David" w:ascii="David" w:hAnsi="David"/>
           <w:rtl w:val="1"/>
         </w:rPr>
         <w:t xml:space="preserve">מעבר מרשות "מבוססת פניות" לרשות </w:t>
       </w:r>
       <w:r>
         <w:rPr>
-          <w:rFonts w:ascii="David" w:hAnsi="David" w:cs="David"/>
+          <w:rFonts w:cs="David" w:ascii="David" w:hAnsi="David"/>
           <w:b/>
           <w:rtl w:val="1"/>
         </w:rPr>
@@ -519,7 +519,7 @@
       </w:r>
       <w:r>
         <w:rPr>
-          <w:rFonts w:ascii="David" w:hAnsi="David" w:cs="David"/>
+          <w:rFonts w:cs="David" w:ascii="David" w:hAnsi="David"/>
           <w:rtl w:val="1"/>
         </w:rPr>
         <w:t>: התושב מגיש בקשה (או אפילו לא — הרשות פונה אליו יזומה), והמערכת מנהלת את הבקשה מקצה-לקצה, מעדכנת אותו בכל שלב, אוספת ממנו מה שחסר בזמן אמת, ומביאה להחלטה/סיום — בשירות אחיד, שקוף ונגיש.</w:t>
@@ -533,7 +533,7 @@
       </w:pPr>
       <w:r>
         <w:rPr>
-          <w:rFonts w:ascii="David" w:hAnsi="David" w:cs="David"/>
+          <w:rFonts w:cs="David" w:ascii="David" w:hAnsi="David"/>
           <w:rtl w:val="1"/>
         </w:rPr>
         <w:t>1.2 עקרונות מנחים</w:t>
@@ -564,7 +564,7 @@
             </w:pPr>
             <w:r>
               <w:rPr>
-                <w:rFonts w:ascii="David" w:hAnsi="David" w:cs="David"/>
+                <w:rFonts w:cs="David" w:ascii="David" w:hAnsi="David"/>
                 <w:b/>
                 <w:rtl w:val="1"/>
               </w:rPr>
@@ -584,7 +584,7 @@
             </w:pPr>
             <w:r>
               <w:rPr>
-                <w:rFonts w:ascii="David" w:hAnsi="David" w:cs="David"/>
+                <w:rFonts w:cs="David" w:ascii="David" w:hAnsi="David"/>
                 <w:b/>
                 <w:rtl w:val="1"/>
               </w:rPr>
@@ -604,7 +604,7 @@
             </w:pPr>
             <w:r>
               <w:rPr>
-                <w:rFonts w:ascii="David" w:hAnsi="David" w:cs="David"/>
+                <w:rFonts w:cs="David" w:ascii="David" w:hAnsi="David"/>
                 <w:b/>
                 <w:rtl w:val="1"/>
               </w:rPr>
@@ -625,7 +625,7 @@
             </w:pPr>
             <w:r>
               <w:rPr>
-                <w:rFonts w:ascii="David" w:hAnsi="David" w:cs="David"/>
+                <w:rFonts w:cs="David" w:ascii="David" w:hAnsi="David"/>
                 <w:rtl w:val="1"/>
               </w:rPr>
               <w:t>1</w:t>
@@ -643,7 +643,7 @@
             </w:pPr>
             <w:r>
               <w:rPr>
-                <w:rFonts w:ascii="David" w:hAnsi="David" w:cs="David"/>
+                <w:rFonts w:cs="David" w:ascii="David" w:hAnsi="David"/>
                 <w:b/>
                 <w:rtl w:val="1"/>
               </w:rPr>
@@ -662,7 +662,7 @@
             </w:pPr>
             <w:r>
               <w:rPr>
-                <w:rFonts w:ascii="David" w:hAnsi="David" w:cs="David"/>
+                <w:rFonts w:cs="David" w:ascii="David" w:hAnsi="David"/>
                 <w:rtl w:val="1"/>
               </w:rPr>
               <w:t>השיח אינו מטרה בפני עצמה; הוא ה-UI לתהליך שמסתיים בהחלטה.</w:t>
@@ -682,7 +682,7 @@
             </w:pPr>
             <w:r>
               <w:rPr>
-                <w:rFonts w:ascii="David" w:hAnsi="David" w:cs="David"/>
+                <w:rFonts w:cs="David" w:ascii="David" w:hAnsi="David"/>
                 <w:rtl w:val="1"/>
               </w:rPr>
               <w:t>2</w:t>
@@ -700,7 +700,7 @@
             </w:pPr>
             <w:r>
               <w:rPr>
-                <w:rFonts w:ascii="David" w:hAnsi="David" w:cs="David"/>
+                <w:rFonts w:cs="David" w:ascii="David" w:hAnsi="David"/>
                 <w:b/>
                 <w:rtl w:val="1"/>
               </w:rPr>
@@ -719,7 +719,7 @@
             </w:pPr>
             <w:r>
               <w:rPr>
-                <w:rFonts w:ascii="David" w:hAnsi="David" w:cs="David"/>
+                <w:rFonts w:cs="David" w:ascii="David" w:hAnsi="David"/>
                 <w:rtl w:val="1"/>
               </w:rPr>
               <w:t>מידע שקיים ברשות לא יבוקש שוב מהתושב. הליבה שולפת מתיק התושב 360°.</w:t>
@@ -739,7 +739,7 @@
             </w:pPr>
             <w:r>
               <w:rPr>
-                <w:rFonts w:ascii="David" w:hAnsi="David" w:cs="David"/>
+                <w:rFonts w:cs="David" w:ascii="David" w:hAnsi="David"/>
                 <w:rtl w:val="1"/>
               </w:rPr>
               <w:t>3</w:t>
@@ -757,7 +757,7 @@
             </w:pPr>
             <w:r>
               <w:rPr>
-                <w:rFonts w:ascii="David" w:hAnsi="David" w:cs="David"/>
+                <w:rFonts w:cs="David" w:ascii="David" w:hAnsi="David"/>
                 <w:b/>
                 <w:rtl w:val="1"/>
               </w:rPr>
@@ -776,7 +776,7 @@
             </w:pPr>
             <w:r>
               <w:rPr>
-                <w:rFonts w:ascii="David" w:hAnsi="David" w:cs="David"/>
+                <w:rFonts w:cs="David" w:ascii="David" w:hAnsi="David"/>
                 <w:rtl w:val="1"/>
               </w:rPr>
               <w:t>ליבת ה-AI מנותקת ממערכת הרשומה; החלפת CRM לא משנה את חוויית התושב.</w:t>
@@ -796,7 +796,7 @@
             </w:pPr>
             <w:r>
               <w:rPr>
-                <w:rFonts w:ascii="David" w:hAnsi="David" w:cs="David"/>
+                <w:rFonts w:cs="David" w:ascii="David" w:hAnsi="David"/>
                 <w:rtl w:val="1"/>
               </w:rPr>
               <w:t>4</w:t>
@@ -814,7 +814,7 @@
             </w:pPr>
             <w:r>
               <w:rPr>
-                <w:rFonts w:ascii="David" w:hAnsi="David" w:cs="David"/>
+                <w:rFonts w:cs="David" w:ascii="David" w:hAnsi="David"/>
                 <w:b/>
                 <w:rtl w:val="1"/>
               </w:rPr>
@@ -833,7 +833,7 @@
             </w:pPr>
             <w:r>
               <w:rPr>
-                <w:rFonts w:ascii="David" w:hAnsi="David" w:cs="David"/>
+                <w:rFonts w:cs="David" w:ascii="David" w:hAnsi="David"/>
                 <w:rtl w:val="1"/>
               </w:rPr>
               <w:t>החלטות מהותיות/רגישות עוברות לאישור אנושי; הסוכן שקוף לגבי מגבלותיו.</w:t>
@@ -853,7 +853,7 @@
             </w:pPr>
             <w:r>
               <w:rPr>
-                <w:rFonts w:ascii="David" w:hAnsi="David" w:cs="David"/>
+                <w:rFonts w:cs="David" w:ascii="David" w:hAnsi="David"/>
                 <w:rtl w:val="1"/>
               </w:rPr>
               <w:t>5</w:t>
@@ -871,7 +871,7 @@
             </w:pPr>
             <w:r>
               <w:rPr>
-                <w:rFonts w:ascii="David" w:hAnsi="David" w:cs="David"/>
+                <w:rFonts w:cs="David" w:ascii="David" w:hAnsi="David"/>
                 <w:b/>
                 <w:rtl w:val="1"/>
               </w:rPr>
@@ -890,7 +890,7 @@
             </w:pPr>
             <w:r>
               <w:rPr>
-                <w:rFonts w:ascii="David" w:hAnsi="David" w:cs="David"/>
+                <w:rFonts w:cs="David" w:ascii="David" w:hAnsi="David"/>
                 <w:rtl w:val="1"/>
               </w:rPr>
               <w:t>המערכת יוזמת עדכון, תזכורת והתראה — לא ממתינה לפנייה.</w:t>
@@ -910,7 +910,7 @@
             </w:pPr>
             <w:r>
               <w:rPr>
-                <w:rFonts w:ascii="David" w:hAnsi="David" w:cs="David"/>
+                <w:rFonts w:cs="David" w:ascii="David" w:hAnsi="David"/>
                 <w:rtl w:val="1"/>
               </w:rPr>
               <w:t>6</w:t>
@@ -928,7 +928,7 @@
             </w:pPr>
             <w:r>
               <w:rPr>
-                <w:rFonts w:ascii="David" w:hAnsi="David" w:cs="David"/>
+                <w:rFonts w:cs="David" w:ascii="David" w:hAnsi="David"/>
                 <w:b/>
                 <w:rtl w:val="1"/>
               </w:rPr>
@@ -947,7 +947,7 @@
             </w:pPr>
             <w:r>
               <w:rPr>
-                <w:rFonts w:ascii="David" w:hAnsi="David" w:cs="David"/>
+                <w:rFonts w:cs="David" w:ascii="David" w:hAnsi="David"/>
                 <w:rtl w:val="1"/>
               </w:rPr>
               <w:t>מינימיזציה של מידע, הצפנה, RBAC, ותאימות תיקון 13 מהיסוד.</w:t>
@@ -967,7 +967,7 @@
             </w:pPr>
             <w:r>
               <w:rPr>
-                <w:rFonts w:ascii="David" w:hAnsi="David" w:cs="David"/>
+                <w:rFonts w:cs="David" w:ascii="David" w:hAnsi="David"/>
                 <w:rtl w:val="1"/>
               </w:rPr>
               <w:t>7</w:t>
@@ -985,7 +985,7 @@
             </w:pPr>
             <w:r>
               <w:rPr>
-                <w:rFonts w:ascii="David" w:hAnsi="David" w:cs="David"/>
+                <w:rFonts w:cs="David" w:ascii="David" w:hAnsi="David"/>
                 <w:b/>
                 <w:rtl w:val="1"/>
               </w:rPr>
@@ -1004,7 +1004,7 @@
             </w:pPr>
             <w:r>
               <w:rPr>
-                <w:rFonts w:ascii="David" w:hAnsi="David" w:cs="David"/>
+                <w:rFonts w:cs="David" w:ascii="David" w:hAnsi="David"/>
                 <w:rtl w:val="1"/>
               </w:rPr>
               <w:t>רשות חדשה עולה דרך קונפיגורציה, לא דרך פיתוח מחדש.</w:t>
@@ -1024,7 +1024,7 @@
             </w:pPr>
             <w:r>
               <w:rPr>
-                <w:rFonts w:ascii="David" w:hAnsi="David" w:cs="David"/>
+                <w:rFonts w:cs="David" w:ascii="David" w:hAnsi="David"/>
                 <w:rtl w:val="1"/>
               </w:rPr>
               <w:t>8</w:t>
@@ -1042,7 +1042,7 @@
             </w:pPr>
             <w:r>
               <w:rPr>
-                <w:rFonts w:ascii="David" w:hAnsi="David" w:cs="David"/>
+                <w:rFonts w:cs="David" w:ascii="David" w:hAnsi="David"/>
                 <w:b/>
                 <w:rtl w:val="1"/>
               </w:rPr>
@@ -1061,7 +1061,7 @@
             </w:pPr>
             <w:r>
               <w:rPr>
-                <w:rFonts w:ascii="David" w:hAnsi="David" w:cs="David"/>
+                <w:rFonts w:cs="David" w:ascii="David" w:hAnsi="David"/>
                 <w:rtl w:val="1"/>
               </w:rPr>
               <w:t>כל תשובה/החלטה ניתנת להסבר ולמעקב (why + source).</w:t>
@@ -1086,7 +1086,7 @@
       </w:pPr>
       <w:r>
         <w:rPr>
-          <w:rFonts w:ascii="David" w:hAnsi="David" w:cs="David"/>
+          <w:rFonts w:cs="David" w:ascii="David" w:hAnsi="David"/>
           <w:rtl w:val="1"/>
         </w:rPr>
         <w:t>2. הבעיה והצורך (מצב קיים)</w:t>
@@ -1099,7 +1099,7 @@
       </w:pPr>
       <w:r>
         <w:rPr>
-          <w:rFonts w:ascii="David" w:hAnsi="David" w:cs="David"/>
+          <w:rFonts w:cs="David" w:ascii="David" w:hAnsi="David"/>
           <w:rtl w:val="1"/>
         </w:rPr>
         <w:t>התהליכים ברשות מנוהלים כיום ידנית או במערכות מנותקות. אין "מקום אחד" לתושב לקבל סטטוס. עומס על המוקד, זמני מענה ארוכים, תהליכים לא אחידים בין מחלקות (הנדסה, גבייה, חינוך, רווחה), ובקשות חוזרות למידע ומסמכים שכבר קיימים ברשות.</w:t>
@@ -1112,7 +1112,7 @@
       </w:pPr>
       <w:r>
         <w:rPr>
-          <w:rFonts w:ascii="David" w:hAnsi="David" w:cs="David"/>
+          <w:rFonts w:cs="David" w:ascii="David" w:hAnsi="David"/>
           <w:b/>
           <w:rtl w:val="1"/>
         </w:rPr>
@@ -1127,7 +1127,7 @@
       </w:pPr>
       <w:r>
         <w:rPr>
-          <w:rFonts w:ascii="David" w:hAnsi="David" w:cs="David"/>
+          <w:rFonts w:cs="David" w:ascii="David" w:hAnsi="David"/>
           <w:b/>
           <w:rtl w:val="1"/>
         </w:rPr>
@@ -1135,7 +1135,7 @@
       </w:r>
       <w:r>
         <w:rPr>
-          <w:rFonts w:ascii="David" w:hAnsi="David" w:cs="David"/>
+          <w:rFonts w:cs="David" w:ascii="David" w:hAnsi="David"/>
           <w:rtl w:val="1"/>
         </w:rPr>
         <w:t xml:space="preserve"> — זמינות מוגבלת, עומס גבוה.</w:t>
@@ -1149,7 +1149,7 @@
       </w:pPr>
       <w:r>
         <w:rPr>
-          <w:rFonts w:ascii="David" w:hAnsi="David" w:cs="David"/>
+          <w:rFonts w:cs="David" w:ascii="David" w:hAnsi="David"/>
           <w:b/>
           <w:rtl w:val="1"/>
         </w:rPr>
@@ -1157,7 +1157,7 @@
       </w:r>
       <w:r>
         <w:rPr>
-          <w:rFonts w:ascii="David" w:hAnsi="David" w:cs="David"/>
+          <w:rFonts w:cs="David" w:ascii="David" w:hAnsi="David"/>
           <w:rtl w:val="1"/>
         </w:rPr>
         <w:t xml:space="preserve"> — אין מנגנון אוטומטי לניטור סטטוס תהליך.</w:t>
@@ -1171,7 +1171,7 @@
       </w:pPr>
       <w:r>
         <w:rPr>
-          <w:rFonts w:ascii="David" w:hAnsi="David" w:cs="David"/>
+          <w:rFonts w:cs="David" w:ascii="David" w:hAnsi="David"/>
           <w:b/>
           <w:rtl w:val="1"/>
         </w:rPr>
@@ -1179,7 +1179,7 @@
       </w:r>
       <w:r>
         <w:rPr>
-          <w:rFonts w:ascii="David" w:hAnsi="David" w:cs="David"/>
+          <w:rFonts w:cs="David" w:ascii="David" w:hAnsi="David"/>
           <w:rtl w:val="1"/>
         </w:rPr>
         <w:t xml:space="preserve"> — מסמכים כפולים, מידע לא זמין בזמן אמת.</w:t>
@@ -1193,7 +1193,7 @@
       </w:pPr>
       <w:r>
         <w:rPr>
-          <w:rFonts w:ascii="David" w:hAnsi="David" w:cs="David"/>
+          <w:rFonts w:cs="David" w:ascii="David" w:hAnsi="David"/>
           <w:b/>
           <w:rtl w:val="1"/>
         </w:rPr>
@@ -1201,7 +1201,7 @@
       </w:r>
       <w:r>
         <w:rPr>
-          <w:rFonts w:ascii="David" w:hAnsi="David" w:cs="David"/>
+          <w:rFonts w:cs="David" w:ascii="David" w:hAnsi="David"/>
           <w:rtl w:val="1"/>
         </w:rPr>
         <w:t xml:space="preserve"> — אין למידה מהיסטוריה, זיהוי חוסמים או דפוסים.</w:t>
@@ -1215,7 +1215,7 @@
       </w:pPr>
       <w:r>
         <w:rPr>
-          <w:rFonts w:ascii="David" w:hAnsi="David" w:cs="David"/>
+          <w:rFonts w:cs="David" w:ascii="David" w:hAnsi="David"/>
           <w:b/>
           <w:rtl w:val="1"/>
         </w:rPr>
@@ -1223,7 +1223,7 @@
       </w:r>
       <w:r>
         <w:rPr>
-          <w:rFonts w:ascii="David" w:hAnsi="David" w:cs="David"/>
+          <w:rFonts w:cs="David" w:ascii="David" w:hAnsi="David"/>
           <w:rtl w:val="1"/>
         </w:rPr>
         <w:t xml:space="preserve"> — במיוחד בשעות ובתקופות עומס.</w:t>
@@ -1244,7 +1244,7 @@
       </w:pPr>
       <w:r>
         <w:rPr>
-          <w:rFonts w:ascii="David" w:hAnsi="David" w:cs="David"/>
+          <w:rFonts w:cs="David" w:ascii="David" w:hAnsi="David"/>
           <w:rtl w:val="1"/>
         </w:rPr>
         <w:t>3. תפיסת המוצר — יכולת ליבה אחת</w:t>
@@ -1258,7 +1258,7 @@
       </w:pPr>
       <w:r>
         <w:rPr>
-          <w:rFonts w:ascii="David" w:hAnsi="David" w:cs="David"/>
+          <w:rFonts w:cs="David" w:ascii="David" w:hAnsi="David"/>
           <w:rtl w:val="1"/>
         </w:rPr>
         <w:t>3.1 ההגדרה המדויקת</w:t>
@@ -1271,14 +1271,14 @@
       </w:pPr>
       <w:r>
         <w:rPr>
-          <w:rFonts w:ascii="David" w:hAnsi="David" w:cs="David"/>
+          <w:rFonts w:cs="David" w:ascii="David" w:hAnsi="David"/>
           <w:rtl w:val="1"/>
         </w:rPr>
         <w:t xml:space="preserve">הפלטפורמה מספקת </w:t>
       </w:r>
       <w:r>
         <w:rPr>
-          <w:rFonts w:ascii="David" w:hAnsi="David" w:cs="David"/>
+          <w:rFonts w:cs="David" w:ascii="David" w:hAnsi="David"/>
           <w:b/>
           <w:rtl w:val="1"/>
         </w:rPr>
@@ -1286,7 +1286,7 @@
       </w:r>
       <w:r>
         <w:rPr>
-          <w:rFonts w:ascii="David" w:hAnsi="David" w:cs="David"/>
+          <w:rFonts w:cs="David" w:ascii="David" w:hAnsi="David"/>
           <w:rtl w:val="1"/>
         </w:rPr>
         <w:t>:</w:t>
@@ -1300,7 +1300,7 @@
       </w:pPr>
       <w:r>
         <w:rPr>
-          <w:rFonts w:ascii="David" w:hAnsi="David" w:cs="David"/>
+          <w:rFonts w:cs="David" w:ascii="David" w:hAnsi="David"/>
           <w:b/>
           <w:rtl w:val="1"/>
         </w:rPr>
@@ -1308,7 +1308,7 @@
       </w:r>
       <w:r>
         <w:rPr>
-          <w:rFonts w:ascii="David" w:hAnsi="David" w:cs="David"/>
+          <w:rFonts w:cs="David" w:ascii="David" w:hAnsi="David"/>
           <w:rtl w:val="1"/>
         </w:rPr>
         <w:t xml:space="preserve"> הבנת כוונה בשפה טבעית, ניהול דיאלוג רב-תורי (multi-turn) בכל ערוץ, איסוף/אימות מידע, מענה מבוסס ידע (RAG), והזדהות לפי רגישות.</w:t>
@@ -1322,7 +1322,7 @@
       </w:pPr>
       <w:r>
         <w:rPr>
-          <w:rFonts w:ascii="David" w:hAnsi="David" w:cs="David"/>
+          <w:rFonts w:cs="David" w:ascii="David" w:hAnsi="David"/>
           <w:b/>
           <w:rtl w:val="1"/>
         </w:rPr>
@@ -1330,7 +1330,7 @@
       </w:r>
       <w:r>
         <w:rPr>
-          <w:rFonts w:ascii="David" w:hAnsi="David" w:cs="David"/>
+          <w:rFonts w:cs="David" w:ascii="David" w:hAnsi="David"/>
           <w:rtl w:val="1"/>
         </w:rPr>
         <w:t xml:space="preserve"> תרגום הבקשה לתהליך עסקי (Case), הנעתו דרך שלבים/ועדות/אישורים לפי SLA, ביצוע פעולות במערכות הליבה, ועדכון יזום של התושב עד להחלטה/סיום.</w:t>
@@ -1344,7 +1344,7 @@
       </w:pPr>
       <w:r>
         <w:rPr>
-          <w:rFonts w:ascii="David" w:hAnsi="David" w:cs="David"/>
+          <w:rFonts w:cs="David" w:ascii="David" w:hAnsi="David"/>
           <w:i/>
           <w:rtl w:val="1"/>
         </w:rPr>
@@ -1352,7 +1352,7 @@
       </w:r>
       <w:r>
         <w:rPr>
-          <w:rFonts w:ascii="David" w:hAnsi="David" w:cs="David"/>
+          <w:rFonts w:cs="David" w:ascii="David" w:hAnsi="David"/>
           <w:b/>
           <w:i/>
           <w:rtl w:val="1"/>
@@ -1361,7 +1361,7 @@
       </w:r>
       <w:r>
         <w:rPr>
-          <w:rFonts w:ascii="David" w:hAnsi="David" w:cs="David"/>
+          <w:rFonts w:cs="David" w:ascii="David" w:hAnsi="David"/>
           <w:i/>
           <w:rtl w:val="1"/>
         </w:rPr>
@@ -1376,7 +1376,7 @@
       </w:pPr>
       <w:r>
         <w:rPr>
-          <w:rFonts w:ascii="David" w:hAnsi="David" w:cs="David"/>
+          <w:rFonts w:cs="David" w:ascii="David" w:hAnsi="David"/>
           <w:rtl w:val="1"/>
         </w:rPr>
         <w:t>3.2 מחזור החיים של בקשה (Case Lifecycle)</w:t>
@@ -1384,26 +1384,56 @@
     </w:p>
     <w:p>
       <w:pPr>
-        <w:spacing w:after="0" w:before="0"/>
-      </w:pPr>
-      <w:r>
-        <w:rPr>
-          <w:rFonts w:ascii="Consolas" w:hAnsi="Consolas" w:cs="Consolas"/>
-          <w:sz w:val="16"/>
-        </w:rPr>
-        <w:t>פנייה/יוזמה → זיהוי כוונה → הזדהות (אם נדרש) → פתיחת/איתור Case</w:t>
+        <w:jc w:val="center"/>
+      </w:pPr>
+      <w:r>
+        <w:drawing>
+          <wp:inline xmlns:a="http://schemas.openxmlformats.org/drawingml/2006/main" xmlns:pic="http://schemas.openxmlformats.org/drawingml/2006/picture">
+            <wp:extent cx="5400000" cy="469112"/>
+            <wp:docPr id="1" name="Picture 1"/>
+            <wp:cNvGraphicFramePr>
+              <a:graphicFrameLocks noChangeAspect="1"/>
+            </wp:cNvGraphicFramePr>
+            <a:graphic>
+              <a:graphicData uri="http://schemas.openxmlformats.org/drawingml/2006/picture">
+                <pic:pic>
+                  <pic:nvPicPr>
+                    <pic:cNvPr id="0" name="lifecycle.png"/>
+                    <pic:cNvPicPr/>
+                  </pic:nvPicPr>
+                  <pic:blipFill>
+                    <a:blip r:embed="rId9"/>
+                    <a:stretch>
+                      <a:fillRect/>
+                    </a:stretch>
+                  </pic:blipFill>
+                  <pic:spPr>
+                    <a:xfrm>
+                      <a:off x="0" y="0"/>
+                      <a:ext cx="5400000" cy="469112"/>
+                    </a:xfrm>
+                    <a:prstGeom prst="rect"/>
+                  </pic:spPr>
+                </pic:pic>
+              </a:graphicData>
+            </a:graphic>
+          </wp:inline>
+        </w:drawing>
       </w:r>
     </w:p>
     <w:p>
       <w:pPr>
-        <w:spacing w:after="0" w:before="0"/>
-      </w:pPr>
-      <w:r>
-        <w:rPr>
-          <w:rFonts w:ascii="Consolas" w:hAnsi="Consolas" w:cs="Consolas"/>
-          <w:sz w:val="16"/>
-        </w:rPr>
-        <w:t xml:space="preserve">   → איסוף מידע חסר (Ask-Once מדלג על מה שקיים) → ביצוע/ניתוב לתהליך</w:t>
+        <w:bidi/>
+        <w:jc w:val="center"/>
+      </w:pPr>
+      <w:r>
+        <w:rPr>
+          <w:rFonts w:cs="David" w:ascii="David" w:hAnsi="David"/>
+          <w:i/>
+          <w:sz w:val="18"/>
+          <w:rtl w:val="1"/>
+        </w:rPr>
+        <w:t>מחזור חיי בקשה: אותו מסלול לכל תרחיש — מפנייה, דרך Ask-Once ו-BPM, ועד החלטה, עדכון יזום ולמידה.</w:t>
       </w:r>
     </w:p>
     <w:p>
@@ -1412,10 +1442,10 @@
       </w:pPr>
       <w:r>
         <w:rPr>
-          <w:rFonts w:ascii="Consolas" w:hAnsi="Consolas" w:cs="Consolas"/>
+          <w:rFonts w:cs="Consolas" w:ascii="Consolas" w:hAnsi="Consolas"/>
           <w:sz w:val="16"/>
         </w:rPr>
-        <w:t xml:space="preserve">   → מעבר בין שלבים/ועדות (BPM) → החלטה/אישור → עדכון יזום לתושב</w:t>
+        <w:t>פנייה/יוזמה → זיהוי כוונה → הזדהות (אם נדרש) → פתיחת/איתור Case</w:t>
       </w:r>
     </w:p>
     <w:p>
@@ -1424,7 +1454,31 @@
       </w:pPr>
       <w:r>
         <w:rPr>
-          <w:rFonts w:ascii="Consolas" w:hAnsi="Consolas" w:cs="Consolas"/>
+          <w:rFonts w:cs="Consolas" w:ascii="Consolas" w:hAnsi="Consolas"/>
+          <w:sz w:val="16"/>
+        </w:rPr>
+        <w:t xml:space="preserve">   → איסוף מידע חסר (Ask-Once מדלג על מה שקיים) → ביצוע/ניתוב לתהליך</w:t>
+      </w:r>
+    </w:p>
+    <w:p>
+      <w:pPr>
+        <w:spacing w:after="0" w:before="0"/>
+      </w:pPr>
+      <w:r>
+        <w:rPr>
+          <w:rFonts w:cs="Consolas" w:ascii="Consolas" w:hAnsi="Consolas"/>
+          <w:sz w:val="16"/>
+        </w:rPr>
+        <w:t xml:space="preserve">   → מעבר בין שלבים/ועדות (BPM) → החלטה/אישור → עדכון יזום לתושב</w:t>
+      </w:r>
+    </w:p>
+    <w:p>
+      <w:pPr>
+        <w:spacing w:after="0" w:before="0"/>
+      </w:pPr>
+      <w:r>
+        <w:rPr>
+          <w:rFonts w:cs="Consolas" w:ascii="Consolas" w:hAnsi="Consolas"/>
           <w:sz w:val="16"/>
         </w:rPr>
         <w:t xml:space="preserve">   → סגירה + מדידת שביעות רצון + למידה</w:t>
@@ -1445,10 +1499,118 @@
       </w:pPr>
       <w:r>
         <w:rPr>
-          <w:rFonts w:ascii="David" w:hAnsi="David" w:cs="David"/>
+          <w:rFonts w:cs="David" w:ascii="David" w:hAnsi="David"/>
           <w:rtl w:val="1"/>
         </w:rPr>
         <w:t>4. ארכיטקטורת-על</w:t>
+      </w:r>
+    </w:p>
+    <w:p>
+      <w:pPr>
+        <w:jc w:val="center"/>
+      </w:pPr>
+      <w:r>
+        <w:drawing>
+          <wp:inline xmlns:a="http://schemas.openxmlformats.org/drawingml/2006/main" xmlns:pic="http://schemas.openxmlformats.org/drawingml/2006/picture">
+            <wp:extent cx="5400000" cy="3820656"/>
+            <wp:docPr id="2" name="Picture 2"/>
+            <wp:cNvGraphicFramePr>
+              <a:graphicFrameLocks noChangeAspect="1"/>
+            </wp:cNvGraphicFramePr>
+            <a:graphic>
+              <a:graphicData uri="http://schemas.openxmlformats.org/drawingml/2006/picture">
+                <pic:pic>
+                  <pic:nvPicPr>
+                    <pic:cNvPr id="0" name="arch.png"/>
+                    <pic:cNvPicPr/>
+                  </pic:nvPicPr>
+                  <pic:blipFill>
+                    <a:blip r:embed="rId10"/>
+                    <a:stretch>
+                      <a:fillRect/>
+                    </a:stretch>
+                  </pic:blipFill>
+                  <pic:spPr>
+                    <a:xfrm>
+                      <a:off x="0" y="0"/>
+                      <a:ext cx="5400000" cy="3820656"/>
+                    </a:xfrm>
+                    <a:prstGeom prst="rect"/>
+                  </pic:spPr>
+                </pic:pic>
+              </a:graphicData>
+            </a:graphic>
+          </wp:inline>
+        </w:drawing>
+      </w:r>
+    </w:p>
+    <w:p>
+      <w:pPr>
+        <w:bidi/>
+        <w:jc w:val="center"/>
+      </w:pPr>
+      <w:r>
+        <w:rPr>
+          <w:rFonts w:cs="David" w:ascii="David" w:hAnsi="David"/>
+          <w:i/>
+          <w:sz w:val="18"/>
+          <w:rtl w:val="1"/>
+        </w:rPr>
+        <w:t>ארכיטקטורת-על: ערוצים → ליבת AI אגנוסטית (Tenant-aware) → שכבת אינטגרציה → מערכות רשומה.</w:t>
+      </w:r>
+    </w:p>
+    <w:p>
+      <w:pPr>
+        <w:jc w:val="center"/>
+      </w:pPr>
+      <w:r>
+        <w:drawing>
+          <wp:inline xmlns:a="http://schemas.openxmlformats.org/drawingml/2006/main" xmlns:pic="http://schemas.openxmlformats.org/drawingml/2006/picture">
+            <wp:extent cx="5400000" cy="2616602"/>
+            <wp:docPr id="3" name="Picture 3"/>
+            <wp:cNvGraphicFramePr>
+              <a:graphicFrameLocks noChangeAspect="1"/>
+            </wp:cNvGraphicFramePr>
+            <a:graphic>
+              <a:graphicData uri="http://schemas.openxmlformats.org/drawingml/2006/picture">
+                <pic:pic>
+                  <pic:nvPicPr>
+                    <pic:cNvPr id="0" name="omni.png"/>
+                    <pic:cNvPicPr/>
+                  </pic:nvPicPr>
+                  <pic:blipFill>
+                    <a:blip r:embed="rId11"/>
+                    <a:stretch>
+                      <a:fillRect/>
+                    </a:stretch>
+                  </pic:blipFill>
+                  <pic:spPr>
+                    <a:xfrm>
+                      <a:off x="0" y="0"/>
+                      <a:ext cx="5400000" cy="2616602"/>
+                    </a:xfrm>
+                    <a:prstGeom prst="rect"/>
+                  </pic:spPr>
+                </pic:pic>
+              </a:graphicData>
+            </a:graphic>
+          </wp:inline>
+        </w:drawing>
+      </w:r>
+    </w:p>
+    <w:p>
+      <w:pPr>
+        <w:bidi/>
+        <w:jc w:val="center"/>
+      </w:pPr>
+      <w:r>
+        <w:rPr>
+          <w:rFonts w:cs="David" w:ascii="David" w:hAnsi="David"/>
+          <w:i/>
+          <w:sz w:val="18"/>
+          <w:rtl w:val="1"/>
+        </w:rPr>
+        <w:t>Omni-channel: ערוץ אחד לתושב, מנוע אחד מאחור — אותה הבנה, אותו תיק, אותו תהליך בכל נקודת מגע.</w:t>
       </w:r>
     </w:p>
     <w:p>
@@ -1459,7 +1621,7 @@
       </w:pPr>
       <w:r>
         <w:rPr>
-          <w:rFonts w:ascii="David" w:hAnsi="David" w:cs="David"/>
+          <w:rFonts w:cs="David" w:ascii="David" w:hAnsi="David"/>
           <w:rtl w:val="1"/>
         </w:rPr>
         <w:t>4.1 שכבות</w:t>
@@ -1471,7 +1633,7 @@
       </w:pPr>
       <w:r>
         <w:rPr>
-          <w:rFonts w:ascii="Consolas" w:hAnsi="Consolas" w:cs="Consolas"/>
+          <w:rFonts w:cs="Consolas" w:ascii="Consolas" w:hAnsi="Consolas"/>
           <w:sz w:val="16"/>
         </w:rPr>
         <w:t>┌─────────────────────────────────────────────────────────────┐</w:t>
@@ -1483,7 +1645,7 @@
       </w:pPr>
       <w:r>
         <w:rPr>
-          <w:rFonts w:ascii="Consolas" w:hAnsi="Consolas" w:cs="Consolas"/>
+          <w:rFonts w:cs="Consolas" w:ascii="Consolas" w:hAnsi="Consolas"/>
           <w:sz w:val="16"/>
         </w:rPr>
         <w:t>│  ערוצים (Omni-channel):  קול/IVR · WhatsApp · Web/App Chat · Email/SMS │</w:t>
@@ -1495,7 +1657,7 @@
       </w:pPr>
       <w:r>
         <w:rPr>
-          <w:rFonts w:ascii="Consolas" w:hAnsi="Consolas" w:cs="Consolas"/>
+          <w:rFonts w:cs="Consolas" w:ascii="Consolas" w:hAnsi="Consolas"/>
           <w:sz w:val="16"/>
         </w:rPr>
         <w:t>├─────────────────────────────────────────────────────────────┤</w:t>
@@ -1507,7 +1669,7 @@
       </w:pPr>
       <w:r>
         <w:rPr>
-          <w:rFonts w:ascii="Consolas" w:hAnsi="Consolas" w:cs="Consolas"/>
+          <w:rFonts w:cs="Consolas" w:ascii="Consolas" w:hAnsi="Consolas"/>
           <w:sz w:val="16"/>
         </w:rPr>
         <w:t>│  שכבת AI — הליבה האגנוסטית (Tenant-aware)                     │</w:t>
@@ -1519,7 +1681,7 @@
       </w:pPr>
       <w:r>
         <w:rPr>
-          <w:rFonts w:ascii="Consolas" w:hAnsi="Consolas" w:cs="Consolas"/>
+          <w:rFonts w:cs="Consolas" w:ascii="Consolas" w:hAnsi="Consolas"/>
           <w:sz w:val="16"/>
         </w:rPr>
         <w:t>│  ┌───────────┬───────────────┬───────────────┬─────────────┐ │</w:t>
@@ -1531,7 +1693,7 @@
       </w:pPr>
       <w:r>
         <w:rPr>
-          <w:rFonts w:ascii="Consolas" w:hAnsi="Consolas" w:cs="Consolas"/>
+          <w:rFonts w:cs="Consolas" w:ascii="Consolas" w:hAnsi="Consolas"/>
           <w:sz w:val="16"/>
         </w:rPr>
         <w:t>│  │ NLU עברית │ Dialog/Orchestr│ RAG + Knowledge│ Guardrails  │ │</w:t>
@@ -1543,7 +1705,7 @@
       </w:pPr>
       <w:r>
         <w:rPr>
-          <w:rFonts w:ascii="Consolas" w:hAnsi="Consolas" w:cs="Consolas"/>
+          <w:rFonts w:cs="Consolas" w:ascii="Consolas" w:hAnsi="Consolas"/>
           <w:sz w:val="16"/>
         </w:rPr>
         <w:t>│  ├───────────┼───────────────┼───────────────┼─────────────┤ │</w:t>
@@ -1555,7 +1717,7 @@
       </w:pPr>
       <w:r>
         <w:rPr>
-          <w:rFonts w:ascii="Consolas" w:hAnsi="Consolas" w:cs="Consolas"/>
+          <w:rFonts w:cs="Consolas" w:ascii="Consolas" w:hAnsi="Consolas"/>
           <w:sz w:val="16"/>
         </w:rPr>
         <w:t>│  │ Identity  │ Case/BPM Engine│ Ask-Once Fabric│ Proactive   │ │</w:t>
@@ -1567,7 +1729,7 @@
       </w:pPr>
       <w:r>
         <w:rPr>
-          <w:rFonts w:ascii="Consolas" w:hAnsi="Consolas" w:cs="Consolas"/>
+          <w:rFonts w:cs="Consolas" w:ascii="Consolas" w:hAnsi="Consolas"/>
           <w:sz w:val="16"/>
         </w:rPr>
         <w:t>│  ├───────────┴───────────────┴───────────────┴─────────────┤ │</w:t>
@@ -1579,7 +1741,7 @@
       </w:pPr>
       <w:r>
         <w:rPr>
-          <w:rFonts w:ascii="Consolas" w:hAnsi="Consolas" w:cs="Consolas"/>
+          <w:rFonts w:cs="Consolas" w:ascii="Consolas" w:hAnsi="Consolas"/>
           <w:sz w:val="16"/>
         </w:rPr>
         <w:t>│  │ Action/Tool Layer · Learning Loop · Analytics/Predictive │ │</w:t>
@@ -1591,7 +1753,7 @@
       </w:pPr>
       <w:r>
         <w:rPr>
-          <w:rFonts w:ascii="Consolas" w:hAnsi="Consolas" w:cs="Consolas"/>
+          <w:rFonts w:cs="Consolas" w:ascii="Consolas" w:hAnsi="Consolas"/>
           <w:sz w:val="16"/>
         </w:rPr>
         <w:t>│  └───────────────────────────────────────────────────────────┘</w:t>
@@ -1603,7 +1765,7 @@
       </w:pPr>
       <w:r>
         <w:rPr>
-          <w:rFonts w:ascii="Consolas" w:hAnsi="Consolas" w:cs="Consolas"/>
+          <w:rFonts w:cs="Consolas" w:ascii="Consolas" w:hAnsi="Consolas"/>
           <w:sz w:val="16"/>
         </w:rPr>
         <w:t>├─────────────────────────────────────────────────────────────┤</w:t>
@@ -1615,7 +1777,7 @@
       </w:pPr>
       <w:r>
         <w:rPr>
-          <w:rFonts w:ascii="Consolas" w:hAnsi="Consolas" w:cs="Consolas"/>
+          <w:rFonts w:cs="Consolas" w:ascii="Consolas" w:hAnsi="Consolas"/>
           <w:sz w:val="16"/>
         </w:rPr>
         <w:t>│  שכבת אינטגרציה (Integration Bus):  Mulesoft / Workato        │</w:t>
@@ -1627,7 +1789,7 @@
       </w:pPr>
       <w:r>
         <w:rPr>
-          <w:rFonts w:ascii="Consolas" w:hAnsi="Consolas" w:cs="Consolas"/>
+          <w:rFonts w:cs="Consolas" w:ascii="Consolas" w:hAnsi="Consolas"/>
           <w:sz w:val="16"/>
         </w:rPr>
         <w:t>│     REST/SOAP · Webhooks · OAuth 2.0 · Audit Trail            │</w:t>
@@ -1639,7 +1801,7 @@
       </w:pPr>
       <w:r>
         <w:rPr>
-          <w:rFonts w:ascii="Consolas" w:hAnsi="Consolas" w:cs="Consolas"/>
+          <w:rFonts w:cs="Consolas" w:ascii="Consolas" w:hAnsi="Consolas"/>
           <w:sz w:val="16"/>
         </w:rPr>
         <w:t>├─────────────────────────────────────────────────────────────┤</w:t>
@@ -1651,7 +1813,7 @@
       </w:pPr>
       <w:r>
         <w:rPr>
-          <w:rFonts w:ascii="Consolas" w:hAnsi="Consolas" w:cs="Consolas"/>
+          <w:rFonts w:cs="Consolas" w:ascii="Consolas" w:hAnsi="Consolas"/>
           <w:sz w:val="16"/>
         </w:rPr>
         <w:t>│  מערכות רשומה (Systems of Record):                            │</w:t>
@@ -1663,7 +1825,7 @@
       </w:pPr>
       <w:r>
         <w:rPr>
-          <w:rFonts w:ascii="Consolas" w:hAnsi="Consolas" w:cs="Consolas"/>
+          <w:rFonts w:cs="Consolas" w:ascii="Consolas" w:hAnsi="Consolas"/>
           <w:sz w:val="16"/>
         </w:rPr>
         <w:t>│   Salesforce (Service Cloud/PSS · Data Cloud) · מערכת גבייה · │</w:t>
@@ -1675,7 +1837,7 @@
       </w:pPr>
       <w:r>
         <w:rPr>
-          <w:rFonts w:ascii="Consolas" w:hAnsi="Consolas" w:cs="Consolas"/>
+          <w:rFonts w:cs="Consolas" w:ascii="Consolas" w:hAnsi="Consolas"/>
           <w:sz w:val="16"/>
         </w:rPr>
         <w:t>│   GIS/הנדסה · מערכות חינוך/רווחה · DMS · הזדהות לאומית         │</w:t>
@@ -1687,7 +1849,7 @@
       </w:pPr>
       <w:r>
         <w:rPr>
-          <w:rFonts w:ascii="Consolas" w:hAnsi="Consolas" w:cs="Consolas"/>
+          <w:rFonts w:cs="Consolas" w:ascii="Consolas" w:hAnsi="Consolas"/>
           <w:sz w:val="16"/>
         </w:rPr>
         <w:t>└─────────────────────────────────────────────────────────────┘</w:t>
@@ -1701,7 +1863,7 @@
       </w:pPr>
       <w:r>
         <w:rPr>
-          <w:rFonts w:ascii="David" w:hAnsi="David" w:cs="David"/>
+          <w:rFonts w:cs="David" w:ascii="David" w:hAnsi="David"/>
           <w:rtl w:val="1"/>
         </w:rPr>
         <w:t>4.2 מיפוי טכנולוגי (מימוש מומלץ לרשות עם Salesforce)</w:t>
@@ -1732,7 +1894,7 @@
             </w:pPr>
             <w:r>
               <w:rPr>
-                <w:rFonts w:ascii="David" w:hAnsi="David" w:cs="David"/>
+                <w:rFonts w:cs="David" w:ascii="David" w:hAnsi="David"/>
                 <w:b/>
                 <w:rtl w:val="1"/>
               </w:rPr>
@@ -1752,7 +1914,7 @@
             </w:pPr>
             <w:r>
               <w:rPr>
-                <w:rFonts w:ascii="David" w:hAnsi="David" w:cs="David"/>
+                <w:rFonts w:cs="David" w:ascii="David" w:hAnsi="David"/>
                 <w:b/>
                 <w:rtl w:val="1"/>
               </w:rPr>
@@ -1772,7 +1934,7 @@
             </w:pPr>
             <w:r>
               <w:rPr>
-                <w:rFonts w:ascii="David" w:hAnsi="David" w:cs="David"/>
+                <w:rFonts w:cs="David" w:ascii="David" w:hAnsi="David"/>
                 <w:b/>
                 <w:rtl w:val="1"/>
               </w:rPr>
@@ -1793,7 +1955,7 @@
             </w:pPr>
             <w:r>
               <w:rPr>
-                <w:rFonts w:ascii="David" w:hAnsi="David" w:cs="David"/>
+                <w:rFonts w:cs="David" w:ascii="David" w:hAnsi="David"/>
                 <w:rtl w:val="1"/>
               </w:rPr>
               <w:t>מנוע סוכן שיח</w:t>
@@ -1811,14 +1973,14 @@
             </w:pPr>
             <w:r>
               <w:rPr>
-                <w:rFonts w:ascii="David" w:hAnsi="David" w:cs="David"/>
+                <w:rFonts w:cs="David" w:ascii="David" w:hAnsi="David"/>
                 <w:rtl w:val="1"/>
               </w:rPr>
               <w:t xml:space="preserve">Salesforce </w:t>
             </w:r>
             <w:r>
               <w:rPr>
-                <w:rFonts w:ascii="David" w:hAnsi="David" w:cs="David"/>
+                <w:rFonts w:cs="David" w:ascii="David" w:hAnsi="David"/>
                 <w:b/>
                 <w:rtl w:val="1"/>
               </w:rPr>
@@ -1826,7 +1988,7 @@
             </w:r>
             <w:r>
               <w:rPr>
-                <w:rFonts w:ascii="David" w:hAnsi="David" w:cs="David"/>
+                <w:rFonts w:cs="David" w:ascii="David" w:hAnsi="David"/>
                 <w:rtl w:val="1"/>
               </w:rPr>
               <w:t xml:space="preserve"> / Einstein Copilot</w:t>
@@ -1844,7 +2006,7 @@
             </w:pPr>
             <w:r>
               <w:rPr>
-                <w:rFonts w:ascii="David" w:hAnsi="David" w:cs="David"/>
+                <w:rFonts w:cs="David" w:ascii="David" w:hAnsi="David"/>
                 <w:rtl w:val="1"/>
               </w:rPr>
               <w:t>מנוע LLM עם orchestration (למשל שכבת שירות Node על גבי ה-repo הקיים)</w:t>
@@ -1864,7 +2026,7 @@
             </w:pPr>
             <w:r>
               <w:rPr>
-                <w:rFonts w:ascii="David" w:hAnsi="David" w:cs="David"/>
+                <w:rFonts w:cs="David" w:ascii="David" w:hAnsi="David"/>
                 <w:rtl w:val="1"/>
               </w:rPr>
               <w:t>תהליכים (BPM-AI)</w:t>
@@ -1882,7 +2044,7 @@
             </w:pPr>
             <w:r>
               <w:rPr>
-                <w:rFonts w:ascii="David" w:hAnsi="David" w:cs="David"/>
+                <w:rFonts w:cs="David" w:ascii="David" w:hAnsi="David"/>
                 <w:b/>
                 <w:rtl w:val="1"/>
               </w:rPr>
@@ -1901,7 +2063,7 @@
             </w:pPr>
             <w:r>
               <w:rPr>
-                <w:rFonts w:ascii="David" w:hAnsi="David" w:cs="David"/>
+                <w:rFonts w:cs="David" w:ascii="David" w:hAnsi="David"/>
                 <w:rtl w:val="1"/>
               </w:rPr>
               <w:t>מנוע BPM חיצוני (Camunda/Temporal)</w:t>
@@ -1921,7 +2083,7 @@
             </w:pPr>
             <w:r>
               <w:rPr>
-                <w:rFonts w:ascii="David" w:hAnsi="David" w:cs="David"/>
+                <w:rFonts w:cs="David" w:ascii="David" w:hAnsi="David"/>
                 <w:rtl w:val="1"/>
               </w:rPr>
               <w:t>תיק 360° / Ask-Once</w:t>
@@ -1939,7 +2101,7 @@
             </w:pPr>
             <w:r>
               <w:rPr>
-                <w:rFonts w:ascii="David" w:hAnsi="David" w:cs="David"/>
+                <w:rFonts w:cs="David" w:ascii="David" w:hAnsi="David"/>
                 <w:b/>
                 <w:rtl w:val="1"/>
               </w:rPr>
@@ -1958,7 +2120,7 @@
             </w:pPr>
             <w:r>
               <w:rPr>
-                <w:rFonts w:ascii="David" w:hAnsi="David" w:cs="David"/>
+                <w:rFonts w:cs="David" w:ascii="David" w:hAnsi="David"/>
                 <w:rtl w:val="1"/>
               </w:rPr>
               <w:t>Data fabric/Feature store</w:t>
@@ -1978,7 +2140,7 @@
             </w:pPr>
             <w:r>
               <w:rPr>
-                <w:rFonts w:ascii="David" w:hAnsi="David" w:cs="David"/>
+                <w:rFonts w:cs="David" w:ascii="David" w:hAnsi="David"/>
                 <w:rtl w:val="1"/>
               </w:rPr>
               <w:t>אינטגרציה</w:t>
@@ -1996,7 +2158,7 @@
             </w:pPr>
             <w:r>
               <w:rPr>
-                <w:rFonts w:ascii="David" w:hAnsi="David" w:cs="David"/>
+                <w:rFonts w:cs="David" w:ascii="David" w:hAnsi="David"/>
                 <w:b/>
                 <w:rtl w:val="1"/>
               </w:rPr>
@@ -2015,7 +2177,7 @@
             </w:pPr>
             <w:r>
               <w:rPr>
-                <w:rFonts w:ascii="David" w:hAnsi="David" w:cs="David"/>
+                <w:rFonts w:cs="David" w:ascii="David" w:hAnsi="David"/>
                 <w:rtl w:val="1"/>
               </w:rPr>
               <w:t>API Gateway + iPaaS</w:t>
@@ -2035,7 +2197,7 @@
             </w:pPr>
             <w:r>
               <w:rPr>
-                <w:rFonts w:ascii="David" w:hAnsi="David" w:cs="David"/>
+                <w:rFonts w:cs="David" w:ascii="David" w:hAnsi="David"/>
                 <w:rtl w:val="1"/>
               </w:rPr>
               <w:t>אנליטיקה</w:t>
@@ -2053,7 +2215,7 @@
             </w:pPr>
             <w:r>
               <w:rPr>
-                <w:rFonts w:ascii="David" w:hAnsi="David" w:cs="David"/>
+                <w:rFonts w:cs="David" w:ascii="David" w:hAnsi="David"/>
                 <w:b/>
                 <w:rtl w:val="1"/>
               </w:rPr>
@@ -2072,7 +2234,7 @@
             </w:pPr>
             <w:r>
               <w:rPr>
-                <w:rFonts w:ascii="David" w:hAnsi="David" w:cs="David"/>
+                <w:rFonts w:cs="David" w:ascii="David" w:hAnsi="David"/>
                 <w:rtl w:val="1"/>
               </w:rPr>
               <w:t>כל BI</w:t>
@@ -2092,7 +2254,7 @@
             </w:pPr>
             <w:r>
               <w:rPr>
-                <w:rFonts w:ascii="David" w:hAnsi="David" w:cs="David"/>
+                <w:rFonts w:cs="David" w:ascii="David" w:hAnsi="David"/>
                 <w:rtl w:val="1"/>
               </w:rPr>
               <w:t>אבטחה</w:t>
@@ -2110,7 +2272,7 @@
             </w:pPr>
             <w:r>
               <w:rPr>
-                <w:rFonts w:ascii="David" w:hAnsi="David" w:cs="David"/>
+                <w:rFonts w:cs="David" w:ascii="David" w:hAnsi="David"/>
                 <w:b/>
                 <w:rtl w:val="1"/>
               </w:rPr>
@@ -2129,7 +2291,7 @@
             </w:pPr>
             <w:r>
               <w:rPr>
-                <w:rFonts w:ascii="David" w:hAnsi="David" w:cs="David"/>
+                <w:rFonts w:cs="David" w:ascii="David" w:hAnsi="David"/>
                 <w:rtl w:val="1"/>
               </w:rPr>
               <w:t>KMS + SIEM</w:t>
@@ -2147,7 +2309,7 @@
       </w:pPr>
       <w:r>
         <w:rPr>
-          <w:rFonts w:ascii="David" w:hAnsi="David" w:cs="David"/>
+          <w:rFonts w:cs="David" w:ascii="David" w:hAnsi="David"/>
           <w:b/>
           <w:i/>
           <w:rtl w:val="1"/>
@@ -2156,7 +2318,7 @@
       </w:r>
       <w:r>
         <w:rPr>
-          <w:rFonts w:ascii="David" w:hAnsi="David" w:cs="David"/>
+          <w:rFonts w:cs="David" w:ascii="David" w:hAnsi="David"/>
           <w:i/>
           <w:rtl w:val="1"/>
         </w:rPr>
@@ -2178,7 +2340,7 @@
       </w:pPr>
       <w:r>
         <w:rPr>
-          <w:rFonts w:ascii="David" w:hAnsi="David" w:cs="David"/>
+          <w:rFonts w:cs="David" w:ascii="David" w:hAnsi="David"/>
           <w:rtl w:val="1"/>
         </w:rPr>
         <w:t>5. רכיבי ה-AI של הליבה (Component Spec)</w:t>
@@ -2191,7 +2353,7 @@
       </w:pPr>
       <w:r>
         <w:rPr>
-          <w:rFonts w:ascii="David" w:hAnsi="David" w:cs="David"/>
+          <w:rFonts w:cs="David" w:ascii="David" w:hAnsi="David"/>
           <w:rtl w:val="1"/>
         </w:rPr>
         <w:t>לכל רכיב: תפקיד, קלט/פלט, טכנולוגיה, והערות מימוש.</w:t>
@@ -2205,7 +2367,7 @@
       </w:pPr>
       <w:r>
         <w:rPr>
-          <w:rFonts w:ascii="David" w:hAnsi="David" w:cs="David"/>
+          <w:rFonts w:cs="David" w:ascii="David" w:hAnsi="David"/>
           <w:rtl w:val="1"/>
         </w:rPr>
         <w:t>5.1 Omni-Channel Gateway</w:t>
@@ -2219,7 +2381,7 @@
       </w:pPr>
       <w:r>
         <w:rPr>
-          <w:rFonts w:ascii="David" w:hAnsi="David" w:cs="David"/>
+          <w:rFonts w:cs="David" w:ascii="David" w:hAnsi="David"/>
           <w:b/>
           <w:rtl w:val="1"/>
         </w:rPr>
@@ -2227,7 +2389,7 @@
       </w:r>
       <w:r>
         <w:rPr>
-          <w:rFonts w:ascii="David" w:hAnsi="David" w:cs="David"/>
+          <w:rFonts w:cs="David" w:ascii="David" w:hAnsi="David"/>
           <w:rtl w:val="1"/>
         </w:rPr>
         <w:t xml:space="preserve"> נרמול כל ערוץ (קול→טקסט, WhatsApp, web, mail) לפורמט הודעה אחיד + החזרה בערוץ המקורי, כולל המשכיות שיח בין ערוצים (session continuity).</w:t>
@@ -2241,7 +2403,7 @@
       </w:pPr>
       <w:r>
         <w:rPr>
-          <w:rFonts w:ascii="David" w:hAnsi="David" w:cs="David"/>
+          <w:rFonts w:cs="David" w:ascii="David" w:hAnsi="David"/>
           <w:b/>
           <w:rtl w:val="1"/>
         </w:rPr>
@@ -2249,7 +2411,7 @@
       </w:r>
       <w:r>
         <w:rPr>
-          <w:rFonts w:ascii="David" w:hAnsi="David" w:cs="David"/>
+          <w:rFonts w:cs="David" w:ascii="David" w:hAnsi="David"/>
           <w:rtl w:val="1"/>
         </w:rPr>
         <w:t xml:space="preserve"> STT/TTS עברית (Speech-to-Text / Text-to-Speech), זיהוי דובר, ניהול הפרעות (barge-in), fallback לנציג אנושי.</w:t>
@@ -2263,7 +2425,7 @@
       </w:pPr>
       <w:r>
         <w:rPr>
-          <w:rFonts w:ascii="David" w:hAnsi="David" w:cs="David"/>
+          <w:rFonts w:cs="David" w:ascii="David" w:hAnsi="David"/>
           <w:b/>
           <w:rtl w:val="1"/>
         </w:rPr>
@@ -2271,21 +2433,21 @@
       </w:r>
       <w:r>
         <w:rPr>
-          <w:rFonts w:ascii="David" w:hAnsi="David" w:cs="David"/>
+          <w:rFonts w:cs="David" w:ascii="David" w:hAnsi="David"/>
           <w:rtl w:val="1"/>
         </w:rPr>
         <w:t xml:space="preserve"> </w:t>
       </w:r>
       <w:r>
         <w:rPr>
-          <w:rFonts w:ascii="Consolas" w:hAnsi="Consolas" w:cs="Consolas"/>
+          <w:rFonts w:cs="Consolas" w:ascii="Consolas" w:hAnsi="Consolas"/>
           <w:rtl w:val="1"/>
         </w:rPr>
         <w:t>ChannelMessage{tenantId, channel, sessionId, text, attachments, locale, authLevel}</w:t>
       </w:r>
       <w:r>
         <w:rPr>
-          <w:rFonts w:ascii="David" w:hAnsi="David" w:cs="David"/>
+          <w:rFonts w:cs="David" w:ascii="David" w:hAnsi="David"/>
           <w:rtl w:val="1"/>
         </w:rPr>
         <w:t>.</w:t>
@@ -2299,7 +2461,7 @@
       </w:pPr>
       <w:r>
         <w:rPr>
-          <w:rFonts w:ascii="David" w:hAnsi="David" w:cs="David"/>
+          <w:rFonts w:cs="David" w:ascii="David" w:hAnsi="David"/>
           <w:rtl w:val="1"/>
         </w:rPr>
         <w:t>5.2 NLU עברית — הבנת שפה</w:t>
@@ -2313,7 +2475,7 @@
       </w:pPr>
       <w:r>
         <w:rPr>
-          <w:rFonts w:ascii="David" w:hAnsi="David" w:cs="David"/>
+          <w:rFonts w:cs="David" w:ascii="David" w:hAnsi="David"/>
           <w:b/>
           <w:rtl w:val="1"/>
         </w:rPr>
@@ -2321,7 +2483,7 @@
       </w:r>
       <w:r>
         <w:rPr>
-          <w:rFonts w:ascii="David" w:hAnsi="David" w:cs="David"/>
+          <w:rFonts w:cs="David" w:ascii="David" w:hAnsi="David"/>
           <w:rtl w:val="1"/>
         </w:rPr>
         <w:t xml:space="preserve"> — זיהוי כוונת התושב (למשל: "בירור חוב", "מצב בקשת היתר", "עדכון כתובת").</w:t>
@@ -2335,7 +2497,7 @@
       </w:pPr>
       <w:r>
         <w:rPr>
-          <w:rFonts w:ascii="David" w:hAnsi="David" w:cs="David"/>
+          <w:rFonts w:cs="David" w:ascii="David" w:hAnsi="David"/>
           <w:b/>
           <w:rtl w:val="1"/>
         </w:rPr>
@@ -2343,7 +2505,7 @@
       </w:r>
       <w:r>
         <w:rPr>
-          <w:rFonts w:ascii="David" w:hAnsi="David" w:cs="David"/>
+          <w:rFonts w:cs="David" w:ascii="David" w:hAnsi="David"/>
           <w:rtl w:val="1"/>
         </w:rPr>
         <w:t xml:space="preserve"> — מספרי נכס, ת"ז, סכומים, תאריכים, סוג בקשה.</w:t>
@@ -2357,7 +2519,7 @@
       </w:pPr>
       <w:r>
         <w:rPr>
-          <w:rFonts w:ascii="David" w:hAnsi="David" w:cs="David"/>
+          <w:rFonts w:cs="David" w:ascii="David" w:hAnsi="David"/>
           <w:b/>
           <w:rtl w:val="1"/>
         </w:rPr>
@@ -2365,7 +2527,7 @@
       </w:r>
       <w:r>
         <w:rPr>
-          <w:rFonts w:ascii="David" w:hAnsi="David" w:cs="David"/>
+          <w:rFonts w:cs="David" w:ascii="David" w:hAnsi="David"/>
           <w:rtl w:val="1"/>
         </w:rPr>
         <w:t xml:space="preserve"> — זיהוי מצוקה/דחיפות לצורך תיעדוף וניתוב.</w:t>
@@ -2379,7 +2541,7 @@
       </w:pPr>
       <w:r>
         <w:rPr>
-          <w:rFonts w:ascii="David" w:hAnsi="David" w:cs="David"/>
+          <w:rFonts w:cs="David" w:ascii="David" w:hAnsi="David"/>
           <w:b/>
           <w:rtl w:val="1"/>
         </w:rPr>
@@ -2387,7 +2549,7 @@
       </w:r>
       <w:r>
         <w:rPr>
-          <w:rFonts w:ascii="David" w:hAnsi="David" w:cs="David"/>
+          <w:rFonts w:cs="David" w:ascii="David" w:hAnsi="David"/>
           <w:rtl w:val="1"/>
         </w:rPr>
         <w:t xml:space="preserve"> מורפולוגיה עשירה, כתיב מלא/חסר, סלנג, ניב מקומי; תמיכה בערבית לרשויות רלוונטיות.</w:t>
@@ -2401,7 +2563,7 @@
       </w:pPr>
       <w:r>
         <w:rPr>
-          <w:rFonts w:ascii="David" w:hAnsi="David" w:cs="David"/>
+          <w:rFonts w:cs="David" w:ascii="David" w:hAnsi="David"/>
           <w:rtl w:val="1"/>
         </w:rPr>
         <w:t>5.3 Dialog Manager / Conversation Orchestrator</w:t>
@@ -2415,7 +2577,7 @@
       </w:pPr>
       <w:r>
         <w:rPr>
-          <w:rFonts w:ascii="David" w:hAnsi="David" w:cs="David"/>
+          <w:rFonts w:cs="David" w:ascii="David" w:hAnsi="David"/>
           <w:b/>
           <w:rtl w:val="1"/>
         </w:rPr>
@@ -2423,7 +2585,7 @@
       </w:r>
       <w:r>
         <w:rPr>
-          <w:rFonts w:ascii="David" w:hAnsi="David" w:cs="David"/>
+          <w:rFonts w:cs="David" w:ascii="David" w:hAnsi="David"/>
           <w:rtl w:val="1"/>
         </w:rPr>
         <w:t xml:space="preserve"> ניהול הדיאלוג הרב-תורי — מה לשאול, מתי, באיזה סדר; מילוי "טופס וירטואלי" (slot-filling) תוך דילוג על שדות שקיימים ב-Ask-Once.</w:t>
@@ -2437,7 +2599,7 @@
       </w:pPr>
       <w:r>
         <w:rPr>
-          <w:rFonts w:ascii="David" w:hAnsi="David" w:cs="David"/>
+          <w:rFonts w:cs="David" w:ascii="David" w:hAnsi="David"/>
           <w:b/>
           <w:rtl w:val="1"/>
         </w:rPr>
@@ -2445,7 +2607,7 @@
       </w:r>
       <w:r>
         <w:rPr>
-          <w:rFonts w:ascii="David" w:hAnsi="David" w:cs="David"/>
+          <w:rFonts w:cs="David" w:ascii="David" w:hAnsi="David"/>
           <w:rtl w:val="1"/>
         </w:rPr>
         <w:t xml:space="preserve"> בירור, איסוף, אישור, ביצוע, מסירה לאדם.</w:t>
@@ -2459,7 +2621,7 @@
       </w:pPr>
       <w:r>
         <w:rPr>
-          <w:rFonts w:ascii="David" w:hAnsi="David" w:cs="David"/>
+          <w:rFonts w:cs="David" w:ascii="David" w:hAnsi="David"/>
           <w:b/>
           <w:rtl w:val="1"/>
         </w:rPr>
@@ -2467,7 +2629,7 @@
       </w:r>
       <w:r>
         <w:rPr>
-          <w:rFonts w:ascii="David" w:hAnsi="David" w:cs="David"/>
+          <w:rFonts w:cs="David" w:ascii="David" w:hAnsi="David"/>
           <w:rtl w:val="1"/>
         </w:rPr>
         <w:t xml:space="preserve"> נשמר per-session, קשור ל-Case.</w:t>
@@ -2481,7 +2643,7 @@
       </w:pPr>
       <w:r>
         <w:rPr>
-          <w:rFonts w:ascii="David" w:hAnsi="David" w:cs="David"/>
+          <w:rFonts w:cs="David" w:ascii="David" w:hAnsi="David"/>
           <w:rtl w:val="1"/>
         </w:rPr>
         <w:t>5.4 Knowledge &amp; RAG (מנוע ידע)</w:t>
@@ -2495,7 +2657,7 @@
       </w:pPr>
       <w:r>
         <w:rPr>
-          <w:rFonts w:ascii="David" w:hAnsi="David" w:cs="David"/>
+          <w:rFonts w:cs="David" w:ascii="David" w:hAnsi="David"/>
           <w:b/>
           <w:rtl w:val="1"/>
         </w:rPr>
@@ -2503,14 +2665,14 @@
       </w:r>
       <w:r>
         <w:rPr>
-          <w:rFonts w:ascii="David" w:hAnsi="David" w:cs="David"/>
+          <w:rFonts w:cs="David" w:ascii="David" w:hAnsi="David"/>
           <w:rtl w:val="1"/>
         </w:rPr>
         <w:t xml:space="preserve"> מענה מבוסס-מקור על מדיניות, זכאויות, נהלים, שאלות נפוצות — </w:t>
       </w:r>
       <w:r>
         <w:rPr>
-          <w:rFonts w:ascii="David" w:hAnsi="David" w:cs="David"/>
+          <w:rFonts w:cs="David" w:ascii="David" w:hAnsi="David"/>
           <w:b/>
           <w:rtl w:val="1"/>
         </w:rPr>
@@ -2518,7 +2680,7 @@
       </w:r>
       <w:r>
         <w:rPr>
-          <w:rFonts w:ascii="David" w:hAnsi="David" w:cs="David"/>
+          <w:rFonts w:cs="David" w:ascii="David" w:hAnsi="David"/>
           <w:rtl w:val="1"/>
         </w:rPr>
         <w:t xml:space="preserve"> (per-tenant).</w:t>
@@ -2532,7 +2694,7 @@
       </w:pPr>
       <w:r>
         <w:rPr>
-          <w:rFonts w:ascii="David" w:hAnsi="David" w:cs="David"/>
+          <w:rFonts w:cs="David" w:ascii="David" w:hAnsi="David"/>
           <w:b/>
           <w:rtl w:val="1"/>
         </w:rPr>
@@ -2540,7 +2702,7 @@
       </w:r>
       <w:r>
         <w:rPr>
-          <w:rFonts w:ascii="David" w:hAnsi="David" w:cs="David"/>
+          <w:rFonts w:cs="David" w:ascii="David" w:hAnsi="David"/>
           <w:rtl w:val="1"/>
         </w:rPr>
         <w:t xml:space="preserve"> Retrieval-Augmented Generation מעל מאגר מסמכי הרשות (חוקי עזר, נהלים, דפי שירות), עם ציטוט מקור והימנעות מהזיה (grounding).</w:t>
@@ -2554,7 +2716,7 @@
       </w:pPr>
       <w:r>
         <w:rPr>
-          <w:rFonts w:ascii="David" w:hAnsi="David" w:cs="David"/>
+          <w:rFonts w:cs="David" w:ascii="David" w:hAnsi="David"/>
           <w:b/>
           <w:rtl w:val="1"/>
         </w:rPr>
@@ -2562,7 +2724,7 @@
       </w:r>
       <w:r>
         <w:rPr>
-          <w:rFonts w:ascii="David" w:hAnsi="David" w:cs="David"/>
+          <w:rFonts w:cs="David" w:ascii="David" w:hAnsi="David"/>
           <w:rtl w:val="1"/>
         </w:rPr>
         <w:t xml:space="preserve"> עדכון תוכן ע"י הרשות ללא פיתוח (Content Studio).</w:t>
@@ -2576,7 +2738,7 @@
       </w:pPr>
       <w:r>
         <w:rPr>
-          <w:rFonts w:ascii="David" w:hAnsi="David" w:cs="David"/>
+          <w:rFonts w:cs="David" w:ascii="David" w:hAnsi="David"/>
           <w:rtl w:val="1"/>
         </w:rPr>
         <w:t>5.5 Identity &amp; Authorization</w:t>
@@ -2590,7 +2752,7 @@
       </w:pPr>
       <w:r>
         <w:rPr>
-          <w:rFonts w:ascii="David" w:hAnsi="David" w:cs="David"/>
+          <w:rFonts w:cs="David" w:ascii="David" w:hAnsi="David"/>
           <w:b/>
           <w:rtl w:val="1"/>
         </w:rPr>
@@ -2605,14 +2767,14 @@
       </w:pPr>
       <w:r>
         <w:rPr>
-          <w:rFonts w:ascii="Consolas" w:hAnsi="Consolas" w:cs="Consolas"/>
+          <w:rFonts w:cs="Consolas" w:ascii="Consolas" w:hAnsi="Consolas"/>
           <w:rtl w:val="1"/>
         </w:rPr>
         <w:t>anonymous</w:t>
       </w:r>
       <w:r>
         <w:rPr>
-          <w:rFonts w:ascii="David" w:hAnsi="David" w:cs="David"/>
+          <w:rFonts w:cs="David" w:ascii="David" w:hAnsi="David"/>
           <w:rtl w:val="1"/>
         </w:rPr>
         <w:t xml:space="preserve"> — מידע כללי, מדיניות, שעות פתיחה, מצב תהליך ציבורי.</w:t>
@@ -2626,14 +2788,14 @@
       </w:pPr>
       <w:r>
         <w:rPr>
-          <w:rFonts w:ascii="Consolas" w:hAnsi="Consolas" w:cs="Consolas"/>
+          <w:rFonts w:cs="Consolas" w:ascii="Consolas" w:hAnsi="Consolas"/>
           <w:rtl w:val="1"/>
         </w:rPr>
         <w:t>identified</w:t>
       </w:r>
       <w:r>
         <w:rPr>
-          <w:rFonts w:ascii="David" w:hAnsi="David" w:cs="David"/>
+          <w:rFonts w:cs="David" w:ascii="David" w:hAnsi="David"/>
           <w:rtl w:val="1"/>
         </w:rPr>
         <w:t xml:space="preserve"> — הזדהות לאומית (מערך הדיגיטל הממשלתי / הזדהות לאומית) + OTP לפעולות רגישות: גבייה/תשלום, מסמכים אישיים, סטטוס תיק אישי, עדכון פרטים.</w:t>
@@ -2647,7 +2809,7 @@
       </w:pPr>
       <w:r>
         <w:rPr>
-          <w:rFonts w:ascii="David" w:hAnsi="David" w:cs="David"/>
+          <w:rFonts w:cs="David" w:ascii="David" w:hAnsi="David"/>
           <w:b/>
           <w:rtl w:val="1"/>
         </w:rPr>
@@ -2655,7 +2817,7 @@
       </w:r>
       <w:r>
         <w:rPr>
-          <w:rFonts w:ascii="David" w:hAnsi="David" w:cs="David"/>
+          <w:rFonts w:cs="David" w:ascii="David" w:hAnsi="David"/>
           <w:rtl w:val="1"/>
         </w:rPr>
         <w:t xml:space="preserve"> SSO + MFA; escalation אוטומטי לרמת הזדהות גבוהה יותר כשמתבקשת פעולה רגישה.</w:t>
@@ -2669,7 +2831,7 @@
       </w:pPr>
       <w:r>
         <w:rPr>
-          <w:rFonts w:ascii="David" w:hAnsi="David" w:cs="David"/>
+          <w:rFonts w:cs="David" w:ascii="David" w:hAnsi="David"/>
           <w:b/>
           <w:rtl w:val="1"/>
         </w:rPr>
@@ -2677,7 +2839,7 @@
       </w:r>
       <w:r>
         <w:rPr>
-          <w:rFonts w:ascii="David" w:hAnsi="David" w:cs="David"/>
+          <w:rFonts w:cs="David" w:ascii="David" w:hAnsi="David"/>
           <w:rtl w:val="1"/>
         </w:rPr>
         <w:t xml:space="preserve"> הרשאות מבוססות תפקיד לעובדי הרשות (מוקדן, מהנדס, גזבר).</w:t>
@@ -2691,10 +2853,64 @@
       </w:pPr>
       <w:r>
         <w:rPr>
-          <w:rFonts w:ascii="David" w:hAnsi="David" w:cs="David"/>
+          <w:rFonts w:cs="David" w:ascii="David" w:hAnsi="David"/>
           <w:rtl w:val="1"/>
         </w:rPr>
         <w:t>5.6 Ask-Once Data Fabric — תיק תושב 360°</w:t>
+      </w:r>
+    </w:p>
+    <w:p>
+      <w:pPr>
+        <w:jc w:val="center"/>
+      </w:pPr>
+      <w:r>
+        <w:drawing>
+          <wp:inline xmlns:a="http://schemas.openxmlformats.org/drawingml/2006/main" xmlns:pic="http://schemas.openxmlformats.org/drawingml/2006/picture">
+            <wp:extent cx="5400000" cy="2908494"/>
+            <wp:docPr id="4" name="Picture 4"/>
+            <wp:cNvGraphicFramePr>
+              <a:graphicFrameLocks noChangeAspect="1"/>
+            </wp:cNvGraphicFramePr>
+            <a:graphic>
+              <a:graphicData uri="http://schemas.openxmlformats.org/drawingml/2006/picture">
+                <pic:pic>
+                  <pic:nvPicPr>
+                    <pic:cNvPr id="0" name="askonce.png"/>
+                    <pic:cNvPicPr/>
+                  </pic:nvPicPr>
+                  <pic:blipFill>
+                    <a:blip r:embed="rId12"/>
+                    <a:stretch>
+                      <a:fillRect/>
+                    </a:stretch>
+                  </pic:blipFill>
+                  <pic:spPr>
+                    <a:xfrm>
+                      <a:off x="0" y="0"/>
+                      <a:ext cx="5400000" cy="2908494"/>
+                    </a:xfrm>
+                    <a:prstGeom prst="rect"/>
+                  </pic:spPr>
+                </pic:pic>
+              </a:graphicData>
+            </a:graphic>
+          </wp:inline>
+        </w:drawing>
+      </w:r>
+    </w:p>
+    <w:p>
+      <w:pPr>
+        <w:bidi/>
+        <w:jc w:val="center"/>
+      </w:pPr>
+      <w:r>
+        <w:rPr>
+          <w:rFonts w:cs="David" w:ascii="David" w:hAnsi="David"/>
+          <w:i/>
+          <w:sz w:val="18"/>
+          <w:rtl w:val="1"/>
+        </w:rPr>
+        <w:t>Ask-Once: לפני כל שאלה נבדק תיק התושב 360°; מה שקיים נשלף, ורק מה שחסר נשאל.</w:t>
       </w:r>
     </w:p>
     <w:p>
@@ -2705,7 +2921,7 @@
       </w:pPr>
       <w:r>
         <w:rPr>
-          <w:rFonts w:ascii="David" w:hAnsi="David" w:cs="David"/>
+          <w:rFonts w:cs="David" w:ascii="David" w:hAnsi="David"/>
           <w:b/>
           <w:rtl w:val="1"/>
         </w:rPr>
@@ -2713,7 +2929,7 @@
       </w:r>
       <w:r>
         <w:rPr>
-          <w:rFonts w:ascii="David" w:hAnsi="David" w:cs="David"/>
+          <w:rFonts w:cs="David" w:ascii="David" w:hAnsi="David"/>
           <w:rtl w:val="1"/>
         </w:rPr>
         <w:t xml:space="preserve"> מאגר/שכבת גישה מאוחדת (מבוסס Data Cloud) שמאחדת גבייה, חינוך, רווחה, הנדסה ומוקד לכדי תצוגת 360° אחת.</w:t>
@@ -2727,7 +2943,7 @@
       </w:pPr>
       <w:r>
         <w:rPr>
-          <w:rFonts w:ascii="David" w:hAnsi="David" w:cs="David"/>
+          <w:rFonts w:cs="David" w:ascii="David" w:hAnsi="David"/>
           <w:b/>
           <w:rtl w:val="1"/>
         </w:rPr>
@@ -2735,7 +2951,7 @@
       </w:r>
       <w:r>
         <w:rPr>
-          <w:rFonts w:ascii="David" w:hAnsi="David" w:cs="David"/>
+          <w:rFonts w:cs="David" w:ascii="David" w:hAnsi="David"/>
           <w:rtl w:val="1"/>
         </w:rPr>
         <w:t xml:space="preserve"> לפני כל שאלה לתושב — בדיקה אם המידע כבר קיים; אם כן, שליפה במקום בקשה.</w:t>
@@ -2749,7 +2965,7 @@
       </w:pPr>
       <w:r>
         <w:rPr>
-          <w:rFonts w:ascii="David" w:hAnsi="David" w:cs="David"/>
+          <w:rFonts w:cs="David" w:ascii="David" w:hAnsi="David"/>
           <w:b/>
           <w:rtl w:val="1"/>
         </w:rPr>
@@ -2757,7 +2973,7 @@
       </w:r>
       <w:r>
         <w:rPr>
-          <w:rFonts w:ascii="David" w:hAnsi="David" w:cs="David"/>
+          <w:rFonts w:cs="David" w:ascii="David" w:hAnsi="David"/>
           <w:rtl w:val="1"/>
         </w:rPr>
         <w:t xml:space="preserve"> גישה לפי מטרה (purpose-based), מינימיזציה, ותיעוד גישה (audit).</w:t>
@@ -2771,7 +2987,7 @@
       </w:pPr>
       <w:r>
         <w:rPr>
-          <w:rFonts w:ascii="David" w:hAnsi="David" w:cs="David"/>
+          <w:rFonts w:cs="David" w:ascii="David" w:hAnsi="David"/>
           <w:rtl w:val="1"/>
         </w:rPr>
         <w:t>5.7 Case / BPM-AI Engine (מנוע התהליכים)</w:t>
@@ -2785,7 +3001,7 @@
       </w:pPr>
       <w:r>
         <w:rPr>
-          <w:rFonts w:ascii="David" w:hAnsi="David" w:cs="David"/>
+          <w:rFonts w:cs="David" w:ascii="David" w:hAnsi="David"/>
           <w:b/>
           <w:rtl w:val="1"/>
         </w:rPr>
@@ -2793,14 +3009,14 @@
       </w:r>
       <w:r>
         <w:rPr>
-          <w:rFonts w:ascii="David" w:hAnsi="David" w:cs="David"/>
+          <w:rFonts w:cs="David" w:ascii="David" w:hAnsi="David"/>
           <w:rtl w:val="1"/>
         </w:rPr>
         <w:t xml:space="preserve"> ניהול מחזור חיי הבקשה — פתיחת Case, ניתוב חכם (ML routing) למחלקה/ועדה, מעבר בין שלבים, אכיפת </w:t>
       </w:r>
       <w:r>
         <w:rPr>
-          <w:rFonts w:ascii="David" w:hAnsi="David" w:cs="David"/>
+          <w:rFonts w:cs="David" w:ascii="David" w:hAnsi="David"/>
           <w:b/>
           <w:rtl w:val="1"/>
         </w:rPr>
@@ -2808,7 +3024,7 @@
       </w:r>
       <w:r>
         <w:rPr>
-          <w:rFonts w:ascii="David" w:hAnsi="David" w:cs="David"/>
+          <w:rFonts w:cs="David" w:ascii="David" w:hAnsi="David"/>
           <w:rtl w:val="1"/>
         </w:rPr>
         <w:t>, זיהוי חריגות ותזכורות.</w:t>
@@ -2822,7 +3038,7 @@
       </w:pPr>
       <w:r>
         <w:rPr>
-          <w:rFonts w:ascii="David" w:hAnsi="David" w:cs="David"/>
+          <w:rFonts w:cs="David" w:ascii="David" w:hAnsi="David"/>
           <w:b/>
           <w:rtl w:val="1"/>
         </w:rPr>
@@ -2830,7 +3046,7 @@
       </w:r>
       <w:r>
         <w:rPr>
-          <w:rFonts w:ascii="David" w:hAnsi="David" w:cs="David"/>
+          <w:rFonts w:cs="David" w:ascii="David" w:hAnsi="David"/>
           <w:rtl w:val="1"/>
         </w:rPr>
         <w:t xml:space="preserve"> ספרייה של תהליכים גנריים (היתר בנייה, הסדר חוב, בקשת מלגה, אישור טאבו…) הניתנים לקונפיגורציה per-tenant.</w:t>
@@ -2844,7 +3060,7 @@
       </w:pPr>
       <w:r>
         <w:rPr>
-          <w:rFonts w:ascii="David" w:hAnsi="David" w:cs="David"/>
+          <w:rFonts w:cs="David" w:ascii="David" w:hAnsi="David"/>
           <w:b/>
           <w:rtl w:val="1"/>
         </w:rPr>
@@ -2852,7 +3068,7 @@
       </w:r>
       <w:r>
         <w:rPr>
-          <w:rFonts w:ascii="David" w:hAnsi="David" w:cs="David"/>
+          <w:rFonts w:cs="David" w:ascii="David" w:hAnsi="David"/>
           <w:rtl w:val="1"/>
         </w:rPr>
         <w:t xml:space="preserve"> כללים + מודלי ML; מקרי-קצה מנותבים לאדם.</w:t>
@@ -2866,7 +3082,7 @@
       </w:pPr>
       <w:r>
         <w:rPr>
-          <w:rFonts w:ascii="David" w:hAnsi="David" w:cs="David"/>
+          <w:rFonts w:cs="David" w:ascii="David" w:hAnsi="David"/>
           <w:rtl w:val="1"/>
         </w:rPr>
         <w:t>5.8 Action / Tool Layer (ביצוע פעולות)</w:t>
@@ -2880,7 +3096,7 @@
       </w:pPr>
       <w:r>
         <w:rPr>
-          <w:rFonts w:ascii="David" w:hAnsi="David" w:cs="David"/>
+          <w:rFonts w:cs="David" w:ascii="David" w:hAnsi="David"/>
           <w:b/>
           <w:rtl w:val="1"/>
         </w:rPr>
@@ -2888,7 +3104,7 @@
       </w:r>
       <w:r>
         <w:rPr>
-          <w:rFonts w:ascii="David" w:hAnsi="David" w:cs="David"/>
+          <w:rFonts w:cs="David" w:ascii="David" w:hAnsi="David"/>
           <w:rtl w:val="1"/>
         </w:rPr>
         <w:t xml:space="preserve"> ביצוע פעולות אמת במערכות הליבה — יצירת/עדכון רשומה, הפקת שובר תשלום, קליטת מסמך, קביעת תור, פתיחת קריאה.</w:t>
@@ -2902,7 +3118,7 @@
       </w:pPr>
       <w:r>
         <w:rPr>
-          <w:rFonts w:ascii="David" w:hAnsi="David" w:cs="David"/>
+          <w:rFonts w:cs="David" w:ascii="David" w:hAnsi="David"/>
           <w:b/>
           <w:rtl w:val="1"/>
         </w:rPr>
@@ -2910,7 +3126,7 @@
       </w:r>
       <w:r>
         <w:rPr>
-          <w:rFonts w:ascii="David" w:hAnsi="David" w:cs="David"/>
+          <w:rFonts w:cs="David" w:ascii="David" w:hAnsi="David"/>
           <w:rtl w:val="1"/>
         </w:rPr>
         <w:t xml:space="preserve"> "כלים" (tools/functions) מוגדרים per-tenant מעל ה-Integration Bus, עם הרשאות ו-guardrails לכל פעולה.</w:t>
@@ -2924,7 +3140,7 @@
       </w:pPr>
       <w:r>
         <w:rPr>
-          <w:rFonts w:ascii="David" w:hAnsi="David" w:cs="David"/>
+          <w:rFonts w:cs="David" w:ascii="David" w:hAnsi="David"/>
           <w:rtl w:val="1"/>
         </w:rPr>
         <w:t>5.9 Proactive Engagement Engine</w:t>
@@ -2938,7 +3154,7 @@
       </w:pPr>
       <w:r>
         <w:rPr>
-          <w:rFonts w:ascii="David" w:hAnsi="David" w:cs="David"/>
+          <w:rFonts w:cs="David" w:ascii="David" w:hAnsi="David"/>
           <w:b/>
           <w:rtl w:val="1"/>
         </w:rPr>
@@ -2946,7 +3162,7 @@
       </w:r>
       <w:r>
         <w:rPr>
-          <w:rFonts w:ascii="David" w:hAnsi="David" w:cs="David"/>
+          <w:rFonts w:cs="David" w:ascii="David" w:hAnsi="David"/>
           <w:rtl w:val="1"/>
         </w:rPr>
         <w:t xml:space="preserve"> יוזמה אקטיבית — תזכורת תשלום, עדכון "בקשתך עברה לוועדה", בקשת מסמך חסר, סקר שביעות רצון.</w:t>
@@ -2960,7 +3176,7 @@
       </w:pPr>
       <w:r>
         <w:rPr>
-          <w:rFonts w:ascii="David" w:hAnsi="David" w:cs="David"/>
+          <w:rFonts w:cs="David" w:ascii="David" w:hAnsi="David"/>
           <w:b/>
           <w:rtl w:val="1"/>
         </w:rPr>
@@ -2968,7 +3184,7 @@
       </w:r>
       <w:r>
         <w:rPr>
-          <w:rFonts w:ascii="David" w:hAnsi="David" w:cs="David"/>
+          <w:rFonts w:cs="David" w:ascii="David" w:hAnsi="David"/>
           <w:rtl w:val="1"/>
         </w:rPr>
         <w:t xml:space="preserve"> אירועי תהליך, SLA מתקרב, חיזוי (למשל צפי לפיגור בתשלום).</w:t>
@@ -2982,7 +3198,7 @@
       </w:pPr>
       <w:r>
         <w:rPr>
-          <w:rFonts w:ascii="David" w:hAnsi="David" w:cs="David"/>
+          <w:rFonts w:cs="David" w:ascii="David" w:hAnsi="David"/>
           <w:rtl w:val="1"/>
         </w:rPr>
         <w:t>5.10 Guardrails &amp; Safety</w:t>
@@ -2996,7 +3212,7 @@
       </w:pPr>
       <w:r>
         <w:rPr>
-          <w:rFonts w:ascii="David" w:hAnsi="David" w:cs="David"/>
+          <w:rFonts w:cs="David" w:ascii="David" w:hAnsi="David"/>
           <w:rtl w:val="1"/>
         </w:rPr>
         <w:t>מניעת הזיות (grounding למקור), סינון תוכן, הימנעות מייעוץ מחייב ללא בסיס, "escalation" לאדם בנושאים רגישים/משפטיים, ושקיפות ("אני סוכן AI").</w:t>
@@ -3010,7 +3226,7 @@
       </w:pPr>
       <w:r>
         <w:rPr>
-          <w:rFonts w:ascii="David" w:hAnsi="David" w:cs="David"/>
+          <w:rFonts w:cs="David" w:ascii="David" w:hAnsi="David"/>
           <w:rtl w:val="1"/>
         </w:rPr>
         <w:t>לוגים מלאים לכל תשובה + מקור.</w:t>
@@ -3024,7 +3240,7 @@
       </w:pPr>
       <w:r>
         <w:rPr>
-          <w:rFonts w:ascii="David" w:hAnsi="David" w:cs="David"/>
+          <w:rFonts w:cs="David" w:ascii="David" w:hAnsi="David"/>
           <w:rtl w:val="1"/>
         </w:rPr>
         <w:t>5.11 Learning Loop (למידה מתמשכת)</w:t>
@@ -3038,7 +3254,7 @@
       </w:pPr>
       <w:r>
         <w:rPr>
-          <w:rFonts w:ascii="David" w:hAnsi="David" w:cs="David"/>
+          <w:rFonts w:cs="David" w:ascii="David" w:hAnsi="David"/>
           <w:b/>
           <w:rtl w:val="1"/>
         </w:rPr>
@@ -3046,7 +3262,7 @@
       </w:r>
       <w:r>
         <w:rPr>
-          <w:rFonts w:ascii="David" w:hAnsi="David" w:cs="David"/>
+          <w:rFonts w:cs="David" w:ascii="David" w:hAnsi="David"/>
           <w:rtl w:val="1"/>
         </w:rPr>
         <w:t xml:space="preserve"> מהיסטוריית התהליכים והמשוב: שיפור ניתוב, זיהוי חוסמים, אופטימיזציה של תסריטי שיח.</w:t>
@@ -3060,7 +3276,7 @@
       </w:pPr>
       <w:r>
         <w:rPr>
-          <w:rFonts w:ascii="David" w:hAnsi="David" w:cs="David"/>
+          <w:rFonts w:cs="David" w:ascii="David" w:hAnsi="David"/>
           <w:b/>
           <w:rtl w:val="1"/>
         </w:rPr>
@@ -3068,7 +3284,7 @@
       </w:r>
       <w:r>
         <w:rPr>
-          <w:rFonts w:ascii="David" w:hAnsi="David" w:cs="David"/>
+          <w:rFonts w:cs="David" w:ascii="David" w:hAnsi="David"/>
           <w:rtl w:val="1"/>
         </w:rPr>
         <w:t xml:space="preserve"> תיוג נציגים משפר את המודל.</w:t>
@@ -3082,7 +3298,7 @@
       </w:pPr>
       <w:r>
         <w:rPr>
-          <w:rFonts w:ascii="David" w:hAnsi="David" w:cs="David"/>
+          <w:rFonts w:cs="David" w:ascii="David" w:hAnsi="David"/>
           <w:rtl w:val="1"/>
         </w:rPr>
         <w:t>5.12 Analytics &amp; Predictive</w:t>
@@ -3096,7 +3312,7 @@
       </w:pPr>
       <w:r>
         <w:rPr>
-          <w:rFonts w:ascii="David" w:hAnsi="David" w:cs="David"/>
+          <w:rFonts w:cs="David" w:ascii="David" w:hAnsi="David"/>
           <w:rtl w:val="1"/>
         </w:rPr>
         <w:t>דוחות בזמן אמת (Dashboards), עמידה ב-SLA, שביעות רצון, וחיזוי (צפי עומסים, סיכון פיגור, זמן טיפול צפוי) ב-Tableau/PowerBI.</w:t>
@@ -3110,7 +3326,7 @@
       </w:pPr>
       <w:r>
         <w:rPr>
-          <w:rFonts w:ascii="David" w:hAnsi="David" w:cs="David"/>
+          <w:rFonts w:cs="David" w:ascii="David" w:hAnsi="David"/>
           <w:rtl w:val="1"/>
         </w:rPr>
         <w:t>5.13 Human Handoff</w:t>
@@ -3124,7 +3340,7 @@
       </w:pPr>
       <w:r>
         <w:rPr>
-          <w:rFonts w:ascii="David" w:hAnsi="David" w:cs="David"/>
+          <w:rFonts w:cs="David" w:ascii="David" w:hAnsi="David"/>
           <w:rtl w:val="1"/>
         </w:rPr>
         <w:t>מסירה חלקה לנציג אנושי עם מלוא הקשר השיח (context), כולל תמלול והיסטוריית ה-Case.</w:t>
@@ -3145,7 +3361,7 @@
       </w:pPr>
       <w:r>
         <w:rPr>
-          <w:rFonts w:ascii="David" w:hAnsi="David" w:cs="David"/>
+          <w:rFonts w:cs="David" w:ascii="David" w:hAnsi="David"/>
           <w:rtl w:val="1"/>
         </w:rPr>
         <w:t>6. מודל נתונים קנוני (Canonical Model)</w:t>
@@ -3158,7 +3374,7 @@
       </w:pPr>
       <w:r>
         <w:rPr>
-          <w:rFonts w:ascii="David" w:hAnsi="David" w:cs="David"/>
+          <w:rFonts w:cs="David" w:ascii="David" w:hAnsi="David"/>
           <w:rtl w:val="1"/>
         </w:rPr>
         <w:t>מודל אחיד ואגנוסטי בליבה, ממופה למערכת הרשומה דרך ה-connector.</w:t>
@@ -3171,7 +3387,7 @@
       </w:pPr>
       <w:r>
         <w:rPr>
-          <w:rFonts w:ascii="David" w:hAnsi="David" w:cs="David"/>
+          <w:rFonts w:cs="David" w:ascii="David" w:hAnsi="David"/>
           <w:b/>
           <w:rtl w:val="1"/>
         </w:rPr>
@@ -3179,14 +3395,14 @@
       </w:r>
       <w:r>
         <w:rPr>
-          <w:rFonts w:ascii="David" w:hAnsi="David" w:cs="David"/>
+          <w:rFonts w:cs="David" w:ascii="David" w:hAnsi="David"/>
           <w:rtl w:val="1"/>
         </w:rPr>
         <w:t xml:space="preserve"> — </w:t>
       </w:r>
       <w:r>
         <w:rPr>
-          <w:rFonts w:ascii="Consolas" w:hAnsi="Consolas" w:cs="Consolas"/>
+          <w:rFonts w:cs="Consolas" w:ascii="Consolas" w:hAnsi="Consolas"/>
           <w:rtl w:val="1"/>
         </w:rPr>
         <w:t>residentId, nationalIdHash, contacts[], address[], properties[], authLevel, consents[]</w:t>
@@ -3199,7 +3415,7 @@
       </w:pPr>
       <w:r>
         <w:rPr>
-          <w:rFonts w:ascii="David" w:hAnsi="David" w:cs="David"/>
+          <w:rFonts w:cs="David" w:ascii="David" w:hAnsi="David"/>
           <w:b/>
           <w:rtl w:val="1"/>
         </w:rPr>
@@ -3207,14 +3423,14 @@
       </w:r>
       <w:r>
         <w:rPr>
-          <w:rFonts w:ascii="David" w:hAnsi="David" w:cs="David"/>
+          <w:rFonts w:cs="David" w:ascii="David" w:hAnsi="David"/>
           <w:rtl w:val="1"/>
         </w:rPr>
         <w:t xml:space="preserve"> — </w:t>
       </w:r>
       <w:r>
         <w:rPr>
-          <w:rFonts w:ascii="Consolas" w:hAnsi="Consolas" w:cs="Consolas"/>
+          <w:rFonts w:cs="Consolas" w:ascii="Consolas" w:hAnsi="Consolas"/>
           <w:rtl w:val="1"/>
         </w:rPr>
         <w:t>caseId, tenantId, residentId, type, channelOrigin, status, currentStage, slaDueAt, assignedUnit, history[], documents[], decisions[]</w:t>
@@ -3227,7 +3443,7 @@
       </w:pPr>
       <w:r>
         <w:rPr>
-          <w:rFonts w:ascii="David" w:hAnsi="David" w:cs="David"/>
+          <w:rFonts w:cs="David" w:ascii="David" w:hAnsi="David"/>
           <w:b/>
           <w:rtl w:val="1"/>
         </w:rPr>
@@ -3235,14 +3451,14 @@
       </w:r>
       <w:r>
         <w:rPr>
-          <w:rFonts w:ascii="David" w:hAnsi="David" w:cs="David"/>
+          <w:rFonts w:cs="David" w:ascii="David" w:hAnsi="David"/>
           <w:rtl w:val="1"/>
         </w:rPr>
         <w:t xml:space="preserve"> — </w:t>
       </w:r>
       <w:r>
         <w:rPr>
-          <w:rFonts w:ascii="Consolas" w:hAnsi="Consolas" w:cs="Consolas"/>
+          <w:rFonts w:cs="Consolas" w:ascii="Consolas" w:hAnsi="Consolas"/>
           <w:rtl w:val="1"/>
         </w:rPr>
         <w:t>sessionId, caseId?, channel, turns[], intent, entities, sentiment, authLevel</w:t>
@@ -3255,7 +3471,7 @@
       </w:pPr>
       <w:r>
         <w:rPr>
-          <w:rFonts w:ascii="David" w:hAnsi="David" w:cs="David"/>
+          <w:rFonts w:cs="David" w:ascii="David" w:hAnsi="David"/>
           <w:b/>
           <w:rtl w:val="1"/>
         </w:rPr>
@@ -3263,14 +3479,14 @@
       </w:r>
       <w:r>
         <w:rPr>
-          <w:rFonts w:ascii="David" w:hAnsi="David" w:cs="David"/>
+          <w:rFonts w:cs="David" w:ascii="David" w:hAnsi="David"/>
           <w:rtl w:val="1"/>
         </w:rPr>
         <w:t xml:space="preserve"> — </w:t>
       </w:r>
       <w:r>
         <w:rPr>
-          <w:rFonts w:ascii="Consolas" w:hAnsi="Consolas" w:cs="Consolas"/>
+          <w:rFonts w:cs="Consolas" w:ascii="Consolas" w:hAnsi="Consolas"/>
           <w:rtl w:val="1"/>
         </w:rPr>
         <w:t>tenantId, sourceDoc, section, embedding, effectiveDate</w:t>
@@ -3283,7 +3499,7 @@
       </w:pPr>
       <w:r>
         <w:rPr>
-          <w:rFonts w:ascii="David" w:hAnsi="David" w:cs="David"/>
+          <w:rFonts w:cs="David" w:ascii="David" w:hAnsi="David"/>
           <w:b/>
           <w:rtl w:val="1"/>
         </w:rPr>
@@ -3291,14 +3507,14 @@
       </w:r>
       <w:r>
         <w:rPr>
-          <w:rFonts w:ascii="David" w:hAnsi="David" w:cs="David"/>
+          <w:rFonts w:cs="David" w:ascii="David" w:hAnsi="David"/>
           <w:rtl w:val="1"/>
         </w:rPr>
         <w:t xml:space="preserve"> — </w:t>
       </w:r>
       <w:r>
         <w:rPr>
-          <w:rFonts w:ascii="Consolas" w:hAnsi="Consolas" w:cs="Consolas"/>
+          <w:rFonts w:cs="Consolas" w:ascii="Consolas" w:hAnsi="Consolas"/>
           <w:rtl w:val="1"/>
         </w:rPr>
         <w:t>actor(AI/human), action, target, purpose, timestamp, result</w:t>
@@ -3312,7 +3528,7 @@
       </w:pPr>
       <w:r>
         <w:rPr>
-          <w:rFonts w:ascii="David" w:hAnsi="David" w:cs="David"/>
+          <w:rFonts w:cs="David" w:ascii="David" w:hAnsi="David"/>
           <w:i/>
           <w:rtl w:val="1"/>
         </w:rPr>
@@ -3320,7 +3536,7 @@
       </w:r>
       <w:r>
         <w:rPr>
-          <w:rFonts w:ascii="Consolas" w:hAnsi="Consolas" w:cs="Consolas"/>
+          <w:rFonts w:cs="Consolas" w:ascii="Consolas" w:hAnsi="Consolas"/>
           <w:i/>
           <w:rtl w:val="1"/>
         </w:rPr>
@@ -3328,7 +3544,7 @@
       </w:r>
       <w:r>
         <w:rPr>
-          <w:rFonts w:ascii="David" w:hAnsi="David" w:cs="David"/>
+          <w:rFonts w:cs="David" w:ascii="David" w:hAnsi="David"/>
           <w:i/>
           <w:rtl w:val="1"/>
         </w:rPr>
@@ -3336,7 +3552,7 @@
       </w:r>
       <w:r>
         <w:rPr>
-          <w:rFonts w:ascii="Consolas" w:hAnsi="Consolas" w:cs="Consolas"/>
+          <w:rFonts w:cs="Consolas" w:ascii="Consolas" w:hAnsi="Consolas"/>
           <w:i/>
           <w:rtl w:val="1"/>
         </w:rPr>
@@ -3344,7 +3560,7 @@
       </w:r>
       <w:r>
         <w:rPr>
-          <w:rFonts w:ascii="David" w:hAnsi="David" w:cs="David"/>
+          <w:rFonts w:cs="David" w:ascii="David" w:hAnsi="David"/>
           <w:i/>
           <w:rtl w:val="1"/>
         </w:rPr>
@@ -3352,7 +3568,7 @@
       </w:r>
       <w:r>
         <w:rPr>
-          <w:rFonts w:ascii="Consolas" w:hAnsi="Consolas" w:cs="Consolas"/>
+          <w:rFonts w:cs="Consolas" w:ascii="Consolas" w:hAnsi="Consolas"/>
           <w:i/>
           <w:rtl w:val="1"/>
         </w:rPr>
@@ -3360,7 +3576,7 @@
       </w:r>
       <w:r>
         <w:rPr>
-          <w:rFonts w:ascii="David" w:hAnsi="David" w:cs="David"/>
+          <w:rFonts w:cs="David" w:ascii="David" w:hAnsi="David"/>
           <w:i/>
           <w:rtl w:val="1"/>
         </w:rPr>
@@ -3382,7 +3598,7 @@
       </w:pPr>
       <w:r>
         <w:rPr>
-          <w:rFonts w:ascii="David" w:hAnsi="David" w:cs="David"/>
+          <w:rFonts w:cs="David" w:ascii="David" w:hAnsi="David"/>
           <w:rtl w:val="1"/>
         </w:rPr>
         <w:t>7. שלושת תרחישי הדגל (Flagship Use-Cases)</w:t>
@@ -3395,7 +3611,7 @@
       </w:pPr>
       <w:r>
         <w:rPr>
-          <w:rFonts w:ascii="David" w:hAnsi="David" w:cs="David"/>
+          <w:rFonts w:cs="David" w:ascii="David" w:hAnsi="David"/>
           <w:rtl w:val="1"/>
         </w:rPr>
         <w:t>כל תרחיש = קונפיגורציה של אותה ליבה. מוצגים: מטרה, ערוצים, זרימת שיח לדוגמה, אינטגרציות, פעולות, KPIs ו-guardrails.</w:t>
@@ -3409,7 +3625,7 @@
       </w:pPr>
       <w:r>
         <w:rPr>
-          <w:rFonts w:ascii="David" w:hAnsi="David" w:cs="David"/>
+          <w:rFonts w:cs="David" w:ascii="David" w:hAnsi="David"/>
           <w:rtl w:val="1"/>
         </w:rPr>
         <w:t>7.1 תרחיש א' — סוכן גבייה קולי</w:t>
@@ -3417,12 +3633,66 @@
     </w:p>
     <w:p>
       <w:pPr>
+        <w:jc w:val="center"/>
+      </w:pPr>
+      <w:r>
+        <w:drawing>
+          <wp:inline xmlns:a="http://schemas.openxmlformats.org/drawingml/2006/main" xmlns:pic="http://schemas.openxmlformats.org/drawingml/2006/picture">
+            <wp:extent cx="3420000" cy="5052426"/>
+            <wp:docPr id="5" name="Picture 5"/>
+            <wp:cNvGraphicFramePr>
+              <a:graphicFrameLocks noChangeAspect="1"/>
+            </wp:cNvGraphicFramePr>
+            <a:graphic>
+              <a:graphicData uri="http://schemas.openxmlformats.org/drawingml/2006/picture">
+                <pic:pic>
+                  <pic:nvPicPr>
+                    <pic:cNvPr id="0" name="chat_collect.png"/>
+                    <pic:cNvPicPr/>
+                  </pic:nvPicPr>
+                  <pic:blipFill>
+                    <a:blip r:embed="rId13"/>
+                    <a:stretch>
+                      <a:fillRect/>
+                    </a:stretch>
+                  </pic:blipFill>
+                  <pic:spPr>
+                    <a:xfrm>
+                      <a:off x="0" y="0"/>
+                      <a:ext cx="3420000" cy="5052426"/>
+                    </a:xfrm>
+                    <a:prstGeom prst="rect"/>
+                  </pic:spPr>
+                </pic:pic>
+              </a:graphicData>
+            </a:graphic>
+          </wp:inline>
+        </w:drawing>
+      </w:r>
+    </w:p>
+    <w:p>
+      <w:pPr>
+        <w:bidi/>
+        <w:jc w:val="center"/>
+      </w:pPr>
+      <w:r>
+        <w:rPr>
+          <w:rFonts w:cs="David" w:ascii="David" w:hAnsi="David"/>
+          <w:i/>
+          <w:sz w:val="18"/>
+          <w:rtl w:val="1"/>
+        </w:rPr>
+        <w:t>תסריט לדוגמה (שיחה קולית יזומה): אימות זהות → בירור חוב → הסדר תשלומים → סליקה מאובטחת.</w:t>
+      </w:r>
+    </w:p>
+    <w:p>
+      <w:pPr>
         <w:bidi/>
         <w:jc w:val="right"/>
       </w:pPr>
       <w:r>
         <w:rPr>
-          <w:rFonts w:ascii="David" w:hAnsi="David" w:cs="David"/>
+          <w:rFonts w:cs="David" w:ascii="David" w:hAnsi="David"/>
           <w:b/>
           <w:rtl w:val="1"/>
         </w:rPr>
@@ -3430,7 +3700,7 @@
       </w:r>
       <w:r>
         <w:rPr>
-          <w:rFonts w:ascii="David" w:hAnsi="David" w:cs="David"/>
+          <w:rFonts w:cs="David" w:ascii="David" w:hAnsi="David"/>
           <w:rtl w:val="1"/>
         </w:rPr>
         <w:t xml:space="preserve"> צמצום פיגורים והקטנת עומס אנושי בגבייה, דרך שיחות קוליות (נכנסות ויזומות) שמנהלות בירור חוב, הסדר תשלום, וגבייה — עד לסגירת ההסדר.</w:t>
@@ -3443,7 +3713,7 @@
       </w:pPr>
       <w:r>
         <w:rPr>
-          <w:rFonts w:ascii="David" w:hAnsi="David" w:cs="David"/>
+          <w:rFonts w:cs="David" w:ascii="David" w:hAnsi="David"/>
           <w:b/>
           <w:rtl w:val="1"/>
         </w:rPr>
@@ -3451,7 +3721,7 @@
       </w:r>
       <w:r>
         <w:rPr>
-          <w:rFonts w:ascii="David" w:hAnsi="David" w:cs="David"/>
+          <w:rFonts w:cs="David" w:ascii="David" w:hAnsi="David"/>
           <w:rtl w:val="1"/>
         </w:rPr>
         <w:t xml:space="preserve"> קול/טלפון (עיקרי) · WhatsApp/SMS (המשך והתראות).</w:t>
@@ -3464,7 +3734,7 @@
       </w:pPr>
       <w:r>
         <w:rPr>
-          <w:rFonts w:ascii="David" w:hAnsi="David" w:cs="David"/>
+          <w:rFonts w:cs="David" w:ascii="David" w:hAnsi="David"/>
           <w:b/>
           <w:rtl w:val="1"/>
         </w:rPr>
@@ -3479,7 +3749,7 @@
       </w:pPr>
       <w:r>
         <w:rPr>
-          <w:rFonts w:ascii="David" w:hAnsi="David" w:cs="David"/>
+          <w:rFonts w:cs="David" w:ascii="David" w:hAnsi="David"/>
           <w:rtl w:val="1"/>
         </w:rPr>
         <w:t>שיחה יוצאת יזומה: "שלום, מדובר בעיריית X בנוגע ליתרת ארנונה." (שקיפות: סוכן AI)</w:t>
@@ -3493,7 +3763,7 @@
       </w:pPr>
       <w:r>
         <w:rPr>
-          <w:rFonts w:ascii="David" w:hAnsi="David" w:cs="David"/>
+          <w:rFonts w:cs="David" w:ascii="David" w:hAnsi="David"/>
           <w:rtl w:val="1"/>
         </w:rPr>
         <w:t>הזדהות לאומית + OTP לפני חשיפת פרטי חוב (פעולה רגישה).</w:t>
@@ -3507,7 +3777,7 @@
       </w:pPr>
       <w:r>
         <w:rPr>
-          <w:rFonts w:ascii="David" w:hAnsi="David" w:cs="David"/>
+          <w:rFonts w:cs="David" w:ascii="David" w:hAnsi="David"/>
           <w:rtl w:val="1"/>
         </w:rPr>
         <w:t>Ask-Once: המערכת כבר יודעת את הנכס, היתרה, וההיסטוריה — לא שואלת.</w:t>
@@ -3521,7 +3791,7 @@
       </w:pPr>
       <w:r>
         <w:rPr>
-          <w:rFonts w:ascii="David" w:hAnsi="David" w:cs="David"/>
+          <w:rFonts w:cs="David" w:ascii="David" w:hAnsi="David"/>
           <w:rtl w:val="1"/>
         </w:rPr>
         <w:t>מציעה הסדר תשלומים לפי מדיניות הרשות (כללי ML לזכאות).</w:t>
@@ -3535,7 +3805,7 @@
       </w:pPr>
       <w:r>
         <w:rPr>
-          <w:rFonts w:ascii="David" w:hAnsi="David" w:cs="David"/>
+          <w:rFonts w:cs="David" w:ascii="David" w:hAnsi="David"/>
           <w:rtl w:val="1"/>
         </w:rPr>
         <w:t>ביצוע: הפקת שובר / הוראת קבע / קישור תשלום מאובטח (PCI — סליקה דרך ספק מורשה, המערכת אינה מאחסנת פרטי כרטיס).</w:t>
@@ -3549,7 +3819,7 @@
       </w:pPr>
       <w:r>
         <w:rPr>
-          <w:rFonts w:ascii="David" w:hAnsi="David" w:cs="David"/>
+          <w:rFonts w:cs="David" w:ascii="David" w:hAnsi="David"/>
           <w:rtl w:val="1"/>
         </w:rPr>
         <w:t>עדכון יזום: אישור, תזכורות לתשלומים הבאים.</w:t>
@@ -3562,7 +3832,7 @@
       </w:pPr>
       <w:r>
         <w:rPr>
-          <w:rFonts w:ascii="David" w:hAnsi="David" w:cs="David"/>
+          <w:rFonts w:cs="David" w:ascii="David" w:hAnsi="David"/>
           <w:b/>
           <w:rtl w:val="1"/>
         </w:rPr>
@@ -3570,7 +3840,7 @@
       </w:r>
       <w:r>
         <w:rPr>
-          <w:rFonts w:ascii="David" w:hAnsi="David" w:cs="David"/>
+          <w:rFonts w:cs="David" w:ascii="David" w:hAnsi="David"/>
           <w:rtl w:val="1"/>
         </w:rPr>
         <w:t xml:space="preserve"> מערכת גבייה/ERP, סליקה (PCI-DSS), הזדהות לאומית, Salesforce Case.</w:t>
@@ -3583,7 +3853,7 @@
       </w:pPr>
       <w:r>
         <w:rPr>
-          <w:rFonts w:ascii="David" w:hAnsi="David" w:cs="David"/>
+          <w:rFonts w:cs="David" w:ascii="David" w:hAnsi="David"/>
           <w:b/>
           <w:rtl w:val="1"/>
         </w:rPr>
@@ -3591,7 +3861,7 @@
       </w:r>
       <w:r>
         <w:rPr>
-          <w:rFonts w:ascii="David" w:hAnsi="David" w:cs="David"/>
+          <w:rFonts w:cs="David" w:ascii="David" w:hAnsi="David"/>
           <w:rtl w:val="1"/>
         </w:rPr>
         <w:t xml:space="preserve"> אין חשיפת פרטי חוב ללא הזדהות; אין לחץ/הטעיה; מסירה לגובה אנושי במקרים משפטיים/רגישים; שמירת תיעוד מלא.</w:t>
@@ -3604,7 +3874,7 @@
       </w:pPr>
       <w:r>
         <w:rPr>
-          <w:rFonts w:ascii="David" w:hAnsi="David" w:cs="David"/>
+          <w:rFonts w:cs="David" w:ascii="David" w:hAnsi="David"/>
           <w:b/>
           <w:rtl w:val="1"/>
         </w:rPr>
@@ -3612,7 +3882,7 @@
       </w:r>
       <w:r>
         <w:rPr>
-          <w:rFonts w:ascii="David" w:hAnsi="David" w:cs="David"/>
+          <w:rFonts w:cs="David" w:ascii="David" w:hAnsi="David"/>
           <w:rtl w:val="1"/>
         </w:rPr>
         <w:t xml:space="preserve"> ↓ שיעור פיגורים; ↑ אחוז הסדרים שנסגרו אוטומטית; ↓ עלות גבייה לפנייה; ↑ שיעור גבייה בטלפון (יעד: ~50% מהפניות הטלפוניות מטופלות ע"י הסוכן).</w:t>
@@ -3633,7 +3903,7 @@
       </w:pPr>
       <w:r>
         <w:rPr>
-          <w:rFonts w:ascii="David" w:hAnsi="David" w:cs="David"/>
+          <w:rFonts w:cs="David" w:ascii="David" w:hAnsi="David"/>
           <w:rtl w:val="1"/>
         </w:rPr>
         <w:t>7.2 תרחיש ב' — סוכן שירות מידע במוקד העירוני</w:t>
@@ -3641,12 +3911,66 @@
     </w:p>
     <w:p>
       <w:pPr>
+        <w:jc w:val="center"/>
+      </w:pPr>
+      <w:r>
+        <w:drawing>
+          <wp:inline xmlns:a="http://schemas.openxmlformats.org/drawingml/2006/main" xmlns:pic="http://schemas.openxmlformats.org/drawingml/2006/picture">
+            <wp:extent cx="3420000" cy="4465562"/>
+            <wp:docPr id="6" name="Picture 6"/>
+            <wp:cNvGraphicFramePr>
+              <a:graphicFrameLocks noChangeAspect="1"/>
+            </wp:cNvGraphicFramePr>
+            <a:graphic>
+              <a:graphicData uri="http://schemas.openxmlformats.org/drawingml/2006/picture">
+                <pic:pic>
+                  <pic:nvPicPr>
+                    <pic:cNvPr id="0" name="chat_info.png"/>
+                    <pic:cNvPicPr/>
+                  </pic:nvPicPr>
+                  <pic:blipFill>
+                    <a:blip r:embed="rId14"/>
+                    <a:stretch>
+                      <a:fillRect/>
+                    </a:stretch>
+                  </pic:blipFill>
+                  <pic:spPr>
+                    <a:xfrm>
+                      <a:off x="0" y="0"/>
+                      <a:ext cx="3420000" cy="4465562"/>
+                    </a:xfrm>
+                    <a:prstGeom prst="rect"/>
+                  </pic:spPr>
+                </pic:pic>
+              </a:graphicData>
+            </a:graphic>
+          </wp:inline>
+        </w:drawing>
+      </w:r>
+    </w:p>
+    <w:p>
+      <w:pPr>
+        <w:bidi/>
+        <w:jc w:val="center"/>
+      </w:pPr>
+      <w:r>
+        <w:rPr>
+          <w:rFonts w:cs="David" w:ascii="David" w:hAnsi="David"/>
+          <w:i/>
+          <w:sz w:val="18"/>
+          <w:rtl w:val="1"/>
+        </w:rPr>
+        <w:t>תסריט לדוגמה (WhatsApp): מענה מבוסס-מקור → פתיחת קריאה → הסלמה להזדהות עבור מידע אישי.</w:t>
+      </w:r>
+    </w:p>
+    <w:p>
+      <w:pPr>
         <w:bidi/>
         <w:jc w:val="right"/>
       </w:pPr>
       <w:r>
         <w:rPr>
-          <w:rFonts w:ascii="David" w:hAnsi="David" w:cs="David"/>
+          <w:rFonts w:cs="David" w:ascii="David" w:hAnsi="David"/>
           <w:b/>
           <w:rtl w:val="1"/>
         </w:rPr>
@@ -3654,7 +3978,7 @@
       </w:r>
       <w:r>
         <w:rPr>
-          <w:rFonts w:ascii="David" w:hAnsi="David" w:cs="David"/>
+          <w:rFonts w:cs="David" w:ascii="David" w:hAnsi="David"/>
           <w:rtl w:val="1"/>
         </w:rPr>
         <w:t xml:space="preserve"> מענה מיידי, 24/7, לפניות מידע ושירות — ומעבר ממידע לפעולה (פתיחת קריאה, קביעת תור, מעקב סטטוס) — עם הפחתת נטל על המוקד האנושי.</w:t>
@@ -3667,7 +3991,7 @@
       </w:pPr>
       <w:r>
         <w:rPr>
-          <w:rFonts w:ascii="David" w:hAnsi="David" w:cs="David"/>
+          <w:rFonts w:cs="David" w:ascii="David" w:hAnsi="David"/>
           <w:b/>
           <w:rtl w:val="1"/>
         </w:rPr>
@@ -3675,7 +3999,7 @@
       </w:r>
       <w:r>
         <w:rPr>
-          <w:rFonts w:ascii="David" w:hAnsi="David" w:cs="David"/>
+          <w:rFonts w:cs="David" w:ascii="David" w:hAnsi="David"/>
           <w:rtl w:val="1"/>
         </w:rPr>
         <w:t xml:space="preserve"> WhatsApp · צ'אט באתר/אפליקציה · קול · אימייל.</w:t>
@@ -3688,7 +4012,7 @@
       </w:pPr>
       <w:r>
         <w:rPr>
-          <w:rFonts w:ascii="David" w:hAnsi="David" w:cs="David"/>
+          <w:rFonts w:cs="David" w:ascii="David" w:hAnsi="David"/>
           <w:b/>
           <w:rtl w:val="1"/>
         </w:rPr>
@@ -3703,7 +4027,7 @@
       </w:pPr>
       <w:r>
         <w:rPr>
-          <w:rFonts w:ascii="David" w:hAnsi="David" w:cs="David"/>
+          <w:rFonts w:cs="David" w:ascii="David" w:hAnsi="David"/>
           <w:rtl w:val="1"/>
         </w:rPr>
         <w:t>תושב (WhatsApp): "מתי פינוי גזם ברחוב שלי?"</w:t>
@@ -3717,7 +4041,7 @@
       </w:pPr>
       <w:r>
         <w:rPr>
-          <w:rFonts w:ascii="David" w:hAnsi="David" w:cs="David"/>
+          <w:rFonts w:cs="David" w:ascii="David" w:hAnsi="David"/>
           <w:rtl w:val="1"/>
         </w:rPr>
         <w:t>זיהוי כוונה + מיקום; מענה RAG מבוסס נהלי הרשות (עם מקור).</w:t>
@@ -3731,7 +4055,7 @@
       </w:pPr>
       <w:r>
         <w:rPr>
-          <w:rFonts w:ascii="David" w:hAnsi="David" w:cs="David"/>
+          <w:rFonts w:cs="David" w:ascii="David" w:hAnsi="David"/>
           <w:rtl w:val="1"/>
         </w:rPr>
         <w:t>"רוצה שאדווח על ערימת גזם?" → פתיחת קריאת מוקד (פעולה) + מספר מעקב.</w:t>
@@ -3745,7 +4069,7 @@
       </w:pPr>
       <w:r>
         <w:rPr>
-          <w:rFonts w:ascii="David" w:hAnsi="David" w:cs="David"/>
+          <w:rFonts w:cs="David" w:ascii="David" w:hAnsi="David"/>
           <w:rtl w:val="1"/>
         </w:rPr>
         <w:t>מידע כללי — ללא הזדהות; פרטי תיק אישי — דורש הזדהות.</w:t>
@@ -3759,7 +4083,7 @@
       </w:pPr>
       <w:r>
         <w:rPr>
-          <w:rFonts w:ascii="David" w:hAnsi="David" w:cs="David"/>
+          <w:rFonts w:cs="David" w:ascii="David" w:hAnsi="David"/>
           <w:rtl w:val="1"/>
         </w:rPr>
         <w:t>הסלמה חלקה לנציג עם הקשר מלא כשצריך.</w:t>
@@ -3772,7 +4096,7 @@
       </w:pPr>
       <w:r>
         <w:rPr>
-          <w:rFonts w:ascii="David" w:hAnsi="David" w:cs="David"/>
+          <w:rFonts w:cs="David" w:ascii="David" w:hAnsi="David"/>
           <w:b/>
           <w:rtl w:val="1"/>
         </w:rPr>
@@ -3780,7 +4104,7 @@
       </w:r>
       <w:r>
         <w:rPr>
-          <w:rFonts w:ascii="David" w:hAnsi="David" w:cs="David"/>
+          <w:rFonts w:cs="David" w:ascii="David" w:hAnsi="David"/>
           <w:rtl w:val="1"/>
         </w:rPr>
         <w:t xml:space="preserve"> בסיס ידע עירוני (RAG), מערכת מוקד/קריאות, GIS, לוח תורים, Salesforce Service Cloud.</w:t>
@@ -3793,7 +4117,7 @@
       </w:pPr>
       <w:r>
         <w:rPr>
-          <w:rFonts w:ascii="David" w:hAnsi="David" w:cs="David"/>
+          <w:rFonts w:cs="David" w:ascii="David" w:hAnsi="David"/>
           <w:b/>
           <w:rtl w:val="1"/>
         </w:rPr>
@@ -3801,7 +4125,7 @@
       </w:r>
       <w:r>
         <w:rPr>
-          <w:rFonts w:ascii="David" w:hAnsi="David" w:cs="David"/>
+          <w:rFonts w:cs="David" w:ascii="David" w:hAnsi="David"/>
           <w:rtl w:val="1"/>
         </w:rPr>
         <w:t xml:space="preserve"> תשובות מעוגנות במקור בלבד; "אני לא בטוח → מפנה לנציג"; ללא ייעוץ משפטי/רפואי.</w:t>
@@ -3814,7 +4138,7 @@
       </w:pPr>
       <w:r>
         <w:rPr>
-          <w:rFonts w:ascii="David" w:hAnsi="David" w:cs="David"/>
+          <w:rFonts w:cs="David" w:ascii="David" w:hAnsi="David"/>
           <w:b/>
           <w:rtl w:val="1"/>
         </w:rPr>
@@ -3822,7 +4146,7 @@
       </w:r>
       <w:r>
         <w:rPr>
-          <w:rFonts w:ascii="David" w:hAnsi="David" w:cs="David"/>
+          <w:rFonts w:cs="David" w:ascii="David" w:hAnsi="David"/>
           <w:rtl w:val="1"/>
         </w:rPr>
         <w:t xml:space="preserve"> ↑ 80% פניות בשירות עצמי; ↓ 30% פניות טלפוניות לנציג; ↓ זמן מענה ראשוני; ↑ שביעות רצון (+20%); First-Contact-Resolution.</w:t>
@@ -3843,7 +4167,7 @@
       </w:pPr>
       <w:r>
         <w:rPr>
-          <w:rFonts w:ascii="David" w:hAnsi="David" w:cs="David"/>
+          <w:rFonts w:cs="David" w:ascii="David" w:hAnsi="David"/>
           <w:rtl w:val="1"/>
         </w:rPr>
         <w:t>7.3 תרחיש ג' — סוכן מלווה לוועדות ובקשות תהליכי שירות</w:t>
@@ -3851,12 +4175,66 @@
     </w:p>
     <w:p>
       <w:pPr>
+        <w:jc w:val="center"/>
+      </w:pPr>
+      <w:r>
+        <w:drawing>
+          <wp:inline xmlns:a="http://schemas.openxmlformats.org/drawingml/2006/main" xmlns:pic="http://schemas.openxmlformats.org/drawingml/2006/picture">
+            <wp:extent cx="3420000" cy="5868639"/>
+            <wp:docPr id="7" name="Picture 7"/>
+            <wp:cNvGraphicFramePr>
+              <a:graphicFrameLocks noChangeAspect="1"/>
+            </wp:cNvGraphicFramePr>
+            <a:graphic>
+              <a:graphicData uri="http://schemas.openxmlformats.org/drawingml/2006/picture">
+                <pic:pic>
+                  <pic:nvPicPr>
+                    <pic:cNvPr id="0" name="chat_committee.png"/>
+                    <pic:cNvPicPr/>
+                  </pic:nvPicPr>
+                  <pic:blipFill>
+                    <a:blip r:embed="rId15"/>
+                    <a:stretch>
+                      <a:fillRect/>
+                    </a:stretch>
+                  </pic:blipFill>
+                  <pic:spPr>
+                    <a:xfrm>
+                      <a:off x="0" y="0"/>
+                      <a:ext cx="3420000" cy="5868639"/>
+                    </a:xfrm>
+                    <a:prstGeom prst="rect"/>
+                  </pic:spPr>
+                </pic:pic>
+              </a:graphicData>
+            </a:graphic>
+          </wp:inline>
+        </w:drawing>
+      </w:r>
+    </w:p>
+    <w:p>
+      <w:pPr>
+        <w:bidi/>
+        <w:jc w:val="center"/>
+      </w:pPr>
+      <w:r>
+        <w:rPr>
+          <w:rFonts w:cs="David" w:ascii="David" w:hAnsi="David"/>
+          <w:i/>
+          <w:sz w:val="18"/>
+          <w:rtl w:val="1"/>
+        </w:rPr>
+        <w:t>תסריט לדוגמה (בקשת היתר): איסוף מסמכים עם Ask-Once → פתיחת תיק → עדכונים יזומים → החלטת ועדה.</w:t>
+      </w:r>
+    </w:p>
+    <w:p>
+      <w:pPr>
         <w:bidi/>
         <w:jc w:val="right"/>
       </w:pPr>
       <w:r>
         <w:rPr>
-          <w:rFonts w:ascii="David" w:hAnsi="David" w:cs="David"/>
+          <w:rFonts w:cs="David" w:ascii="David" w:hAnsi="David"/>
           <w:b/>
           <w:rtl w:val="1"/>
         </w:rPr>
@@ -3864,14 +4242,14 @@
       </w:r>
       <w:r>
         <w:rPr>
-          <w:rFonts w:ascii="David" w:hAnsi="David" w:cs="David"/>
+          <w:rFonts w:cs="David" w:ascii="David" w:hAnsi="David"/>
           <w:rtl w:val="1"/>
         </w:rPr>
         <w:t xml:space="preserve"> ליווי בקשות מורכבות שעוברות </w:t>
       </w:r>
       <w:r>
         <w:rPr>
-          <w:rFonts w:ascii="David" w:hAnsi="David" w:cs="David"/>
+          <w:rFonts w:cs="David" w:ascii="David" w:hAnsi="David"/>
           <w:b/>
           <w:rtl w:val="1"/>
         </w:rPr>
@@ -3879,7 +4257,7 @@
       </w:r>
       <w:r>
         <w:rPr>
-          <w:rFonts w:ascii="David" w:hAnsi="David" w:cs="David"/>
+          <w:rFonts w:cs="David" w:ascii="David" w:hAnsi="David"/>
           <w:rtl w:val="1"/>
         </w:rPr>
         <w:t xml:space="preserve"> (למשל: היתר בנייה, רישוי עסק, אישור טאבו, מלגות, בקשות רווחה) — מהגשה ועד החלטה — עם שקיפות מלאה לתושב בכל שלב.</w:t>
@@ -3892,7 +4270,7 @@
       </w:pPr>
       <w:r>
         <w:rPr>
-          <w:rFonts w:ascii="David" w:hAnsi="David" w:cs="David"/>
+          <w:rFonts w:cs="David" w:ascii="David" w:hAnsi="David"/>
           <w:b/>
           <w:rtl w:val="1"/>
         </w:rPr>
@@ -3900,7 +4278,7 @@
       </w:r>
       <w:r>
         <w:rPr>
-          <w:rFonts w:ascii="David" w:hAnsi="David" w:cs="David"/>
+          <w:rFonts w:cs="David" w:ascii="David" w:hAnsi="David"/>
           <w:rtl w:val="1"/>
         </w:rPr>
         <w:t xml:space="preserve"> צ'אט/אתר (הגשה ומסמכים) · WhatsApp/Email/SMS (עדכוני סטטוס יזומים) · קול (בירור).</w:t>
@@ -3913,7 +4291,7 @@
       </w:pPr>
       <w:r>
         <w:rPr>
-          <w:rFonts w:ascii="David" w:hAnsi="David" w:cs="David"/>
+          <w:rFonts w:cs="David" w:ascii="David" w:hAnsi="David"/>
           <w:b/>
           <w:rtl w:val="1"/>
         </w:rPr>
@@ -3928,7 +4306,7 @@
       </w:pPr>
       <w:r>
         <w:rPr>
-          <w:rFonts w:ascii="David" w:hAnsi="David" w:cs="David"/>
+          <w:rFonts w:cs="David" w:ascii="David" w:hAnsi="David"/>
           <w:rtl w:val="1"/>
         </w:rPr>
         <w:t>תושב: "אני רוצה להגיש בקשה להיתר לסטיו."</w:t>
@@ -3942,14 +4320,14 @@
       </w:pPr>
       <w:r>
         <w:rPr>
-          <w:rFonts w:ascii="David" w:hAnsi="David" w:cs="David"/>
+          <w:rFonts w:cs="David" w:ascii="David" w:hAnsi="David"/>
           <w:rtl w:val="1"/>
         </w:rPr>
         <w:t xml:space="preserve">הסוכן מסביר את הדרישות, בודק זכאות ראשונית, ואוסף מסמכים — </w:t>
       </w:r>
       <w:r>
         <w:rPr>
-          <w:rFonts w:ascii="David" w:hAnsi="David" w:cs="David"/>
+          <w:rFonts w:cs="David" w:ascii="David" w:hAnsi="David"/>
           <w:b/>
           <w:rtl w:val="1"/>
         </w:rPr>
@@ -3957,7 +4335,7 @@
       </w:r>
       <w:r>
         <w:rPr>
-          <w:rFonts w:ascii="David" w:hAnsi="David" w:cs="David"/>
+          <w:rFonts w:cs="David" w:ascii="David" w:hAnsi="David"/>
           <w:rtl w:val="1"/>
         </w:rPr>
         <w:t xml:space="preserve"> מדלג על מה שקיים (טאבו, מפות).</w:t>
@@ -3971,7 +4349,7 @@
       </w:pPr>
       <w:r>
         <w:rPr>
-          <w:rFonts w:ascii="David" w:hAnsi="David" w:cs="David"/>
+          <w:rFonts w:cs="David" w:ascii="David" w:hAnsi="David"/>
           <w:rtl w:val="1"/>
         </w:rPr>
         <w:t>פתיחת Case + ניתוב אוטומטי בין מחלקות (הנדסה → גבייה → משפטית) לפי תבנית תהליך.</w:t>
@@ -3985,7 +4363,7 @@
       </w:pPr>
       <w:r>
         <w:rPr>
-          <w:rFonts w:ascii="David" w:hAnsi="David" w:cs="David"/>
+          <w:rFonts w:cs="David" w:ascii="David" w:hAnsi="David"/>
           <w:rtl w:val="1"/>
         </w:rPr>
         <w:t>אכיפת SLA לכל שלב; זיהוי חוסם ("חסר אישור כיבוי אש") → בקשה יזומה מהתושב.</w:t>
@@ -3999,7 +4377,7 @@
       </w:pPr>
       <w:r>
         <w:rPr>
-          <w:rFonts w:ascii="David" w:hAnsi="David" w:cs="David"/>
+          <w:rFonts w:cs="David" w:ascii="David" w:hAnsi="David"/>
           <w:rtl w:val="1"/>
         </w:rPr>
         <w:t>עדכון פרואקטיבי בכל מעבר: "בקשתך עברה לוועדת התכנון, מועד דיון משוער…".</w:t>
@@ -4013,7 +4391,7 @@
       </w:pPr>
       <w:r>
         <w:rPr>
-          <w:rFonts w:ascii="David" w:hAnsi="David" w:cs="David"/>
+          <w:rFonts w:cs="David" w:ascii="David" w:hAnsi="David"/>
           <w:rtl w:val="1"/>
         </w:rPr>
         <w:t>החלטה → מסמך החלטה + הסבר → סגירה + סקר.</w:t>
@@ -4026,7 +4404,7 @@
       </w:pPr>
       <w:r>
         <w:rPr>
-          <w:rFonts w:ascii="David" w:hAnsi="David" w:cs="David"/>
+          <w:rFonts w:cs="David" w:ascii="David" w:hAnsi="David"/>
           <w:b/>
           <w:rtl w:val="1"/>
         </w:rPr>
@@ -4034,7 +4412,7 @@
       </w:r>
       <w:r>
         <w:rPr>
-          <w:rFonts w:ascii="David" w:hAnsi="David" w:cs="David"/>
+          <w:rFonts w:cs="David" w:ascii="David" w:hAnsi="David"/>
           <w:rtl w:val="1"/>
         </w:rPr>
         <w:t xml:space="preserve"> מערכת הנדסה/GIS, רישוי, DMS (ניהול מסמכים), ועדות (Case Management ב-Salesforce/AgentForce), משפטית.</w:t>
@@ -4047,7 +4425,7 @@
       </w:pPr>
       <w:r>
         <w:rPr>
-          <w:rFonts w:ascii="David" w:hAnsi="David" w:cs="David"/>
+          <w:rFonts w:cs="David" w:ascii="David" w:hAnsi="David"/>
           <w:b/>
           <w:rtl w:val="1"/>
         </w:rPr>
@@ -4055,7 +4433,7 @@
       </w:r>
       <w:r>
         <w:rPr>
-          <w:rFonts w:ascii="David" w:hAnsi="David" w:cs="David"/>
+          <w:rFonts w:cs="David" w:ascii="David" w:hAnsi="David"/>
           <w:rtl w:val="1"/>
         </w:rPr>
         <w:t xml:space="preserve"> החלטות מהותיות = אישור אנושי בלבד (הסוכן מכין, אדם מחליט); שקיפות בסטטוס; תיעוד מלא של כל מעבר.</w:t>
@@ -4068,7 +4446,7 @@
       </w:pPr>
       <w:r>
         <w:rPr>
-          <w:rFonts w:ascii="David" w:hAnsi="David" w:cs="David"/>
+          <w:rFonts w:cs="David" w:ascii="David" w:hAnsi="David"/>
           <w:b/>
           <w:rtl w:val="1"/>
         </w:rPr>
@@ -4076,7 +4454,7 @@
       </w:r>
       <w:r>
         <w:rPr>
-          <w:rFonts w:ascii="David" w:hAnsi="David" w:cs="David"/>
+          <w:rFonts w:cs="David" w:ascii="David" w:hAnsi="David"/>
           <w:rtl w:val="1"/>
         </w:rPr>
         <w:t xml:space="preserve"> ↓ זמן טיפול כולל בבקשה; ↑ שקיפות (% בקשות עם סטטוס זמין לתושב); ↓ בקשות חוזרות למידע; לפחות 10 תהליכי שירות פעילים באוטומציה מלאה.</w:t>
@@ -4097,10 +4475,64 @@
       </w:pPr>
       <w:r>
         <w:rPr>
-          <w:rFonts w:ascii="David" w:hAnsi="David" w:cs="David"/>
+          <w:rFonts w:cs="David" w:ascii="David" w:hAnsi="David"/>
           <w:rtl w:val="1"/>
         </w:rPr>
         <w:t>8. רב-רשותיות (Multi-Tenancy) והרחבה (Scalability)</w:t>
+      </w:r>
+    </w:p>
+    <w:p>
+      <w:pPr>
+        <w:jc w:val="center"/>
+      </w:pPr>
+      <w:r>
+        <w:drawing>
+          <wp:inline xmlns:a="http://schemas.openxmlformats.org/drawingml/2006/main" xmlns:pic="http://schemas.openxmlformats.org/drawingml/2006/picture">
+            <wp:extent cx="5400000" cy="1120656"/>
+            <wp:docPr id="8" name="Picture 8"/>
+            <wp:cNvGraphicFramePr>
+              <a:graphicFrameLocks noChangeAspect="1"/>
+            </wp:cNvGraphicFramePr>
+            <a:graphic>
+              <a:graphicData uri="http://schemas.openxmlformats.org/drawingml/2006/picture">
+                <pic:pic>
+                  <pic:nvPicPr>
+                    <pic:cNvPr id="0" name="tenant.png"/>
+                    <pic:cNvPicPr/>
+                  </pic:nvPicPr>
+                  <pic:blipFill>
+                    <a:blip r:embed="rId16"/>
+                    <a:stretch>
+                      <a:fillRect/>
+                    </a:stretch>
+                  </pic:blipFill>
+                  <pic:spPr>
+                    <a:xfrm>
+                      <a:off x="0" y="0"/>
+                      <a:ext cx="5400000" cy="1120656"/>
+                    </a:xfrm>
+                    <a:prstGeom prst="rect"/>
+                  </pic:spPr>
+                </pic:pic>
+              </a:graphicData>
+            </a:graphic>
+          </wp:inline>
+        </w:drawing>
+      </w:r>
+    </w:p>
+    <w:p>
+      <w:pPr>
+        <w:bidi/>
+        <w:jc w:val="center"/>
+      </w:pPr>
+      <w:r>
+        <w:rPr>
+          <w:rFonts w:cs="David" w:ascii="David" w:hAnsi="David"/>
+          <w:i/>
+          <w:sz w:val="18"/>
+          <w:rtl w:val="1"/>
+        </w:rPr>
+        <w:t>רב-רשותיות: ליבה משותפת אחת; כל רשות עולה דרך קונפיגורציה (לא פיתוח מחדש) עם בידוד נתונים מלא.</w:t>
       </w:r>
     </w:p>
     <w:p>
@@ -4111,7 +4543,7 @@
       </w:pPr>
       <w:r>
         <w:rPr>
-          <w:rFonts w:ascii="David" w:hAnsi="David" w:cs="David"/>
+          <w:rFonts w:cs="David" w:ascii="David" w:hAnsi="David"/>
           <w:b/>
           <w:rtl w:val="1"/>
         </w:rPr>
@@ -4119,21 +4551,21 @@
       </w:r>
       <w:r>
         <w:rPr>
-          <w:rFonts w:ascii="David" w:hAnsi="David" w:cs="David"/>
+          <w:rFonts w:cs="David" w:ascii="David" w:hAnsi="David"/>
           <w:rtl w:val="1"/>
         </w:rPr>
         <w:t xml:space="preserve"> נתונים, בסיס ידע, וקונפיגורציה נפרדים לכל רשות (</w:t>
       </w:r>
       <w:r>
         <w:rPr>
-          <w:rFonts w:ascii="Consolas" w:hAnsi="Consolas" w:cs="Consolas"/>
+          <w:rFonts w:cs="Consolas" w:ascii="Consolas" w:hAnsi="Consolas"/>
           <w:rtl w:val="1"/>
         </w:rPr>
         <w:t>tenantId</w:t>
       </w:r>
       <w:r>
         <w:rPr>
-          <w:rFonts w:ascii="David" w:hAnsi="David" w:cs="David"/>
+          <w:rFonts w:cs="David" w:ascii="David" w:hAnsi="David"/>
           <w:rtl w:val="1"/>
         </w:rPr>
         <w:t xml:space="preserve"> בכל ישות).</w:t>
@@ -4147,7 +4579,7 @@
       </w:pPr>
       <w:r>
         <w:rPr>
-          <w:rFonts w:ascii="David" w:hAnsi="David" w:cs="David"/>
+          <w:rFonts w:cs="David" w:ascii="David" w:hAnsi="David"/>
           <w:b/>
           <w:rtl w:val="1"/>
         </w:rPr>
@@ -4155,14 +4587,14 @@
       </w:r>
       <w:r>
         <w:rPr>
-          <w:rFonts w:ascii="David" w:hAnsi="David" w:cs="David"/>
+          <w:rFonts w:cs="David" w:ascii="David" w:hAnsi="David"/>
           <w:rtl w:val="1"/>
         </w:rPr>
         <w:t xml:space="preserve"> רשות חדשה עולה דרך קונפיגורציה (שירותים, תהליכים, מדיניות גבייה, מיתוג, ערוצים, שפות) — </w:t>
       </w:r>
       <w:r>
         <w:rPr>
-          <w:rFonts w:ascii="David" w:hAnsi="David" w:cs="David"/>
+          <w:rFonts w:cs="David" w:ascii="David" w:hAnsi="David"/>
           <w:b/>
           <w:rtl w:val="1"/>
         </w:rPr>
@@ -4170,7 +4602,7 @@
       </w:r>
       <w:r>
         <w:rPr>
-          <w:rFonts w:ascii="David" w:hAnsi="David" w:cs="David"/>
+          <w:rFonts w:cs="David" w:ascii="David" w:hAnsi="David"/>
           <w:rtl w:val="1"/>
         </w:rPr>
         <w:t>; שימוש ב-Flow Templates וב-Configuration מעל התשתית.</w:t>
@@ -4184,7 +4616,7 @@
       </w:pPr>
       <w:r>
         <w:rPr>
-          <w:rFonts w:ascii="David" w:hAnsi="David" w:cs="David"/>
+          <w:rFonts w:cs="David" w:ascii="David" w:hAnsi="David"/>
           <w:b/>
           <w:rtl w:val="1"/>
         </w:rPr>
@@ -4192,7 +4624,7 @@
       </w:r>
       <w:r>
         <w:rPr>
-          <w:rFonts w:ascii="David" w:hAnsi="David" w:cs="David"/>
+          <w:rFonts w:cs="David" w:ascii="David" w:hAnsi="David"/>
           <w:rtl w:val="1"/>
         </w:rPr>
         <w:t xml:space="preserve"> רכיבי ענן ניתנים להרחבה מיידית לפי מספר המשתמשים/תהליכים.</w:t>
@@ -4206,7 +4638,7 @@
       </w:pPr>
       <w:r>
         <w:rPr>
-          <w:rFonts w:ascii="David" w:hAnsi="David" w:cs="David"/>
+          <w:rFonts w:cs="David" w:ascii="David" w:hAnsi="David"/>
           <w:b/>
           <w:rtl w:val="1"/>
         </w:rPr>
@@ -4214,7 +4646,7 @@
       </w:r>
       <w:r>
         <w:rPr>
-          <w:rFonts w:ascii="David" w:hAnsi="David" w:cs="David"/>
+          <w:rFonts w:cs="David" w:ascii="David" w:hAnsi="David"/>
           <w:rtl w:val="1"/>
         </w:rPr>
         <w:t xml:space="preserve"> רשות ראשונה ~₪400–600K; כל יחידה/רשות נוספת ~₪50K–₪200K (מחלקה נוספת) בזכות התשתית המשותפת.</w:t>
@@ -4228,7 +4660,7 @@
       </w:pPr>
       <w:r>
         <w:rPr>
-          <w:rFonts w:ascii="David" w:hAnsi="David" w:cs="David"/>
+          <w:rFonts w:cs="David" w:ascii="David" w:hAnsi="David"/>
           <w:b/>
           <w:rtl w:val="1"/>
         </w:rPr>
@@ -4236,7 +4668,7 @@
       </w:r>
       <w:r>
         <w:rPr>
-          <w:rFonts w:ascii="David" w:hAnsi="David" w:cs="David"/>
+          <w:rFonts w:cs="David" w:ascii="David" w:hAnsi="David"/>
           <w:rtl w:val="1"/>
         </w:rPr>
         <w:t xml:space="preserve"> אותה תשתית ניתנת להפעלה כשירות משותף (SaaS) לכלל הרשויות, עם SLA וזהות נפרדים לכל משרד/רשות.</w:t>
@@ -4257,10 +4689,64 @@
       </w:pPr>
       <w:r>
         <w:rPr>
-          <w:rFonts w:ascii="David" w:hAnsi="David" w:cs="David"/>
+          <w:rFonts w:cs="David" w:ascii="David" w:hAnsi="David"/>
           <w:rtl w:val="1"/>
         </w:rPr>
         <w:t>9. אבטחת מידע, פרטיות ותאימות רגולטורית</w:t>
+      </w:r>
+    </w:p>
+    <w:p>
+      <w:pPr>
+        <w:jc w:val="center"/>
+      </w:pPr>
+      <w:r>
+        <w:drawing>
+          <wp:inline xmlns:a="http://schemas.openxmlformats.org/drawingml/2006/main" xmlns:pic="http://schemas.openxmlformats.org/drawingml/2006/picture">
+            <wp:extent cx="5400000" cy="516023"/>
+            <wp:docPr id="9" name="Picture 9"/>
+            <wp:cNvGraphicFramePr>
+              <a:graphicFrameLocks noChangeAspect="1"/>
+            </wp:cNvGraphicFramePr>
+            <a:graphic>
+              <a:graphicData uri="http://schemas.openxmlformats.org/drawingml/2006/picture">
+                <pic:pic>
+                  <pic:nvPicPr>
+                    <pic:cNvPr id="0" name="security.png"/>
+                    <pic:cNvPicPr/>
+                  </pic:nvPicPr>
+                  <pic:blipFill>
+                    <a:blip r:embed="rId17"/>
+                    <a:stretch>
+                      <a:fillRect/>
+                    </a:stretch>
+                  </pic:blipFill>
+                  <pic:spPr>
+                    <a:xfrm>
+                      <a:off x="0" y="0"/>
+                      <a:ext cx="5400000" cy="516023"/>
+                    </a:xfrm>
+                    <a:prstGeom prst="rect"/>
+                  </pic:spPr>
+                </pic:pic>
+              </a:graphicData>
+            </a:graphic>
+          </wp:inline>
+        </w:drawing>
+      </w:r>
+    </w:p>
+    <w:p>
+      <w:pPr>
+        <w:bidi/>
+        <w:jc w:val="center"/>
+      </w:pPr>
+      <w:r>
+        <w:rPr>
+          <w:rFonts w:cs="David" w:ascii="David" w:hAnsi="David"/>
+          <w:i/>
+          <w:sz w:val="18"/>
+          <w:rtl w:val="1"/>
+        </w:rPr>
+        <w:t>Security &amp;amp; Privacy by design: תיקון 13, ISO 27001/27701, SOC 2, RBAC, MFA, Audit Trail, הצפנה ו-Human-in-the-loop.</w:t>
       </w:r>
     </w:p>
     <w:p>
@@ -4271,7 +4757,7 @@
       </w:pPr>
       <w:r>
         <w:rPr>
-          <w:rFonts w:ascii="David" w:hAnsi="David" w:cs="David"/>
+          <w:rFonts w:cs="David" w:ascii="David" w:hAnsi="David"/>
           <w:rtl w:val="1"/>
         </w:rPr>
         <w:t>9.1 תאימות תיקון 13 לחוק הגנת הפרטיות</w:t>
@@ -4285,7 +4771,7 @@
       </w:pPr>
       <w:r>
         <w:rPr>
-          <w:rFonts w:ascii="David" w:hAnsi="David" w:cs="David"/>
+          <w:rFonts w:cs="David" w:ascii="David" w:hAnsi="David"/>
           <w:b/>
           <w:rtl w:val="1"/>
         </w:rPr>
@@ -4293,7 +4779,7 @@
       </w:r>
       <w:r>
         <w:rPr>
-          <w:rFonts w:ascii="David" w:hAnsi="David" w:cs="David"/>
+          <w:rFonts w:cs="David" w:ascii="David" w:hAnsi="David"/>
           <w:rtl w:val="1"/>
         </w:rPr>
         <w:t xml:space="preserve"> מלווה את הפרויקט; מיפוי מאגרים, בסיס חוקי לעיבוד, וזכויות מושא המידע.</w:t>
@@ -4307,7 +4793,7 @@
       </w:pPr>
       <w:r>
         <w:rPr>
-          <w:rFonts w:ascii="David" w:hAnsi="David" w:cs="David"/>
+          <w:rFonts w:cs="David" w:ascii="David" w:hAnsi="David"/>
           <w:b/>
           <w:rtl w:val="1"/>
         </w:rPr>
@@ -4315,7 +4801,7 @@
       </w:r>
       <w:r>
         <w:rPr>
-          <w:rFonts w:ascii="David" w:hAnsi="David" w:cs="David"/>
+          <w:rFonts w:cs="David" w:ascii="David" w:hAnsi="David"/>
           <w:rtl w:val="1"/>
         </w:rPr>
         <w:t xml:space="preserve"> גישה למידע לפי מטרה מוגדרת בלבד.</w:t>
@@ -4329,7 +4815,7 @@
       </w:pPr>
       <w:r>
         <w:rPr>
-          <w:rFonts w:ascii="David" w:hAnsi="David" w:cs="David"/>
+          <w:rFonts w:cs="David" w:ascii="David" w:hAnsi="David"/>
           <w:b/>
           <w:rtl w:val="1"/>
         </w:rPr>
@@ -4337,7 +4823,7 @@
       </w:r>
       <w:r>
         <w:rPr>
-          <w:rFonts w:ascii="David" w:hAnsi="David" w:cs="David"/>
+          <w:rFonts w:cs="David" w:ascii="David" w:hAnsi="David"/>
           <w:rtl w:val="1"/>
         </w:rPr>
         <w:t xml:space="preserve"> ניהול הסכמות מתועד לכל תושב.</w:t>
@@ -4351,7 +4837,7 @@
       </w:pPr>
       <w:r>
         <w:rPr>
-          <w:rFonts w:ascii="David" w:hAnsi="David" w:cs="David"/>
+          <w:rFonts w:cs="David" w:ascii="David" w:hAnsi="David"/>
           <w:b/>
           <w:rtl w:val="1"/>
         </w:rPr>
@@ -4359,7 +4845,7 @@
       </w:r>
       <w:r>
         <w:rPr>
-          <w:rFonts w:ascii="David" w:hAnsi="David" w:cs="David"/>
+          <w:rFonts w:cs="David" w:ascii="David" w:hAnsi="David"/>
           <w:rtl w:val="1"/>
         </w:rPr>
         <w:t xml:space="preserve"> עיון, תיקון, מחיקה (בכפוף לחוק).</w:t>
@@ -4373,7 +4859,7 @@
       </w:pPr>
       <w:r>
         <w:rPr>
-          <w:rFonts w:ascii="David" w:hAnsi="David" w:cs="David"/>
+          <w:rFonts w:cs="David" w:ascii="David" w:hAnsi="David"/>
           <w:rtl w:val="1"/>
         </w:rPr>
         <w:t>9.2 בקרות טכניות (Security by Design)</w:t>
@@ -4403,7 +4889,7 @@
             </w:pPr>
             <w:r>
               <w:rPr>
-                <w:rFonts w:ascii="David" w:hAnsi="David" w:cs="David"/>
+                <w:rFonts w:cs="David" w:ascii="David" w:hAnsi="David"/>
                 <w:b/>
                 <w:rtl w:val="1"/>
               </w:rPr>
@@ -4423,7 +4909,7 @@
             </w:pPr>
             <w:r>
               <w:rPr>
-                <w:rFonts w:ascii="David" w:hAnsi="David" w:cs="David"/>
+                <w:rFonts w:cs="David" w:ascii="David" w:hAnsi="David"/>
                 <w:b/>
                 <w:rtl w:val="1"/>
               </w:rPr>
@@ -4444,7 +4930,7 @@
             </w:pPr>
             <w:r>
               <w:rPr>
-                <w:rFonts w:ascii="David" w:hAnsi="David" w:cs="David"/>
+                <w:rFonts w:cs="David" w:ascii="David" w:hAnsi="David"/>
                 <w:rtl w:val="1"/>
               </w:rPr>
               <w:t>הצפנה</w:t>
@@ -4462,7 +4948,7 @@
             </w:pPr>
             <w:r>
               <w:rPr>
-                <w:rFonts w:ascii="David" w:hAnsi="David" w:cs="David"/>
+                <w:rFonts w:cs="David" w:ascii="David" w:hAnsi="David"/>
                 <w:rtl w:val="1"/>
               </w:rPr>
               <w:t>Encryption at Rest &amp; in Transit (Salesforce Shield / KMS)</w:t>
@@ -4482,7 +4968,7 @@
             </w:pPr>
             <w:r>
               <w:rPr>
-                <w:rFonts w:ascii="David" w:hAnsi="David" w:cs="David"/>
+                <w:rFonts w:cs="David" w:ascii="David" w:hAnsi="David"/>
                 <w:rtl w:val="1"/>
               </w:rPr>
               <w:t>בקרת גישה</w:t>
@@ -4500,7 +4986,7 @@
             </w:pPr>
             <w:r>
               <w:rPr>
-                <w:rFonts w:ascii="David" w:hAnsi="David" w:cs="David"/>
+                <w:rFonts w:cs="David" w:ascii="David" w:hAnsi="David"/>
                 <w:b/>
                 <w:rtl w:val="1"/>
               </w:rPr>
@@ -4508,14 +4994,14 @@
             </w:r>
             <w:r>
               <w:rPr>
-                <w:rFonts w:ascii="David" w:hAnsi="David" w:cs="David"/>
+                <w:rFonts w:cs="David" w:ascii="David" w:hAnsi="David"/>
                 <w:rtl w:val="1"/>
               </w:rPr>
               <w:t xml:space="preserve"> + </w:t>
             </w:r>
             <w:r>
               <w:rPr>
-                <w:rFonts w:ascii="David" w:hAnsi="David" w:cs="David"/>
+                <w:rFonts w:cs="David" w:ascii="David" w:hAnsi="David"/>
                 <w:b/>
                 <w:rtl w:val="1"/>
               </w:rPr>
@@ -4536,7 +5022,7 @@
             </w:pPr>
             <w:r>
               <w:rPr>
-                <w:rFonts w:ascii="David" w:hAnsi="David" w:cs="David"/>
+                <w:rFonts w:cs="David" w:ascii="David" w:hAnsi="David"/>
                 <w:rtl w:val="1"/>
               </w:rPr>
               <w:t>תיעוד</w:t>
@@ -4554,7 +5040,7 @@
             </w:pPr>
             <w:r>
               <w:rPr>
-                <w:rFonts w:ascii="David" w:hAnsi="David" w:cs="David"/>
+                <w:rFonts w:cs="David" w:ascii="David" w:hAnsi="David"/>
                 <w:b/>
                 <w:rtl w:val="1"/>
               </w:rPr>
@@ -4562,7 +5048,7 @@
             </w:r>
             <w:r>
               <w:rPr>
-                <w:rFonts w:ascii="David" w:hAnsi="David" w:cs="David"/>
+                <w:rFonts w:cs="David" w:ascii="David" w:hAnsi="David"/>
                 <w:rtl w:val="1"/>
               </w:rPr>
               <w:t xml:space="preserve"> לכל פעולה (AI/אדם) בזמן אמת</w:t>
@@ -4582,7 +5068,7 @@
             </w:pPr>
             <w:r>
               <w:rPr>
-                <w:rFonts w:ascii="David" w:hAnsi="David" w:cs="David"/>
+                <w:rFonts w:cs="David" w:ascii="David" w:hAnsi="David"/>
                 <w:rtl w:val="1"/>
               </w:rPr>
               <w:t>שמירת מידע</w:t>
@@ -4600,14 +5086,14 @@
             </w:pPr>
             <w:r>
               <w:rPr>
-                <w:rFonts w:ascii="David" w:hAnsi="David" w:cs="David"/>
+                <w:rFonts w:cs="David" w:ascii="David" w:hAnsi="David"/>
                 <w:rtl w:val="1"/>
               </w:rPr>
               <w:t xml:space="preserve">מדיניות </w:t>
             </w:r>
             <w:r>
               <w:rPr>
-                <w:rFonts w:ascii="David" w:hAnsi="David" w:cs="David"/>
+                <w:rFonts w:cs="David" w:ascii="David" w:hAnsi="David"/>
                 <w:b/>
                 <w:rtl w:val="1"/>
               </w:rPr>
@@ -4615,7 +5101,7 @@
             </w:r>
             <w:r>
               <w:rPr>
-                <w:rFonts w:ascii="David" w:hAnsi="David" w:cs="David"/>
+                <w:rFonts w:cs="David" w:ascii="David" w:hAnsi="David"/>
                 <w:rtl w:val="1"/>
               </w:rPr>
               <w:t xml:space="preserve"> לפי חוק</w:t>
@@ -4635,7 +5121,7 @@
             </w:pPr>
             <w:r>
               <w:rPr>
-                <w:rFonts w:ascii="David" w:hAnsi="David" w:cs="David"/>
+                <w:rFonts w:cs="David" w:ascii="David" w:hAnsi="David"/>
                 <w:rtl w:val="1"/>
               </w:rPr>
               <w:t>תקינה</w:t>
@@ -4653,7 +5139,7 @@
             </w:pPr>
             <w:r>
               <w:rPr>
-                <w:rFonts w:ascii="David" w:hAnsi="David" w:cs="David"/>
+                <w:rFonts w:cs="David" w:ascii="David" w:hAnsi="David"/>
                 <w:rtl w:val="1"/>
               </w:rPr>
               <w:t>ISO 27001, ISO 27701, SOC 2 Type II</w:t>
@@ -4673,7 +5159,7 @@
             </w:pPr>
             <w:r>
               <w:rPr>
-                <w:rFonts w:ascii="David" w:hAnsi="David" w:cs="David"/>
+                <w:rFonts w:cs="David" w:ascii="David" w:hAnsi="David"/>
                 <w:rtl w:val="1"/>
               </w:rPr>
               <w:t>חוסן</w:t>
@@ -4691,7 +5177,7 @@
             </w:pPr>
             <w:r>
               <w:rPr>
-                <w:rFonts w:ascii="David" w:hAnsi="David" w:cs="David"/>
+                <w:rFonts w:cs="David" w:ascii="David" w:hAnsi="David"/>
                 <w:rtl w:val="1"/>
               </w:rPr>
               <w:t>הגנה מפני Phishing / DDoS / Injection; ניטור SIEM</w:t>
@@ -4709,7 +5195,7 @@
       </w:pPr>
       <w:r>
         <w:rPr>
-          <w:rFonts w:ascii="David" w:hAnsi="David" w:cs="David"/>
+          <w:rFonts w:cs="David" w:ascii="David" w:hAnsi="David"/>
           <w:rtl w:val="1"/>
         </w:rPr>
         <w:t>9.3 סיכוני AI ייעודיים</w:t>
@@ -4722,7 +5208,7 @@
       </w:pPr>
       <w:r>
         <w:rPr>
-          <w:rFonts w:ascii="David" w:hAnsi="David" w:cs="David"/>
+          <w:rFonts w:cs="David" w:ascii="David" w:hAnsi="David"/>
           <w:rtl w:val="1"/>
         </w:rPr>
         <w:t>הזיות (מנוטרל ב-grounding + ציטוט מקור), הטיה (ניטור ובקרה), ו-over-reliance (Human-in-the-loop לכל החלטה מהותית).</w:t>
@@ -4743,10 +5229,64 @@
       </w:pPr>
       <w:r>
         <w:rPr>
-          <w:rFonts w:ascii="David" w:hAnsi="David" w:cs="David"/>
+          <w:rFonts w:cs="David" w:ascii="David" w:hAnsi="David"/>
           <w:rtl w:val="1"/>
         </w:rPr>
         <w:t>10. נגישות ורב-לשוניות</w:t>
+      </w:r>
+    </w:p>
+    <w:p>
+      <w:pPr>
+        <w:jc w:val="center"/>
+      </w:pPr>
+      <w:r>
+        <w:drawing>
+          <wp:inline xmlns:a="http://schemas.openxmlformats.org/drawingml/2006/main" xmlns:pic="http://schemas.openxmlformats.org/drawingml/2006/picture">
+            <wp:extent cx="3420000" cy="4634201"/>
+            <wp:docPr id="10" name="Picture 10"/>
+            <wp:cNvGraphicFramePr>
+              <a:graphicFrameLocks noChangeAspect="1"/>
+            </wp:cNvGraphicFramePr>
+            <a:graphic>
+              <a:graphicData uri="http://schemas.openxmlformats.org/drawingml/2006/picture">
+                <pic:pic>
+                  <pic:nvPicPr>
+                    <pic:cNvPr id="0" name="chat_arabic.png"/>
+                    <pic:cNvPicPr/>
+                  </pic:nvPicPr>
+                  <pic:blipFill>
+                    <a:blip r:embed="rId18"/>
+                    <a:stretch>
+                      <a:fillRect/>
+                    </a:stretch>
+                  </pic:blipFill>
+                  <pic:spPr>
+                    <a:xfrm>
+                      <a:off x="0" y="0"/>
+                      <a:ext cx="3420000" cy="4634201"/>
+                    </a:xfrm>
+                    <a:prstGeom prst="rect"/>
+                  </pic:spPr>
+                </pic:pic>
+              </a:graphicData>
+            </a:graphic>
+          </wp:inline>
+        </w:drawing>
+      </w:r>
+    </w:p>
+    <w:p>
+      <w:pPr>
+        <w:bidi/>
+        <w:jc w:val="center"/>
+      </w:pPr>
+      <w:r>
+        <w:rPr>
+          <w:rFonts w:cs="David" w:ascii="David" w:hAnsi="David"/>
+          <w:i/>
+          <w:sz w:val="18"/>
+          <w:rtl w:val="1"/>
+        </w:rPr>
+        <w:t>אותה פנייה מהמוקד, בערבית: הליבה מזהה שפה אוטומטית ועונה בה — אותו תהליך, אותן בקרות זהות ופרטיות.</w:t>
       </w:r>
     </w:p>
     <w:p>
@@ -4757,14 +5297,14 @@
       </w:pPr>
       <w:r>
         <w:rPr>
-          <w:rFonts w:ascii="David" w:hAnsi="David" w:cs="David"/>
+          <w:rFonts w:cs="David" w:ascii="David" w:hAnsi="David"/>
           <w:rtl w:val="1"/>
         </w:rPr>
         <w:t xml:space="preserve">תאימות </w:t>
       </w:r>
       <w:r>
         <w:rPr>
-          <w:rFonts w:ascii="David" w:hAnsi="David" w:cs="David"/>
+          <w:rFonts w:cs="David" w:ascii="David" w:hAnsi="David"/>
           <w:b/>
           <w:rtl w:val="1"/>
         </w:rPr>
@@ -4772,7 +5312,7 @@
       </w:r>
       <w:r>
         <w:rPr>
-          <w:rFonts w:ascii="David" w:hAnsi="David" w:cs="David"/>
+          <w:rFonts w:cs="David" w:ascii="David" w:hAnsi="David"/>
           <w:rtl w:val="1"/>
         </w:rPr>
         <w:t>: קול לבעלי מוגבלות ראייה, טקסט לכבדי שמיעה, שפה פשוטה וברורה.</w:t>
@@ -4786,7 +5326,7 @@
       </w:pPr>
       <w:r>
         <w:rPr>
-          <w:rFonts w:ascii="David" w:hAnsi="David" w:cs="David"/>
+          <w:rFonts w:cs="David" w:ascii="David" w:hAnsi="David"/>
           <w:b/>
           <w:rtl w:val="1"/>
         </w:rPr>
@@ -4794,7 +5334,7 @@
       </w:r>
       <w:r>
         <w:rPr>
-          <w:rFonts w:ascii="David" w:hAnsi="David" w:cs="David"/>
+          <w:rFonts w:cs="David" w:ascii="David" w:hAnsi="David"/>
           <w:rtl w:val="1"/>
         </w:rPr>
         <w:t xml:space="preserve"> עברית (ראשי), ערבית, רוסית, אנגלית — לפי אוכלוסיית הרשות.</w:t>
@@ -4815,7 +5355,7 @@
       </w:pPr>
       <w:r>
         <w:rPr>
-          <w:rFonts w:ascii="David" w:hAnsi="David" w:cs="David"/>
+          <w:rFonts w:cs="David" w:ascii="David" w:hAnsi="David"/>
           <w:rtl w:val="1"/>
         </w:rPr>
         <w:t>11. ממשקי אינטגרציה (API)</w:t>
@@ -4846,7 +5386,7 @@
             </w:pPr>
             <w:r>
               <w:rPr>
-                <w:rFonts w:ascii="David" w:hAnsi="David" w:cs="David"/>
+                <w:rFonts w:cs="David" w:ascii="David" w:hAnsi="David"/>
                 <w:b/>
                 <w:rtl w:val="1"/>
               </w:rPr>
@@ -4866,7 +5406,7 @@
             </w:pPr>
             <w:r>
               <w:rPr>
-                <w:rFonts w:ascii="David" w:hAnsi="David" w:cs="David"/>
+                <w:rFonts w:cs="David" w:ascii="David" w:hAnsi="David"/>
                 <w:b/>
                 <w:rtl w:val="1"/>
               </w:rPr>
@@ -4886,7 +5426,7 @@
             </w:pPr>
             <w:r>
               <w:rPr>
-                <w:rFonts w:ascii="David" w:hAnsi="David" w:cs="David"/>
+                <w:rFonts w:cs="David" w:ascii="David" w:hAnsi="David"/>
                 <w:b/>
                 <w:rtl w:val="1"/>
               </w:rPr>
@@ -4907,7 +5447,7 @@
             </w:pPr>
             <w:r>
               <w:rPr>
-                <w:rFonts w:ascii="David" w:hAnsi="David" w:cs="David"/>
+                <w:rFonts w:cs="David" w:ascii="David" w:hAnsi="David"/>
                 <w:rtl w:val="1"/>
               </w:rPr>
               <w:t>REST / SOAP API</w:t>
@@ -4925,7 +5465,7 @@
             </w:pPr>
             <w:r>
               <w:rPr>
-                <w:rFonts w:ascii="David" w:hAnsi="David" w:cs="David"/>
+                <w:rFonts w:cs="David" w:ascii="David" w:hAnsi="David"/>
                 <w:rtl w:val="1"/>
               </w:rPr>
               <w:t>OAuth 2.0, Token Refresh</w:t>
@@ -4943,7 +5483,7 @@
             </w:pPr>
             <w:r>
               <w:rPr>
-                <w:rFonts w:ascii="David" w:hAnsi="David" w:cs="David"/>
+                <w:rFonts w:cs="David" w:ascii="David" w:hAnsi="David"/>
                 <w:rtl w:val="1"/>
               </w:rPr>
               <w:t>חיבור לשירותים עירוניים ולמערכת הרשומה</w:t>
@@ -4963,7 +5503,7 @@
             </w:pPr>
             <w:r>
               <w:rPr>
-                <w:rFonts w:ascii="David" w:hAnsi="David" w:cs="David"/>
+                <w:rFonts w:cs="David" w:ascii="David" w:hAnsi="David"/>
                 <w:rtl w:val="1"/>
               </w:rPr>
               <w:t>iPaaS</w:t>
@@ -4981,7 +5521,7 @@
             </w:pPr>
             <w:r>
               <w:rPr>
-                <w:rFonts w:ascii="David" w:hAnsi="David" w:cs="David"/>
+                <w:rFonts w:cs="David" w:ascii="David" w:hAnsi="David"/>
                 <w:rtl w:val="1"/>
               </w:rPr>
               <w:t>Mulesoft / Workato</w:t>
@@ -4999,7 +5539,7 @@
             </w:pPr>
             <w:r>
               <w:rPr>
-                <w:rFonts w:ascii="David" w:hAnsi="David" w:cs="David"/>
+                <w:rFonts w:cs="David" w:ascii="David" w:hAnsi="David"/>
                 <w:rtl w:val="1"/>
               </w:rPr>
               <w:t>תזמור אינטגרציות ומערכות תפעוליות</w:t>
@@ -5019,7 +5559,7 @@
             </w:pPr>
             <w:r>
               <w:rPr>
-                <w:rFonts w:ascii="David" w:hAnsi="David" w:cs="David"/>
+                <w:rFonts w:cs="David" w:ascii="David" w:hAnsi="David"/>
                 <w:rtl w:val="1"/>
               </w:rPr>
               <w:t>Webhooks</w:t>
@@ -5037,7 +5577,7 @@
             </w:pPr>
             <w:r>
               <w:rPr>
-                <w:rFonts w:ascii="David" w:hAnsi="David" w:cs="David"/>
+                <w:rFonts w:cs="David" w:ascii="David" w:hAnsi="David"/>
                 <w:rtl w:val="1"/>
               </w:rPr>
               <w:t>—</w:t>
@@ -5055,7 +5595,7 @@
             </w:pPr>
             <w:r>
               <w:rPr>
-                <w:rFonts w:ascii="David" w:hAnsi="David" w:cs="David"/>
+                <w:rFonts w:cs="David" w:ascii="David" w:hAnsi="David"/>
                 <w:rtl w:val="1"/>
               </w:rPr>
               <w:t>ממשקים בעלי Latency נמוך ותהליכים מחזוריים</w:t>
@@ -5075,7 +5615,7 @@
             </w:pPr>
             <w:r>
               <w:rPr>
-                <w:rFonts w:ascii="David" w:hAnsi="David" w:cs="David"/>
+                <w:rFonts w:cs="David" w:ascii="David" w:hAnsi="David"/>
                 <w:rtl w:val="1"/>
               </w:rPr>
               <w:t>Batch</w:t>
@@ -5093,7 +5633,7 @@
             </w:pPr>
             <w:r>
               <w:rPr>
-                <w:rFonts w:ascii="David" w:hAnsi="David" w:cs="David"/>
+                <w:rFonts w:cs="David" w:ascii="David" w:hAnsi="David"/>
                 <w:rtl w:val="1"/>
               </w:rPr>
               <w:t>API Export/Dump</w:t>
@@ -5111,7 +5651,7 @@
             </w:pPr>
             <w:r>
               <w:rPr>
-                <w:rFonts w:ascii="David" w:hAnsi="David" w:cs="David"/>
+                <w:rFonts w:cs="David" w:ascii="David" w:hAnsi="David"/>
                 <w:rtl w:val="1"/>
               </w:rPr>
               <w:t>הזנת מערכות אנליטיקה</w:t>
@@ -5128,14 +5668,14 @@
       </w:pPr>
       <w:r>
         <w:rPr>
-          <w:rFonts w:ascii="David" w:hAnsi="David" w:cs="David"/>
+          <w:rFonts w:cs="David" w:ascii="David" w:hAnsi="David"/>
           <w:rtl w:val="1"/>
         </w:rPr>
         <w:t xml:space="preserve">כל האינטגרציות מנוהלות ברמה מאובטחת עם </w:t>
       </w:r>
       <w:r>
         <w:rPr>
-          <w:rFonts w:ascii="David" w:hAnsi="David" w:cs="David"/>
+          <w:rFonts w:cs="David" w:ascii="David" w:hAnsi="David"/>
           <w:b/>
           <w:rtl w:val="1"/>
         </w:rPr>
@@ -5143,7 +5683,7 @@
       </w:r>
       <w:r>
         <w:rPr>
-          <w:rFonts w:ascii="David" w:hAnsi="David" w:cs="David"/>
+          <w:rFonts w:cs="David" w:ascii="David" w:hAnsi="David"/>
           <w:rtl w:val="1"/>
         </w:rPr>
         <w:t xml:space="preserve"> מלא.</w:t>
@@ -5164,10 +5704,64 @@
       </w:pPr>
       <w:r>
         <w:rPr>
-          <w:rFonts w:ascii="David" w:hAnsi="David" w:cs="David"/>
+          <w:rFonts w:cs="David" w:ascii="David" w:hAnsi="David"/>
           <w:rtl w:val="1"/>
         </w:rPr>
         <w:t>12. מדדי הצלחה (KPIs)</w:t>
+      </w:r>
+    </w:p>
+    <w:p>
+      <w:pPr>
+        <w:jc w:val="center"/>
+      </w:pPr>
+      <w:r>
+        <w:drawing>
+          <wp:inline xmlns:a="http://schemas.openxmlformats.org/drawingml/2006/main" xmlns:pic="http://schemas.openxmlformats.org/drawingml/2006/picture">
+            <wp:extent cx="5400000" cy="1501158"/>
+            <wp:docPr id="11" name="Picture 11"/>
+            <wp:cNvGraphicFramePr>
+              <a:graphicFrameLocks noChangeAspect="1"/>
+            </wp:cNvGraphicFramePr>
+            <a:graphic>
+              <a:graphicData uri="http://schemas.openxmlformats.org/drawingml/2006/picture">
+                <pic:pic>
+                  <pic:nvPicPr>
+                    <pic:cNvPr id="0" name="kpi.png"/>
+                    <pic:cNvPicPr/>
+                  </pic:nvPicPr>
+                  <pic:blipFill>
+                    <a:blip r:embed="rId19"/>
+                    <a:stretch>
+                      <a:fillRect/>
+                    </a:stretch>
+                  </pic:blipFill>
+                  <pic:spPr>
+                    <a:xfrm>
+                      <a:off x="0" y="0"/>
+                      <a:ext cx="5400000" cy="1501158"/>
+                    </a:xfrm>
+                    <a:prstGeom prst="rect"/>
+                  </pic:spPr>
+                </pic:pic>
+              </a:graphicData>
+            </a:graphic>
+          </wp:inline>
+        </w:drawing>
+      </w:r>
+    </w:p>
+    <w:p>
+      <w:pPr>
+        <w:bidi/>
+        <w:jc w:val="center"/>
+      </w:pPr>
+      <w:r>
+        <w:rPr>
+          <w:rFonts w:cs="David" w:ascii="David" w:hAnsi="David"/>
+          <w:i/>
+          <w:sz w:val="18"/>
+          <w:rtl w:val="1"/>
+        </w:rPr>
+        <w:t>יעדים מדידים מרכזיים מבקשת התמיכה.</w:t>
       </w:r>
     </w:p>
     <w:tbl>
@@ -5194,7 +5788,7 @@
             </w:pPr>
             <w:r>
               <w:rPr>
-                <w:rFonts w:ascii="David" w:hAnsi="David" w:cs="David"/>
+                <w:rFonts w:cs="David" w:ascii="David" w:hAnsi="David"/>
                 <w:b/>
                 <w:rtl w:val="1"/>
               </w:rPr>
@@ -5214,7 +5808,7 @@
             </w:pPr>
             <w:r>
               <w:rPr>
-                <w:rFonts w:ascii="David" w:hAnsi="David" w:cs="David"/>
+                <w:rFonts w:cs="David" w:ascii="David" w:hAnsi="David"/>
                 <w:b/>
                 <w:rtl w:val="1"/>
               </w:rPr>
@@ -5235,7 +5829,7 @@
             </w:pPr>
             <w:r>
               <w:rPr>
-                <w:rFonts w:ascii="David" w:hAnsi="David" w:cs="David"/>
+                <w:rFonts w:cs="David" w:ascii="David" w:hAnsi="David"/>
                 <w:rtl w:val="1"/>
               </w:rPr>
               <w:t>שירות עצמי (Self-service)</w:t>
@@ -5253,7 +5847,7 @@
             </w:pPr>
             <w:r>
               <w:rPr>
-                <w:rFonts w:ascii="David" w:hAnsi="David" w:cs="David"/>
+                <w:rFonts w:cs="David" w:ascii="David" w:hAnsi="David"/>
                 <w:rtl w:val="1"/>
               </w:rPr>
               <w:t>80% מהפניות</w:t>
@@ -5273,7 +5867,7 @@
             </w:pPr>
             <w:r>
               <w:rPr>
-                <w:rFonts w:ascii="David" w:hAnsi="David" w:cs="David"/>
+                <w:rFonts w:cs="David" w:ascii="David" w:hAnsi="David"/>
                 <w:rtl w:val="1"/>
               </w:rPr>
               <w:t>הפחתת פניות טלפוניות לנציג</w:t>
@@ -5291,7 +5885,7 @@
             </w:pPr>
             <w:r>
               <w:rPr>
-                <w:rFonts w:ascii="David" w:hAnsi="David" w:cs="David"/>
+                <w:rFonts w:cs="David" w:ascii="David" w:hAnsi="David"/>
                 <w:rtl w:val="1"/>
               </w:rPr>
               <w:t>↓ 30%</w:t>
@@ -5311,7 +5905,7 @@
             </w:pPr>
             <w:r>
               <w:rPr>
-                <w:rFonts w:ascii="David" w:hAnsi="David" w:cs="David"/>
+                <w:rFonts w:cs="David" w:ascii="David" w:hAnsi="David"/>
                 <w:rtl w:val="1"/>
               </w:rPr>
               <w:t>שביעות רצון תושבים</w:t>
@@ -5329,7 +5923,7 @@
             </w:pPr>
             <w:r>
               <w:rPr>
-                <w:rFonts w:ascii="David" w:hAnsi="David" w:cs="David"/>
+                <w:rFonts w:cs="David" w:ascii="David" w:hAnsi="David"/>
                 <w:rtl w:val="1"/>
               </w:rPr>
               <w:t>↑ 20%</w:t>
@@ -5349,7 +5943,7 @@
             </w:pPr>
             <w:r>
               <w:rPr>
-                <w:rFonts w:ascii="David" w:hAnsi="David" w:cs="David"/>
+                <w:rFonts w:cs="David" w:ascii="David" w:hAnsi="David"/>
                 <w:rtl w:val="1"/>
               </w:rPr>
               <w:t>דיוק זיהוי כוונה (NLU)</w:t>
@@ -5367,7 +5961,7 @@
             </w:pPr>
             <w:r>
               <w:rPr>
-                <w:rFonts w:ascii="David" w:hAnsi="David" w:cs="David"/>
+                <w:rFonts w:cs="David" w:ascii="David" w:hAnsi="David"/>
                 <w:rtl w:val="1"/>
               </w:rPr>
               <w:t>≥ 85%</w:t>
@@ -5387,7 +5981,7 @@
             </w:pPr>
             <w:r>
               <w:rPr>
-                <w:rFonts w:ascii="David" w:hAnsi="David" w:cs="David"/>
+                <w:rFonts w:cs="David" w:ascii="David" w:hAnsi="David"/>
                 <w:rtl w:val="1"/>
               </w:rPr>
               <w:t>קיצור זמן טיפול / מענה</w:t>
@@ -5405,7 +5999,7 @@
             </w:pPr>
             <w:r>
               <w:rPr>
-                <w:rFonts w:ascii="David" w:hAnsi="David" w:cs="David"/>
+                <w:rFonts w:cs="David" w:ascii="David" w:hAnsi="David"/>
                 <w:rtl w:val="1"/>
               </w:rPr>
               <w:t>לפי תהליך (יעד: פנייה ל-Case תוך שניות; החלטה ב-SLA)</w:t>
@@ -5425,7 +6019,7 @@
             </w:pPr>
             <w:r>
               <w:rPr>
-                <w:rFonts w:ascii="David" w:hAnsi="David" w:cs="David"/>
+                <w:rFonts w:cs="David" w:ascii="David" w:hAnsi="David"/>
                 <w:rtl w:val="1"/>
               </w:rPr>
               <w:t>השלמת מסמכים אוטומטית</w:t>
@@ -5443,7 +6037,7 @@
             </w:pPr>
             <w:r>
               <w:rPr>
-                <w:rFonts w:ascii="David" w:hAnsi="David" w:cs="David"/>
+                <w:rFonts w:cs="David" w:ascii="David" w:hAnsi="David"/>
                 <w:rtl w:val="1"/>
               </w:rPr>
               <w:t>↓ 80% בכמות הפניות הנדרשות להשלמת מסמכים</w:t>
@@ -5463,7 +6057,7 @@
             </w:pPr>
             <w:r>
               <w:rPr>
-                <w:rFonts w:ascii="David" w:hAnsi="David" w:cs="David"/>
+                <w:rFonts w:cs="David" w:ascii="David" w:hAnsi="David"/>
                 <w:rtl w:val="1"/>
               </w:rPr>
               <w:t>מידע היסטורי זמין ותיק 360°</w:t>
@@ -5481,7 +6075,7 @@
             </w:pPr>
             <w:r>
               <w:rPr>
-                <w:rFonts w:ascii="David" w:hAnsi="David" w:cs="David"/>
+                <w:rFonts w:cs="David" w:ascii="David" w:hAnsi="David"/>
                 <w:rtl w:val="1"/>
               </w:rPr>
               <w:t>90% מהמידע נגיש דרך תיק אחד</w:t>
@@ -5501,7 +6095,7 @@
             </w:pPr>
             <w:r>
               <w:rPr>
-                <w:rFonts w:ascii="David" w:hAnsi="David" w:cs="David"/>
+                <w:rFonts w:cs="David" w:ascii="David" w:hAnsi="David"/>
                 <w:rtl w:val="1"/>
               </w:rPr>
               <w:t>תהליכי שירות פעילים באוטומציה מלאה</w:t>
@@ -5519,7 +6113,7 @@
             </w:pPr>
             <w:r>
               <w:rPr>
-                <w:rFonts w:ascii="David" w:hAnsi="David" w:cs="David"/>
+                <w:rFonts w:cs="David" w:ascii="David" w:hAnsi="David"/>
                 <w:rtl w:val="1"/>
               </w:rPr>
               <w:t>לפחות 10</w:t>
@@ -5539,7 +6133,7 @@
             </w:pPr>
             <w:r>
               <w:rPr>
-                <w:rFonts w:ascii="David" w:hAnsi="David" w:cs="David"/>
+                <w:rFonts w:cs="David" w:ascii="David" w:hAnsi="David"/>
                 <w:rtl w:val="1"/>
               </w:rPr>
               <w:t>עמידה ב-SLA</w:t>
@@ -5557,7 +6151,7 @@
             </w:pPr>
             <w:r>
               <w:rPr>
-                <w:rFonts w:ascii="David" w:hAnsi="David" w:cs="David"/>
+                <w:rFonts w:cs="David" w:ascii="David" w:hAnsi="David"/>
                 <w:rtl w:val="1"/>
               </w:rPr>
               <w:t>מדידה שוטפת ב-Dashboard</w:t>
@@ -5582,7 +6176,7 @@
       </w:pPr>
       <w:r>
         <w:rPr>
-          <w:rFonts w:ascii="David" w:hAnsi="David" w:cs="David"/>
+          <w:rFonts w:cs="David" w:ascii="David" w:hAnsi="David"/>
           <w:rtl w:val="1"/>
         </w:rPr>
         <w:t>13. תוכנית פיתוח והטמעה (18 חודשים)</w:t>
@@ -5613,7 +6207,7 @@
             </w:pPr>
             <w:r>
               <w:rPr>
-                <w:rFonts w:ascii="David" w:hAnsi="David" w:cs="David"/>
+                <w:rFonts w:cs="David" w:ascii="David" w:hAnsi="David"/>
                 <w:b/>
                 <w:rtl w:val="1"/>
               </w:rPr>
@@ -5633,7 +6227,7 @@
             </w:pPr>
             <w:r>
               <w:rPr>
-                <w:rFonts w:ascii="David" w:hAnsi="David" w:cs="David"/>
+                <w:rFonts w:cs="David" w:ascii="David" w:hAnsi="David"/>
                 <w:b/>
                 <w:rtl w:val="1"/>
               </w:rPr>
@@ -5653,7 +6247,7 @@
             </w:pPr>
             <w:r>
               <w:rPr>
-                <w:rFonts w:ascii="David" w:hAnsi="David" w:cs="David"/>
+                <w:rFonts w:cs="David" w:ascii="David" w:hAnsi="David"/>
                 <w:b/>
                 <w:rtl w:val="1"/>
               </w:rPr>
@@ -5674,7 +6268,7 @@
             </w:pPr>
             <w:r>
               <w:rPr>
-                <w:rFonts w:ascii="David" w:hAnsi="David" w:cs="David"/>
+                <w:rFonts w:cs="David" w:ascii="David" w:hAnsi="David"/>
                 <w:b/>
                 <w:rtl w:val="1"/>
               </w:rPr>
@@ -5693,7 +6287,7 @@
             </w:pPr>
             <w:r>
               <w:rPr>
-                <w:rFonts w:ascii="David" w:hAnsi="David" w:cs="David"/>
+                <w:rFonts w:cs="David" w:ascii="David" w:hAnsi="David"/>
                 <w:rtl w:val="1"/>
               </w:rPr>
               <w:t>אפיון BPM/דרישות/SLA; ארכיטקטורת תיק 360°; אינטגרציה (Mulesoft/Workato + Data Cloud); בחירת ספק והקמת סביבת פיילוט</w:t>
@@ -5711,7 +6305,7 @@
             </w:pPr>
             <w:r>
               <w:rPr>
-                <w:rFonts w:ascii="David" w:hAnsi="David" w:cs="David"/>
+                <w:rFonts w:cs="David" w:ascii="David" w:hAnsi="David"/>
                 <w:rtl w:val="1"/>
               </w:rPr>
               <w:t>חודשים 1–4</w:t>
@@ -5731,7 +6325,7 @@
             </w:pPr>
             <w:r>
               <w:rPr>
-                <w:rFonts w:ascii="David" w:hAnsi="David" w:cs="David"/>
+                <w:rFonts w:cs="David" w:ascii="David" w:hAnsi="David"/>
                 <w:b/>
                 <w:rtl w:val="1"/>
               </w:rPr>
@@ -5750,7 +6344,7 @@
             </w:pPr>
             <w:r>
               <w:rPr>
-                <w:rFonts w:ascii="David" w:hAnsi="David" w:cs="David"/>
+                <w:rFonts w:cs="David" w:ascii="David" w:hAnsi="David"/>
                 <w:rtl w:val="1"/>
               </w:rPr>
               <w:t>AgentForce + NLP עברית + Intent + Ask-Once; חיבור Data Cloud ל-ERP/CRM; בניית ≥10 תהליכי שירות באוטומציה (Einstein Automate + Flow); Dashboards</w:t>
@@ -5768,7 +6362,7 @@
             </w:pPr>
             <w:r>
               <w:rPr>
-                <w:rFonts w:ascii="David" w:hAnsi="David" w:cs="David"/>
+                <w:rFonts w:cs="David" w:ascii="David" w:hAnsi="David"/>
                 <w:rtl w:val="1"/>
               </w:rPr>
               <w:t>חודשים 5–12</w:t>
@@ -5788,7 +6382,7 @@
             </w:pPr>
             <w:r>
               <w:rPr>
-                <w:rFonts w:ascii="David" w:hAnsi="David" w:cs="David"/>
+                <w:rFonts w:cs="David" w:ascii="David" w:hAnsi="David"/>
                 <w:b/>
                 <w:rtl w:val="1"/>
               </w:rPr>
@@ -5807,7 +6401,7 @@
             </w:pPr>
             <w:r>
               <w:rPr>
-                <w:rFonts w:ascii="David" w:hAnsi="David" w:cs="David"/>
+                <w:rFonts w:cs="David" w:ascii="David" w:hAnsi="David"/>
                 <w:rtl w:val="1"/>
               </w:rPr>
               <w:t>הכשרת ~200 עובדים (יעד 80% שביעות רצון); מעבר Pilot→Production ב-3 מחלקות ראשונות (100%); ניטור ואבטחת מידע</w:t>
@@ -5825,7 +6419,7 @@
             </w:pPr>
             <w:r>
               <w:rPr>
-                <w:rFonts w:ascii="David" w:hAnsi="David" w:cs="David"/>
+                <w:rFonts w:cs="David" w:ascii="David" w:hAnsi="David"/>
                 <w:rtl w:val="1"/>
               </w:rPr>
               <w:t>חודשים 13–18</w:t>
@@ -5842,7 +6436,7 @@
       </w:pPr>
       <w:r>
         <w:rPr>
-          <w:rFonts w:ascii="David" w:hAnsi="David" w:cs="David"/>
+          <w:rFonts w:cs="David" w:ascii="David" w:hAnsi="David"/>
           <w:b/>
           <w:rtl w:val="1"/>
         </w:rPr>
@@ -5850,7 +6444,7 @@
       </w:r>
       <w:r>
         <w:rPr>
-          <w:rFonts w:ascii="David" w:hAnsi="David" w:cs="David"/>
+          <w:rFonts w:cs="David" w:ascii="David" w:hAnsi="David"/>
           <w:rtl w:val="1"/>
         </w:rPr>
         <w:t xml:space="preserve"> יעד 85% בזיהוי כוונה בסוף שלב 2.</w:t>
@@ -5871,7 +6465,7 @@
       </w:pPr>
       <w:r>
         <w:rPr>
-          <w:rFonts w:ascii="David" w:hAnsi="David" w:cs="David"/>
+          <w:rFonts w:cs="David" w:ascii="David" w:hAnsi="David"/>
           <w:rtl w:val="1"/>
         </w:rPr>
         <w:t>14. מודל ממשל וארגון (Governance)</w:t>
@@ -5901,7 +6495,7 @@
             </w:pPr>
             <w:r>
               <w:rPr>
-                <w:rFonts w:ascii="David" w:hAnsi="David" w:cs="David"/>
+                <w:rFonts w:cs="David" w:ascii="David" w:hAnsi="David"/>
                 <w:b/>
                 <w:rtl w:val="1"/>
               </w:rPr>
@@ -5921,7 +6515,7 @@
             </w:pPr>
             <w:r>
               <w:rPr>
-                <w:rFonts w:ascii="David" w:hAnsi="David" w:cs="David"/>
+                <w:rFonts w:cs="David" w:ascii="David" w:hAnsi="David"/>
                 <w:b/>
                 <w:rtl w:val="1"/>
               </w:rPr>
@@ -5942,7 +6536,7 @@
             </w:pPr>
             <w:r>
               <w:rPr>
-                <w:rFonts w:ascii="David" w:hAnsi="David" w:cs="David"/>
+                <w:rFonts w:cs="David" w:ascii="David" w:hAnsi="David"/>
                 <w:b/>
                 <w:rtl w:val="1"/>
               </w:rPr>
@@ -5961,7 +6555,7 @@
             </w:pPr>
             <w:r>
               <w:rPr>
-                <w:rFonts w:ascii="David" w:hAnsi="David" w:cs="David"/>
+                <w:rFonts w:cs="David" w:ascii="David" w:hAnsi="David"/>
                 <w:rtl w:val="1"/>
               </w:rPr>
               <w:t>לו"ז, תקציב, ספקים; Steering Committee (100% משרה)</w:t>
@@ -5981,7 +6575,7 @@
             </w:pPr>
             <w:r>
               <w:rPr>
-                <w:rFonts w:ascii="David" w:hAnsi="David" w:cs="David"/>
+                <w:rFonts w:cs="David" w:ascii="David" w:hAnsi="David"/>
                 <w:b/>
                 <w:rtl w:val="1"/>
               </w:rPr>
@@ -6000,7 +6594,7 @@
             </w:pPr>
             <w:r>
               <w:rPr>
-                <w:rFonts w:ascii="David" w:hAnsi="David" w:cs="David"/>
+                <w:rFonts w:cs="David" w:ascii="David" w:hAnsi="David"/>
                 <w:rtl w:val="1"/>
               </w:rPr>
               <w:t>ארכיטקטורה, ממשקי מידע, אינטגרציה (50%)</w:t>
@@ -6020,7 +6614,7 @@
             </w:pPr>
             <w:r>
               <w:rPr>
-                <w:rFonts w:ascii="David" w:hAnsi="David" w:cs="David"/>
+                <w:rFonts w:cs="David" w:ascii="David" w:hAnsi="David"/>
                 <w:b/>
                 <w:rtl w:val="1"/>
               </w:rPr>
@@ -6039,7 +6633,7 @@
             </w:pPr>
             <w:r>
               <w:rPr>
-                <w:rFonts w:ascii="David" w:hAnsi="David" w:cs="David"/>
+                <w:rFonts w:cs="David" w:ascii="David" w:hAnsi="David"/>
                 <w:rtl w:val="1"/>
               </w:rPr>
               <w:t>מבנה מידע, איכות ובטחת נתונים (50%)</w:t>
@@ -6059,7 +6653,7 @@
             </w:pPr>
             <w:r>
               <w:rPr>
-                <w:rFonts w:ascii="David" w:hAnsi="David" w:cs="David"/>
+                <w:rFonts w:cs="David" w:ascii="David" w:hAnsi="David"/>
                 <w:b/>
                 <w:rtl w:val="1"/>
               </w:rPr>
@@ -6078,7 +6672,7 @@
             </w:pPr>
             <w:r>
               <w:rPr>
-                <w:rFonts w:ascii="David" w:hAnsi="David" w:cs="David"/>
+                <w:rFonts w:cs="David" w:ascii="David" w:hAnsi="David"/>
                 <w:rtl w:val="1"/>
               </w:rPr>
               <w:t>מיפוי תהליכים, תסריטי שיח, מדדי שירות (50%)</w:t>
@@ -6098,7 +6692,7 @@
             </w:pPr>
             <w:r>
               <w:rPr>
-                <w:rFonts w:ascii="David" w:hAnsi="David" w:cs="David"/>
+                <w:rFonts w:cs="David" w:ascii="David" w:hAnsi="David"/>
                 <w:b/>
                 <w:rtl w:val="1"/>
               </w:rPr>
@@ -6117,7 +6711,7 @@
             </w:pPr>
             <w:r>
               <w:rPr>
-                <w:rFonts w:ascii="David" w:hAnsi="David" w:cs="David"/>
+                <w:rFonts w:cs="David" w:ascii="David" w:hAnsi="David"/>
                 <w:rtl w:val="1"/>
               </w:rPr>
               <w:t>הטמעה והדרכת עובדים (50%)</w:t>
@@ -6137,7 +6731,7 @@
             </w:pPr>
             <w:r>
               <w:rPr>
-                <w:rFonts w:ascii="David" w:hAnsi="David" w:cs="David"/>
+                <w:rFonts w:cs="David" w:ascii="David" w:hAnsi="David"/>
                 <w:b/>
                 <w:rtl w:val="1"/>
               </w:rPr>
@@ -6156,7 +6750,7 @@
             </w:pPr>
             <w:r>
               <w:rPr>
-                <w:rFonts w:ascii="David" w:hAnsi="David" w:cs="David"/>
+                <w:rFonts w:cs="David" w:ascii="David" w:hAnsi="David"/>
                 <w:rtl w:val="1"/>
               </w:rPr>
               <w:t>תאימות תיקון 13, ממשקי מידע מול ספקים</w:t>
@@ -6176,7 +6770,7 @@
             </w:pPr>
             <w:r>
               <w:rPr>
-                <w:rFonts w:ascii="David" w:hAnsi="David" w:cs="David"/>
+                <w:rFonts w:cs="David" w:ascii="David" w:hAnsi="David"/>
                 <w:b/>
                 <w:rtl w:val="1"/>
               </w:rPr>
@@ -6195,7 +6789,7 @@
             </w:pPr>
             <w:r>
               <w:rPr>
-                <w:rFonts w:ascii="David" w:hAnsi="David" w:cs="David"/>
+                <w:rFonts w:cs="David" w:ascii="David" w:hAnsi="David"/>
                 <w:rtl w:val="1"/>
               </w:rPr>
               <w:t>בעלות עסקית על המערכת</w:t>
@@ -6212,7 +6806,7 @@
       </w:pPr>
       <w:r>
         <w:rPr>
-          <w:rFonts w:ascii="David" w:hAnsi="David" w:cs="David"/>
+          <w:rFonts w:cs="David" w:ascii="David" w:hAnsi="David"/>
           <w:rtl w:val="1"/>
         </w:rPr>
         <w:t>היקף כולל: ~3.5 משרות בשלב הפיתוח, ~1.5 בתפעול שוטף.</w:t>
@@ -6233,7 +6827,7 @@
       </w:pPr>
       <w:r>
         <w:rPr>
-          <w:rFonts w:ascii="David" w:hAnsi="David" w:cs="David"/>
+          <w:rFonts w:cs="David" w:ascii="David" w:hAnsi="David"/>
           <w:rtl w:val="1"/>
         </w:rPr>
         <w:t>15. סיכונים ודרכי התמודדות</w:t>
@@ -6264,7 +6858,7 @@
             </w:pPr>
             <w:r>
               <w:rPr>
-                <w:rFonts w:ascii="David" w:hAnsi="David" w:cs="David"/>
+                <w:rFonts w:cs="David" w:ascii="David" w:hAnsi="David"/>
                 <w:b/>
                 <w:rtl w:val="1"/>
               </w:rPr>
@@ -6284,7 +6878,7 @@
             </w:pPr>
             <w:r>
               <w:rPr>
-                <w:rFonts w:ascii="David" w:hAnsi="David" w:cs="David"/>
+                <w:rFonts w:cs="David" w:ascii="David" w:hAnsi="David"/>
                 <w:b/>
                 <w:rtl w:val="1"/>
               </w:rPr>
@@ -6304,7 +6898,7 @@
             </w:pPr>
             <w:r>
               <w:rPr>
-                <w:rFonts w:ascii="David" w:hAnsi="David" w:cs="David"/>
+                <w:rFonts w:cs="David" w:ascii="David" w:hAnsi="David"/>
                 <w:b/>
                 <w:rtl w:val="1"/>
               </w:rPr>
@@ -6325,7 +6919,7 @@
             </w:pPr>
             <w:r>
               <w:rPr>
-                <w:rFonts w:ascii="David" w:hAnsi="David" w:cs="David"/>
+                <w:rFonts w:cs="David" w:ascii="David" w:hAnsi="David"/>
                 <w:rtl w:val="1"/>
               </w:rPr>
               <w:t>איכות נתונים לא מספקת</w:t>
@@ -6343,7 +6937,7 @@
             </w:pPr>
             <w:r>
               <w:rPr>
-                <w:rFonts w:ascii="David" w:hAnsi="David" w:cs="David"/>
+                <w:rFonts w:cs="David" w:ascii="David" w:hAnsi="David"/>
                 <w:rtl w:val="1"/>
               </w:rPr>
               <w:t>פגיעה בדיוק ובקבלת החלטות</w:t>
@@ -6361,7 +6955,7 @@
             </w:pPr>
             <w:r>
               <w:rPr>
-                <w:rFonts w:ascii="David" w:hAnsi="David" w:cs="David"/>
+                <w:rFonts w:cs="David" w:ascii="David" w:hAnsi="David"/>
                 <w:rtl w:val="1"/>
               </w:rPr>
               <w:t>טיוב מידע לפני חיבור Data Cloud; Data Governance</w:t>
@@ -6381,7 +6975,7 @@
             </w:pPr>
             <w:r>
               <w:rPr>
-                <w:rFonts w:ascii="David" w:hAnsi="David" w:cs="David"/>
+                <w:rFonts w:cs="David" w:ascii="David" w:hAnsi="David"/>
                 <w:rtl w:val="1"/>
               </w:rPr>
               <w:t>חוסר תאימות Salesforce↔מערכות ותיקות (ERP/גבייה/הנדסה)</w:t>
@@ -6399,7 +6993,7 @@
             </w:pPr>
             <w:r>
               <w:rPr>
-                <w:rFonts w:ascii="David" w:hAnsi="David" w:cs="David"/>
+                <w:rFonts w:cs="David" w:ascii="David" w:hAnsi="David"/>
                 <w:rtl w:val="1"/>
               </w:rPr>
               <w:t>עיכוב באינטגרציה</w:t>
@@ -6417,7 +7011,7 @@
             </w:pPr>
             <w:r>
               <w:rPr>
-                <w:rFonts w:ascii="David" w:hAnsi="David" w:cs="David"/>
+                <w:rFonts w:cs="David" w:ascii="David" w:hAnsi="David"/>
                 <w:rtl w:val="1"/>
               </w:rPr>
               <w:t>Mulesoft/Workato; אפיון ממשקים מוקדם; פיילוט</w:t>
@@ -6437,7 +7031,7 @@
             </w:pPr>
             <w:r>
               <w:rPr>
-                <w:rFonts w:ascii="David" w:hAnsi="David" w:cs="David"/>
+                <w:rFonts w:cs="David" w:ascii="David" w:hAnsi="David"/>
                 <w:rtl w:val="1"/>
               </w:rPr>
               <w:t>התנגדות עובדים לשינוי</w:t>
@@ -6455,7 +7049,7 @@
             </w:pPr>
             <w:r>
               <w:rPr>
-                <w:rFonts w:ascii="David" w:hAnsi="David" w:cs="David"/>
+                <w:rFonts w:cs="David" w:ascii="David" w:hAnsi="David"/>
                 <w:rtl w:val="1"/>
               </w:rPr>
               <w:t>האטה בהטמעה</w:t>
@@ -6473,7 +7067,7 @@
             </w:pPr>
             <w:r>
               <w:rPr>
-                <w:rFonts w:ascii="David" w:hAnsi="David" w:cs="David"/>
+                <w:rFonts w:cs="David" w:ascii="David" w:hAnsi="David"/>
                 <w:rtl w:val="1"/>
               </w:rPr>
               <w:t>ניהול שינוי; "שגרירי חדשנות"; הדרכה</w:t>
@@ -6493,7 +7087,7 @@
             </w:pPr>
             <w:r>
               <w:rPr>
-                <w:rFonts w:ascii="David" w:hAnsi="David" w:cs="David"/>
+                <w:rFonts w:cs="David" w:ascii="David" w:hAnsi="David"/>
                 <w:rtl w:val="1"/>
               </w:rPr>
               <w:t>תלות בספק יחיד (Vendor Lock-in)</w:t>
@@ -6511,7 +7105,7 @@
             </w:pPr>
             <w:r>
               <w:rPr>
-                <w:rFonts w:ascii="David" w:hAnsi="David" w:cs="David"/>
+                <w:rFonts w:cs="David" w:ascii="David" w:hAnsi="David"/>
                 <w:rtl w:val="1"/>
               </w:rPr>
               <w:t>חוסר גמישות עתידי</w:t>
@@ -6529,7 +7123,7 @@
             </w:pPr>
             <w:r>
               <w:rPr>
-                <w:rFonts w:ascii="David" w:hAnsi="David" w:cs="David"/>
+                <w:rFonts w:cs="David" w:ascii="David" w:hAnsi="David"/>
                 <w:b/>
                 <w:rtl w:val="1"/>
               </w:rPr>
@@ -6537,7 +7131,7 @@
             </w:r>
             <w:r>
               <w:rPr>
-                <w:rFonts w:ascii="David" w:hAnsi="David" w:cs="David"/>
+                <w:rFonts w:cs="David" w:ascii="David" w:hAnsi="David"/>
                 <w:rtl w:val="1"/>
               </w:rPr>
               <w:t>; SLA וארכיטקטורה פתוחה</w:t>
@@ -6557,7 +7151,7 @@
             </w:pPr>
             <w:r>
               <w:rPr>
-                <w:rFonts w:ascii="David" w:hAnsi="David" w:cs="David"/>
+                <w:rFonts w:cs="David" w:ascii="David" w:hAnsi="David"/>
                 <w:rtl w:val="1"/>
               </w:rPr>
               <w:t>חוסר יכולת NLP בעברית</w:t>
@@ -6575,7 +7169,7 @@
             </w:pPr>
             <w:r>
               <w:rPr>
-                <w:rFonts w:ascii="David" w:hAnsi="David" w:cs="David"/>
+                <w:rFonts w:cs="David" w:ascii="David" w:hAnsi="David"/>
                 <w:rtl w:val="1"/>
               </w:rPr>
               <w:t>ירידת דיוק</w:t>
@@ -6593,7 +7187,7 @@
             </w:pPr>
             <w:r>
               <w:rPr>
-                <w:rFonts w:ascii="David" w:hAnsi="David" w:cs="David"/>
+                <w:rFonts w:cs="David" w:ascii="David" w:hAnsi="David"/>
                 <w:rtl w:val="1"/>
               </w:rPr>
               <w:t>מודל מותאם עברית; Salesforce Israel/Trailblazer</w:t>
@@ -6613,7 +7207,7 @@
             </w:pPr>
             <w:r>
               <w:rPr>
-                <w:rFonts w:ascii="David" w:hAnsi="David" w:cs="David"/>
+                <w:rFonts w:cs="David" w:ascii="David" w:hAnsi="David"/>
                 <w:rtl w:val="1"/>
               </w:rPr>
               <w:t>פרטיות/דליפת מידע</w:t>
@@ -6631,7 +7225,7 @@
             </w:pPr>
             <w:r>
               <w:rPr>
-                <w:rFonts w:ascii="David" w:hAnsi="David" w:cs="David"/>
+                <w:rFonts w:cs="David" w:ascii="David" w:hAnsi="David"/>
                 <w:rtl w:val="1"/>
               </w:rPr>
               <w:t>פגיעה באמון וקנס</w:t>
@@ -6649,7 +7243,7 @@
             </w:pPr>
             <w:r>
               <w:rPr>
-                <w:rFonts w:ascii="David" w:hAnsi="David" w:cs="David"/>
+                <w:rFonts w:cs="David" w:ascii="David" w:hAnsi="David"/>
                 <w:rtl w:val="1"/>
               </w:rPr>
               <w:t>Salesforce Shield; RBAC; DPO; תיקון 13</w:t>
@@ -6669,7 +7263,7 @@
             </w:pPr>
             <w:r>
               <w:rPr>
-                <w:rFonts w:ascii="David" w:hAnsi="David" w:cs="David"/>
+                <w:rFonts w:cs="David" w:ascii="David" w:hAnsi="David"/>
                 <w:rtl w:val="1"/>
               </w:rPr>
               <w:t>חריגת לו"ז/תקציב</w:t>
@@ -6687,7 +7281,7 @@
             </w:pPr>
             <w:r>
               <w:rPr>
-                <w:rFonts w:ascii="David" w:hAnsi="David" w:cs="David"/>
+                <w:rFonts w:cs="David" w:ascii="David" w:hAnsi="David"/>
                 <w:rtl w:val="1"/>
               </w:rPr>
               <w:t>עיכוב</w:t>
@@ -6705,7 +7299,7 @@
             </w:pPr>
             <w:r>
               <w:rPr>
-                <w:rFonts w:ascii="David" w:hAnsi="David" w:cs="David"/>
+                <w:rFonts w:cs="David" w:ascii="David" w:hAnsi="David"/>
                 <w:rtl w:val="1"/>
               </w:rPr>
               <w:t>ניהול Agile; Steering דו-שבועי; בקרת תקציב</w:t>
@@ -6730,7 +7324,7 @@
       </w:pPr>
       <w:r>
         <w:rPr>
-          <w:rFonts w:ascii="David" w:hAnsi="David" w:cs="David"/>
+          <w:rFonts w:cs="David" w:ascii="David" w:hAnsi="David"/>
           <w:rtl w:val="1"/>
         </w:rPr>
         <w:t>16. מיפוי לדרישות בקשת התמיכה (Traceability)</w:t>
@@ -6760,7 +7354,7 @@
             </w:pPr>
             <w:r>
               <w:rPr>
-                <w:rFonts w:ascii="David" w:hAnsi="David" w:cs="David"/>
+                <w:rFonts w:cs="David" w:ascii="David" w:hAnsi="David"/>
                 <w:b/>
                 <w:rtl w:val="1"/>
               </w:rPr>
@@ -6780,7 +7374,7 @@
             </w:pPr>
             <w:r>
               <w:rPr>
-                <w:rFonts w:ascii="David" w:hAnsi="David" w:cs="David"/>
+                <w:rFonts w:cs="David" w:ascii="David" w:hAnsi="David"/>
                 <w:b/>
                 <w:rtl w:val="1"/>
               </w:rPr>
@@ -6801,7 +7395,7 @@
             </w:pPr>
             <w:r>
               <w:rPr>
-                <w:rFonts w:ascii="David" w:hAnsi="David" w:cs="David"/>
+                <w:rFonts w:cs="David" w:ascii="David" w:hAnsi="David"/>
                 <w:rtl w:val="1"/>
               </w:rPr>
               <w:t>2. תיאור הפרויקט / ASK-ONCE / SLA</w:t>
@@ -6819,7 +7413,7 @@
             </w:pPr>
             <w:r>
               <w:rPr>
-                <w:rFonts w:ascii="David" w:hAnsi="David" w:cs="David"/>
+                <w:rFonts w:cs="David" w:ascii="David" w:hAnsi="David"/>
                 <w:rtl w:val="1"/>
               </w:rPr>
               <w:t>§3, §5.6, §5.7</w:t>
@@ -6839,7 +7433,7 @@
             </w:pPr>
             <w:r>
               <w:rPr>
-                <w:rFonts w:ascii="David" w:hAnsi="David" w:cs="David"/>
+                <w:rFonts w:cs="David" w:ascii="David" w:hAnsi="David"/>
                 <w:rtl w:val="1"/>
               </w:rPr>
               <w:t>3. מצב קיים והצורך</w:t>
@@ -6857,7 +7451,7 @@
             </w:pPr>
             <w:r>
               <w:rPr>
-                <w:rFonts w:ascii="David" w:hAnsi="David" w:cs="David"/>
+                <w:rFonts w:cs="David" w:ascii="David" w:hAnsi="David"/>
                 <w:rtl w:val="1"/>
               </w:rPr>
               <w:t>§2</w:t>
@@ -6877,7 +7471,7 @@
             </w:pPr>
             <w:r>
               <w:rPr>
-                <w:rFonts w:ascii="David" w:hAnsi="David" w:cs="David"/>
+                <w:rFonts w:cs="David" w:ascii="David" w:hAnsi="David"/>
                 <w:rtl w:val="1"/>
               </w:rPr>
               <w:t>4. תוצאות מדידות + KPIs</w:t>
@@ -6895,7 +7489,7 @@
             </w:pPr>
             <w:r>
               <w:rPr>
-                <w:rFonts w:ascii="David" w:hAnsi="David" w:cs="David"/>
+                <w:rFonts w:cs="David" w:ascii="David" w:hAnsi="David"/>
                 <w:rtl w:val="1"/>
               </w:rPr>
               <w:t>§12</w:t>
@@ -6915,7 +7509,7 @@
             </w:pPr>
             <w:r>
               <w:rPr>
-                <w:rFonts w:ascii="David" w:hAnsi="David" w:cs="David"/>
+                <w:rFonts w:cs="David" w:ascii="David" w:hAnsi="David"/>
                 <w:rtl w:val="1"/>
               </w:rPr>
               <w:t>5. שירותים נוספים / CRM / Data Analytics</w:t>
@@ -6933,7 +7527,7 @@
             </w:pPr>
             <w:r>
               <w:rPr>
-                <w:rFonts w:ascii="David" w:hAnsi="David" w:cs="David"/>
+                <w:rFonts w:cs="David" w:ascii="David" w:hAnsi="David"/>
                 <w:rtl w:val="1"/>
               </w:rPr>
               <w:t>§5, §11, §12</w:t>
@@ -6953,7 +7547,7 @@
             </w:pPr>
             <w:r>
               <w:rPr>
-                <w:rFonts w:ascii="David" w:hAnsi="David" w:cs="David"/>
+                <w:rFonts w:cs="David" w:ascii="David" w:hAnsi="David"/>
                 <w:rtl w:val="1"/>
               </w:rPr>
               <w:t>6. ארכיטקטורה טכנית (AgentForce/PSS/Data Cloud/Mulesoft)</w:t>
@@ -6971,7 +7565,7 @@
             </w:pPr>
             <w:r>
               <w:rPr>
-                <w:rFonts w:ascii="David" w:hAnsi="David" w:cs="David"/>
+                <w:rFonts w:cs="David" w:ascii="David" w:hAnsi="David"/>
                 <w:rtl w:val="1"/>
               </w:rPr>
               <w:t>§4, §5, §11</w:t>
@@ -6991,7 +7585,7 @@
             </w:pPr>
             <w:r>
               <w:rPr>
-                <w:rFonts w:ascii="David" w:hAnsi="David" w:cs="David"/>
+                <w:rFonts w:cs="David" w:ascii="David" w:hAnsi="David"/>
                 <w:rtl w:val="1"/>
               </w:rPr>
               <w:t>6.6 היבטים (Governance, שילוב משפטי/תיקון 13)</w:t>
@@ -7009,7 +7603,7 @@
             </w:pPr>
             <w:r>
               <w:rPr>
-                <w:rFonts w:ascii="David" w:hAnsi="David" w:cs="David"/>
+                <w:rFonts w:cs="David" w:ascii="David" w:hAnsi="David"/>
                 <w:rtl w:val="1"/>
               </w:rPr>
               <w:t>§9, §14</w:t>
@@ -7029,7 +7623,7 @@
             </w:pPr>
             <w:r>
               <w:rPr>
-                <w:rFonts w:ascii="David" w:hAnsi="David" w:cs="David"/>
+                <w:rFonts w:cs="David" w:ascii="David" w:hAnsi="David"/>
                 <w:rtl w:val="1"/>
               </w:rPr>
               <w:t>7. אבני דרך ותקציב</w:t>
@@ -7047,7 +7641,7 @@
             </w:pPr>
             <w:r>
               <w:rPr>
-                <w:rFonts w:ascii="David" w:hAnsi="David" w:cs="David"/>
+                <w:rFonts w:cs="David" w:ascii="David" w:hAnsi="David"/>
                 <w:rtl w:val="1"/>
               </w:rPr>
               <w:t>§13</w:t>
@@ -7067,7 +7661,7 @@
             </w:pPr>
             <w:r>
               <w:rPr>
-                <w:rFonts w:ascii="David" w:hAnsi="David" w:cs="David"/>
+                <w:rFonts w:cs="David" w:ascii="David" w:hAnsi="David"/>
                 <w:rtl w:val="1"/>
               </w:rPr>
               <w:t>8. Scalability ורב-רשותיות</w:t>
@@ -7085,7 +7679,7 @@
             </w:pPr>
             <w:r>
               <w:rPr>
-                <w:rFonts w:ascii="David" w:hAnsi="David" w:cs="David"/>
+                <w:rFonts w:cs="David" w:ascii="David" w:hAnsi="David"/>
                 <w:rtl w:val="1"/>
               </w:rPr>
               <w:t>§8</w:t>
@@ -7105,7 +7699,7 @@
             </w:pPr>
             <w:r>
               <w:rPr>
-                <w:rFonts w:ascii="David" w:hAnsi="David" w:cs="David"/>
+                <w:rFonts w:cs="David" w:ascii="David" w:hAnsi="David"/>
                 <w:rtl w:val="1"/>
               </w:rPr>
               <w:t>9/10. ניסיון קודם ומודל ממשל</w:t>
@@ -7123,7 +7717,7 @@
             </w:pPr>
             <w:r>
               <w:rPr>
-                <w:rFonts w:ascii="David" w:hAnsi="David" w:cs="David"/>
+                <w:rFonts w:cs="David" w:ascii="David" w:hAnsi="David"/>
                 <w:rtl w:val="1"/>
               </w:rPr>
               <w:t>§14</w:t>
@@ -7143,7 +7737,7 @@
             </w:pPr>
             <w:r>
               <w:rPr>
-                <w:rFonts w:ascii="David" w:hAnsi="David" w:cs="David"/>
+                <w:rFonts w:cs="David" w:ascii="David" w:hAnsi="David"/>
                 <w:rtl w:val="1"/>
               </w:rPr>
               <w:t>13/14. סיכונים ואבטחת מידע/פרטיות</w:t>
@@ -7161,7 +7755,7 @@
             </w:pPr>
             <w:r>
               <w:rPr>
-                <w:rFonts w:ascii="David" w:hAnsi="David" w:cs="David"/>
+                <w:rFonts w:cs="David" w:ascii="David" w:hAnsi="David"/>
                 <w:rtl w:val="1"/>
               </w:rPr>
               <w:t>§9, §15</w:t>
@@ -7186,7 +7780,7 @@
       </w:pPr>
       <w:r>
         <w:rPr>
-          <w:rFonts w:ascii="David" w:hAnsi="David" w:cs="David"/>
+          <w:rFonts w:cs="David" w:ascii="David" w:hAnsi="David"/>
           <w:rtl w:val="1"/>
         </w:rPr>
         <w:t>17. נספח — תקציב (מסגרת מסלול ב')</w:t>
@@ -7216,7 +7810,7 @@
             </w:pPr>
             <w:r>
               <w:rPr>
-                <w:rFonts w:ascii="David" w:hAnsi="David" w:cs="David"/>
+                <w:rFonts w:cs="David" w:ascii="David" w:hAnsi="David"/>
                 <w:b/>
                 <w:rtl w:val="1"/>
               </w:rPr>
@@ -7236,7 +7830,7 @@
             </w:pPr>
             <w:r>
               <w:rPr>
-                <w:rFonts w:ascii="David" w:hAnsi="David" w:cs="David"/>
+                <w:rFonts w:cs="David" w:ascii="David" w:hAnsi="David"/>
                 <w:b/>
                 <w:rtl w:val="1"/>
               </w:rPr>
@@ -7257,7 +7851,7 @@
             </w:pPr>
             <w:r>
               <w:rPr>
-                <w:rFonts w:ascii="David" w:hAnsi="David" w:cs="David"/>
+                <w:rFonts w:cs="David" w:ascii="David" w:hAnsi="David"/>
                 <w:rtl w:val="1"/>
               </w:rPr>
               <w:t>סך התמיכה המבוקשת</w:t>
@@ -7275,7 +7869,7 @@
             </w:pPr>
             <w:r>
               <w:rPr>
-                <w:rFonts w:ascii="David" w:hAnsi="David" w:cs="David"/>
+                <w:rFonts w:cs="David" w:ascii="David" w:hAnsi="David"/>
                 <w:rtl w:val="1"/>
               </w:rPr>
               <w:t>₪1,500,000</w:t>
@@ -7295,7 +7889,7 @@
             </w:pPr>
             <w:r>
               <w:rPr>
-                <w:rFonts w:ascii="David" w:hAnsi="David" w:cs="David"/>
+                <w:rFonts w:cs="David" w:ascii="David" w:hAnsi="David"/>
                 <w:rtl w:val="1"/>
               </w:rPr>
               <w:t>השתתפות עצמית (Matching 30%)</w:t>
@@ -7313,7 +7907,7 @@
             </w:pPr>
             <w:r>
               <w:rPr>
-                <w:rFonts w:ascii="David" w:hAnsi="David" w:cs="David"/>
+                <w:rFonts w:cs="David" w:ascii="David" w:hAnsi="David"/>
                 <w:rtl w:val="1"/>
               </w:rPr>
               <w:t>₪450,000</w:t>
@@ -7333,7 +7927,7 @@
             </w:pPr>
             <w:r>
               <w:rPr>
-                <w:rFonts w:ascii="David" w:hAnsi="David" w:cs="David"/>
+                <w:rFonts w:cs="David" w:ascii="David" w:hAnsi="David"/>
                 <w:rtl w:val="1"/>
               </w:rPr>
               <w:t>סך עלות הפרויקט</w:t>
@@ -7351,7 +7945,7 @@
             </w:pPr>
             <w:r>
               <w:rPr>
-                <w:rFonts w:ascii="David" w:hAnsi="David" w:cs="David"/>
+                <w:rFonts w:cs="David" w:ascii="David" w:hAnsi="David"/>
                 <w:rtl w:val="1"/>
               </w:rPr>
               <w:t>₪1,950,000</w:t>
@@ -7371,7 +7965,7 @@
             </w:pPr>
             <w:r>
               <w:rPr>
-                <w:rFonts w:ascii="David" w:hAnsi="David" w:cs="David"/>
+                <w:rFonts w:cs="David" w:ascii="David" w:hAnsi="David"/>
                 <w:rtl w:val="1"/>
               </w:rPr>
               <w:t>משך</w:t>
@@ -7389,7 +7983,7 @@
             </w:pPr>
             <w:r>
               <w:rPr>
-                <w:rFonts w:ascii="David" w:hAnsi="David" w:cs="David"/>
+                <w:rFonts w:cs="David" w:ascii="David" w:hAnsi="David"/>
                 <w:rtl w:val="1"/>
               </w:rPr>
               <w:t>18 חודשים</w:t>
@@ -7406,7 +8000,7 @@
       </w:pPr>
       <w:r>
         <w:rPr>
-          <w:rFonts w:ascii="David" w:hAnsi="David" w:cs="David"/>
+          <w:rFonts w:cs="David" w:ascii="David" w:hAnsi="David"/>
           <w:rtl w:val="1"/>
         </w:rPr>
         <w:t>חלוקה עיקרית (לפי אבני דרך): אפיון ותשתית · פיתוח (AgentForce/NLP, Data Cloud, אוטומציה של תהליכים) · הדרכה והטמעה · Dashboards ואנליטיקה · ניטור ואבטחה. פירוט מלא — בטבלת התקציב שבמסמך ב'.</w:t>
@@ -7422,14 +8016,16 @@
     <w:p>
       <w:pPr>
         <w:bidi/>
-        <w:jc w:val="right"/>
-      </w:pPr>
-      <w:r>
-        <w:rPr>
-          <w:rFonts w:ascii="David" w:hAnsi="David" w:cs="David"/>
+        <w:jc w:val="center"/>
+      </w:pPr>
+      <w:r>
+        <w:rPr>
+          <w:rFonts w:cs="David" w:ascii="David" w:hAnsi="David"/>
+          <w:i/>
+          <w:sz w:val="18"/>
           <w:rtl w:val="1"/>
         </w:rPr>
-        <w:t>*מסמך זה הוא אפיון חי; פרטי מימוש ספציפיים (ספק, תסריטי שיח מלאים, מיפוי שדות) יושלמו בשלב האפיון המפורט.*</w:t>
+        <w:t>מסמך זה הוא אפיון חי; פרטי מימוש ספציפיים (ספק, תסריטי שיח מלאים, מיפוי שדות) יושלמו בשלב האפיון המפורט.</w:t>
       </w:r>
     </w:p>
     <w:sectPr>

--- a/docs/AI_Platform_Spec.docx
+++ b/docs/AI_Platform_Spec.docx
@@ -4462,6 +4462,423 @@
     </w:p>
     <w:p>
       <w:pPr>
+        <w:pStyle w:val="Heading2"/>
+        <w:bidi/>
+        <w:jc w:val="right"/>
+      </w:pPr>
+      <w:r>
+        <w:rPr>
+          <w:rFonts w:cs="David" w:ascii="David" w:hAnsi="David"/>
+          <w:rtl w:val="1"/>
+        </w:rPr>
+        <w:t>7.4 טיפול מקצה-לקצה — עד סיכום וסגירת הבקשה</w:t>
+      </w:r>
+    </w:p>
+    <w:p>
+      <w:pPr>
+        <w:bidi/>
+        <w:jc w:val="right"/>
+      </w:pPr>
+      <w:r>
+        <w:rPr>
+          <w:rFonts w:cs="David" w:ascii="David" w:hAnsi="David"/>
+          <w:rtl w:val="1"/>
+        </w:rPr>
+        <w:t xml:space="preserve">מעבר לשלושת תרחישי הדגל, המנוע מטפל בבקשות </w:t>
+      </w:r>
+      <w:r>
+        <w:rPr>
+          <w:rFonts w:cs="David" w:ascii="David" w:hAnsi="David"/>
+          <w:b/>
+          <w:rtl w:val="1"/>
+        </w:rPr>
+        <w:t>עד הסוף</w:t>
+      </w:r>
+      <w:r>
+        <w:rPr>
+          <w:rFonts w:cs="David" w:ascii="David" w:hAnsi="David"/>
+          <w:rtl w:val="1"/>
+        </w:rPr>
+        <w:t xml:space="preserve"> — כולל הפקת </w:t>
+      </w:r>
+      <w:r>
+        <w:rPr>
+          <w:rFonts w:cs="David" w:ascii="David" w:hAnsi="David"/>
+          <w:b/>
+          <w:rtl w:val="1"/>
+        </w:rPr>
+        <w:t>סיכום טיפול וסגירת התיק</w:t>
+      </w:r>
+      <w:r>
+        <w:rPr>
+          <w:rFonts w:cs="David" w:ascii="David" w:hAnsi="David"/>
+          <w:rtl w:val="1"/>
+        </w:rPr>
+        <w:t>. שני מצבי סגירה:</w:t>
+      </w:r>
+    </w:p>
+    <w:p>
+      <w:pPr>
+        <w:pStyle w:val="ListBullet"/>
+        <w:bidi/>
+        <w:jc w:val="right"/>
+      </w:pPr>
+      <w:r>
+        <w:rPr>
+          <w:rFonts w:cs="David" w:ascii="David" w:hAnsi="David"/>
+          <w:b/>
+          <w:rtl w:val="1"/>
+        </w:rPr>
+        <w:t>סגירה אוטומטית</w:t>
+      </w:r>
+      <w:r>
+        <w:rPr>
+          <w:rFonts w:cs="David" w:ascii="David" w:hAnsi="David"/>
+          <w:rtl w:val="1"/>
+        </w:rPr>
+        <w:t xml:space="preserve"> — לבקשות מבוססות-כללים שבהן הזכאות/הפעולה חד-משמעית, הסוכן מבצע, מסכם וסוגר ללא מגע אנושי.</w:t>
+      </w:r>
+    </w:p>
+    <w:p>
+      <w:pPr>
+        <w:pStyle w:val="ListBullet"/>
+        <w:bidi/>
+        <w:jc w:val="right"/>
+      </w:pPr>
+      <w:r>
+        <w:rPr>
+          <w:rFonts w:cs="David" w:ascii="David" w:hAnsi="David"/>
+          <w:b/>
+          <w:rtl w:val="1"/>
+        </w:rPr>
+        <w:t>סגירה בליווי</w:t>
+      </w:r>
+      <w:r>
+        <w:rPr>
+          <w:rFonts w:cs="David" w:ascii="David" w:hAnsi="David"/>
+          <w:rtl w:val="1"/>
+        </w:rPr>
+        <w:t xml:space="preserve"> — לבקשות רגישות, ההחלטה מתקבלת ע"י גורם אנושי מוסמך, אך הסוכן מנהל את כל התהליך, מכין את התיק, מסכם וסוגר ומעדכן את התושב.</w:t>
+      </w:r>
+    </w:p>
+    <w:p>
+      <w:pPr>
+        <w:bidi/>
+        <w:jc w:val="right"/>
+      </w:pPr>
+      <w:r>
+        <w:rPr>
+          <w:rFonts w:cs="David" w:ascii="David" w:hAnsi="David"/>
+          <w:rtl w:val="1"/>
+        </w:rPr>
+        <w:t xml:space="preserve">בכל סגירה מופק </w:t>
+      </w:r>
+      <w:r>
+        <w:rPr>
+          <w:rFonts w:cs="David" w:ascii="David" w:hAnsi="David"/>
+          <w:b/>
+          <w:rtl w:val="1"/>
+        </w:rPr>
+        <w:t>כרטיס סיכום טיפול</w:t>
+      </w:r>
+      <w:r>
+        <w:rPr>
+          <w:rFonts w:cs="David" w:ascii="David" w:hAnsi="David"/>
+          <w:rtl w:val="1"/>
+        </w:rPr>
+        <w:t>: מה בוצע, ההחלטה, זמן הטיפול / עמידה ב-SLA, סוג הסגירה (אוטומטית / אישור אנושי), וסקר שביעות רצון.</w:t>
+      </w:r>
+    </w:p>
+    <w:p>
+      <w:pPr>
+        <w:pStyle w:val="Heading3"/>
+        <w:bidi/>
+        <w:jc w:val="right"/>
+      </w:pPr>
+      <w:r>
+        <w:rPr>
+          <w:rFonts w:cs="David" w:ascii="David" w:hAnsi="David"/>
+          <w:rtl w:val="1"/>
+        </w:rPr>
+        <w:t>7.4.1 הנחה בארנונה — נסגר אוטומטית</w:t>
+      </w:r>
+    </w:p>
+    <w:p>
+      <w:pPr>
+        <w:jc w:val="center"/>
+      </w:pPr>
+      <w:r>
+        <w:drawing>
+          <wp:inline xmlns:a="http://schemas.openxmlformats.org/drawingml/2006/main" xmlns:pic="http://schemas.openxmlformats.org/drawingml/2006/picture">
+            <wp:extent cx="3420000" cy="4023844"/>
+            <wp:docPr id="8" name="Picture 8"/>
+            <wp:cNvGraphicFramePr>
+              <a:graphicFrameLocks noChangeAspect="1"/>
+            </wp:cNvGraphicFramePr>
+            <a:graphic>
+              <a:graphicData uri="http://schemas.openxmlformats.org/drawingml/2006/picture">
+                <pic:pic>
+                  <pic:nvPicPr>
+                    <pic:cNvPr id="0" name="chat_arnona.png"/>
+                    <pic:cNvPicPr/>
+                  </pic:nvPicPr>
+                  <pic:blipFill>
+                    <a:blip r:embed="rId16"/>
+                    <a:stretch>
+                      <a:fillRect/>
+                    </a:stretch>
+                  </pic:blipFill>
+                  <pic:spPr>
+                    <a:xfrm>
+                      <a:off x="0" y="0"/>
+                      <a:ext cx="3420000" cy="4023844"/>
+                    </a:xfrm>
+                    <a:prstGeom prst="rect"/>
+                  </pic:spPr>
+                </pic:pic>
+              </a:graphicData>
+            </a:graphic>
+          </wp:inline>
+        </w:drawing>
+      </w:r>
+    </w:p>
+    <w:p>
+      <w:pPr>
+        <w:bidi/>
+        <w:jc w:val="center"/>
+      </w:pPr>
+      <w:r>
+        <w:rPr>
+          <w:rFonts w:cs="David" w:ascii="David" w:hAnsi="David"/>
+          <w:i/>
+          <w:sz w:val="18"/>
+          <w:rtl w:val="1"/>
+        </w:rPr>
+        <w:t>זיהוי זכאות אוטומטי מתוך תיק 360°, אישור והחלה על החיוב, ואישור לאזור האישי — התיק נסגר אוטומטית עם סיכום טיפול.</w:t>
+      </w:r>
+    </w:p>
+    <w:p>
+      <w:pPr>
+        <w:bidi/>
+        <w:jc w:val="right"/>
+      </w:pPr>
+      <w:r>
+        <w:rPr>
+          <w:rFonts w:cs="David" w:ascii="David" w:hAnsi="David"/>
+          <w:rtl w:val="1"/>
+        </w:rPr>
+        <w:t xml:space="preserve">הסוכן מאמת זהות, שולף את נתוני הזכאות (גיל, גמלה, נכס) דרך Ask-Once, מזהה זכאות להנחת אזרח ותיק, מחיל את ההנחה על החיוב, שולח אישור — </w:t>
+      </w:r>
+      <w:r>
+        <w:rPr>
+          <w:rFonts w:cs="David" w:ascii="David" w:hAnsi="David"/>
+          <w:b/>
+          <w:rtl w:val="1"/>
+        </w:rPr>
+        <w:t>ומפיק סיכום וסוגר את הבקשה</w:t>
+      </w:r>
+      <w:r>
+        <w:rPr>
+          <w:rFonts w:cs="David" w:ascii="David" w:hAnsi="David"/>
+          <w:rtl w:val="1"/>
+        </w:rPr>
+        <w:t xml:space="preserve"> (זמן טיפול: דקות).</w:t>
+      </w:r>
+    </w:p>
+    <w:p>
+      <w:pPr>
+        <w:pStyle w:val="Heading3"/>
+        <w:bidi/>
+        <w:jc w:val="right"/>
+      </w:pPr>
+      <w:r>
+        <w:rPr>
+          <w:rFonts w:cs="David" w:ascii="David" w:hAnsi="David"/>
+          <w:rtl w:val="1"/>
+        </w:rPr>
+        <w:t>7.4.2 בקשת סיוע רווחה — אישור אנושי, ליווי וסגירה ע"י ה-AI</w:t>
+      </w:r>
+    </w:p>
+    <w:p>
+      <w:pPr>
+        <w:jc w:val="center"/>
+      </w:pPr>
+      <w:r>
+        <w:drawing>
+          <wp:inline xmlns:a="http://schemas.openxmlformats.org/drawingml/2006/main" xmlns:pic="http://schemas.openxmlformats.org/drawingml/2006/picture">
+            <wp:extent cx="3420000" cy="4552875"/>
+            <wp:docPr id="9" name="Picture 9"/>
+            <wp:cNvGraphicFramePr>
+              <a:graphicFrameLocks noChangeAspect="1"/>
+            </wp:cNvGraphicFramePr>
+            <a:graphic>
+              <a:graphicData uri="http://schemas.openxmlformats.org/drawingml/2006/picture">
+                <pic:pic>
+                  <pic:nvPicPr>
+                    <pic:cNvPr id="0" name="chat_welfare.png"/>
+                    <pic:cNvPicPr/>
+                  </pic:nvPicPr>
+                  <pic:blipFill>
+                    <a:blip r:embed="rId17"/>
+                    <a:stretch>
+                      <a:fillRect/>
+                    </a:stretch>
+                  </pic:blipFill>
+                  <pic:spPr>
+                    <a:xfrm>
+                      <a:off x="0" y="0"/>
+                      <a:ext cx="3420000" cy="4552875"/>
+                    </a:xfrm>
+                    <a:prstGeom prst="rect"/>
+                  </pic:spPr>
+                </pic:pic>
+              </a:graphicData>
+            </a:graphic>
+          </wp:inline>
+        </w:drawing>
+      </w:r>
+    </w:p>
+    <w:p>
+      <w:pPr>
+        <w:bidi/>
+        <w:jc w:val="center"/>
+      </w:pPr>
+      <w:r>
+        <w:rPr>
+          <w:rFonts w:cs="David" w:ascii="David" w:hAnsi="David"/>
+          <w:i/>
+          <w:sz w:val="18"/>
+          <w:rtl w:val="1"/>
+        </w:rPr>
+        <w:t>הסוכן מזהה דחיפות, מכין את התיק ללא מילוי טפסים (Ask-Once), מתאם פגישת עו"ס — ההחלטה אנושית, אך המערכת מסכמת וסוגרת את התיק.</w:t>
+      </w:r>
+    </w:p>
+    <w:p>
+      <w:pPr>
+        <w:bidi/>
+        <w:jc w:val="right"/>
+      </w:pPr>
+      <w:r>
+        <w:rPr>
+          <w:rFonts w:cs="David" w:ascii="David" w:hAnsi="David"/>
+          <w:rtl w:val="1"/>
+        </w:rPr>
+        <w:t xml:space="preserve">תרחיש רגיש: הסוכן מנהל את התהליך בחיסיון, אוסף את המסמך החסר, מתאם פגישה עם עובד/ת סוציאלי/ת, ולאחר ההחלטה האנושית </w:t>
+      </w:r>
+      <w:r>
+        <w:rPr>
+          <w:rFonts w:cs="David" w:ascii="David" w:hAnsi="David"/>
+          <w:b/>
+          <w:rtl w:val="1"/>
+        </w:rPr>
+        <w:t>מסכם וסוגר</w:t>
+      </w:r>
+      <w:r>
+        <w:rPr>
+          <w:rFonts w:cs="David" w:ascii="David" w:hAnsi="David"/>
+          <w:rtl w:val="1"/>
+        </w:rPr>
+        <w:t xml:space="preserve"> את התיק ומעדכן את התושב. החלטת הסיוע נותרת בידי גורם אנושי מוסמך.</w:t>
+      </w:r>
+    </w:p>
+    <w:p>
+      <w:pPr>
+        <w:pStyle w:val="Heading3"/>
+        <w:bidi/>
+        <w:jc w:val="right"/>
+      </w:pPr>
+      <w:r>
+        <w:rPr>
+          <w:rFonts w:cs="David" w:ascii="David" w:hAnsi="David"/>
+          <w:rtl w:val="1"/>
+        </w:rPr>
+        <w:t>7.4.3 רישום למוסד חינוך — נסגר אוטומטית</w:t>
+      </w:r>
+    </w:p>
+    <w:p>
+      <w:pPr>
+        <w:jc w:val="center"/>
+      </w:pPr>
+      <w:r>
+        <w:drawing>
+          <wp:inline xmlns:a="http://schemas.openxmlformats.org/drawingml/2006/main" xmlns:pic="http://schemas.openxmlformats.org/drawingml/2006/picture">
+            <wp:extent cx="3420000" cy="3788719"/>
+            <wp:docPr id="10" name="Picture 10"/>
+            <wp:cNvGraphicFramePr>
+              <a:graphicFrameLocks noChangeAspect="1"/>
+            </wp:cNvGraphicFramePr>
+            <a:graphic>
+              <a:graphicData uri="http://schemas.openxmlformats.org/drawingml/2006/picture">
+                <pic:pic>
+                  <pic:nvPicPr>
+                    <pic:cNvPr id="0" name="chat_education.png"/>
+                    <pic:cNvPicPr/>
+                  </pic:nvPicPr>
+                  <pic:blipFill>
+                    <a:blip r:embed="rId18"/>
+                    <a:stretch>
+                      <a:fillRect/>
+                    </a:stretch>
+                  </pic:blipFill>
+                  <pic:spPr>
+                    <a:xfrm>
+                      <a:off x="0" y="0"/>
+                      <a:ext cx="3420000" cy="3788719"/>
+                    </a:xfrm>
+                    <a:prstGeom prst="rect"/>
+                  </pic:spPr>
+                </pic:pic>
+              </a:graphicData>
+            </a:graphic>
+          </wp:inline>
+        </w:drawing>
+      </w:r>
+    </w:p>
+    <w:p>
+      <w:pPr>
+        <w:bidi/>
+        <w:jc w:val="center"/>
+      </w:pPr>
+      <w:r>
+        <w:rPr>
+          <w:rFonts w:cs="David" w:ascii="David" w:hAnsi="David"/>
+          <w:i/>
+          <w:sz w:val="18"/>
+          <w:rtl w:val="1"/>
+        </w:rPr>
+        <w:t>זיהוי אזור רישום מ-GIS, בדיקת זמינות מקום בזמן אמת, שיבוץ ואישור — סגירה אוטומטית עם סיכום טיפול.</w:t>
+      </w:r>
+    </w:p>
+    <w:p>
+      <w:pPr>
+        <w:bidi/>
+        <w:jc w:val="right"/>
+      </w:pPr>
+      <w:r>
+        <w:rPr>
+          <w:rFonts w:cs="David" w:ascii="David" w:hAnsi="David"/>
+          <w:rtl w:val="1"/>
+        </w:rPr>
+        <w:t xml:space="preserve">הסוכן מאמת זהות, מזהה את אזור הרישום לפי כתובת (GIS + Ask-Once), בודק זמינות, משבץ לגן, שולח אישור רישום ושיבוץ — </w:t>
+      </w:r>
+      <w:r>
+        <w:rPr>
+          <w:rFonts w:cs="David" w:ascii="David" w:hAnsi="David"/>
+          <w:b/>
+          <w:rtl w:val="1"/>
+        </w:rPr>
+        <w:t>וסוגר את הבקשה אוטומטית</w:t>
+      </w:r>
+      <w:r>
+        <w:rPr>
+          <w:rFonts w:cs="David" w:ascii="David" w:hAnsi="David"/>
+          <w:rtl w:val="1"/>
+        </w:rPr>
+        <w:t xml:space="preserve"> עם סיכום.</w:t>
+      </w:r>
+    </w:p>
+    <w:p>
+      <w:pPr>
         <w:pBdr>
           <w:bottom w:val="single" w:sz="6" w:space="1" w:color="999999"/>
         </w:pBdr>
@@ -4489,7 +4906,7 @@
         <w:drawing>
           <wp:inline xmlns:a="http://schemas.openxmlformats.org/drawingml/2006/main" xmlns:pic="http://schemas.openxmlformats.org/drawingml/2006/picture">
             <wp:extent cx="5400000" cy="1120656"/>
-            <wp:docPr id="8" name="Picture 8"/>
+            <wp:docPr id="11" name="Picture 11"/>
             <wp:cNvGraphicFramePr>
               <a:graphicFrameLocks noChangeAspect="1"/>
             </wp:cNvGraphicFramePr>
@@ -4501,7 +4918,7 @@
                     <pic:cNvPicPr/>
                   </pic:nvPicPr>
                   <pic:blipFill>
-                    <a:blip r:embed="rId16"/>
+                    <a:blip r:embed="rId19"/>
                     <a:stretch>
                       <a:fillRect/>
                     </a:stretch>
@@ -4703,7 +5120,7 @@
         <w:drawing>
           <wp:inline xmlns:a="http://schemas.openxmlformats.org/drawingml/2006/main" xmlns:pic="http://schemas.openxmlformats.org/drawingml/2006/picture">
             <wp:extent cx="5400000" cy="516023"/>
-            <wp:docPr id="9" name="Picture 9"/>
+            <wp:docPr id="12" name="Picture 12"/>
             <wp:cNvGraphicFramePr>
               <a:graphicFrameLocks noChangeAspect="1"/>
             </wp:cNvGraphicFramePr>
@@ -4715,7 +5132,7 @@
                     <pic:cNvPicPr/>
                   </pic:nvPicPr>
                   <pic:blipFill>
-                    <a:blip r:embed="rId17"/>
+                    <a:blip r:embed="rId20"/>
                     <a:stretch>
                       <a:fillRect/>
                     </a:stretch>
@@ -5243,7 +5660,7 @@
         <w:drawing>
           <wp:inline xmlns:a="http://schemas.openxmlformats.org/drawingml/2006/main" xmlns:pic="http://schemas.openxmlformats.org/drawingml/2006/picture">
             <wp:extent cx="3420000" cy="4634201"/>
-            <wp:docPr id="10" name="Picture 10"/>
+            <wp:docPr id="13" name="Picture 13"/>
             <wp:cNvGraphicFramePr>
               <a:graphicFrameLocks noChangeAspect="1"/>
             </wp:cNvGraphicFramePr>
@@ -5255,7 +5672,7 @@
                     <pic:cNvPicPr/>
                   </pic:nvPicPr>
                   <pic:blipFill>
-                    <a:blip r:embed="rId18"/>
+                    <a:blip r:embed="rId21"/>
                     <a:stretch>
                       <a:fillRect/>
                     </a:stretch>
@@ -5718,7 +6135,7 @@
         <w:drawing>
           <wp:inline xmlns:a="http://schemas.openxmlformats.org/drawingml/2006/main" xmlns:pic="http://schemas.openxmlformats.org/drawingml/2006/picture">
             <wp:extent cx="5400000" cy="1501158"/>
-            <wp:docPr id="11" name="Picture 11"/>
+            <wp:docPr id="14" name="Picture 14"/>
             <wp:cNvGraphicFramePr>
               <a:graphicFrameLocks noChangeAspect="1"/>
             </wp:cNvGraphicFramePr>
@@ -5730,7 +6147,7 @@
                     <pic:cNvPicPr/>
                   </pic:nvPicPr>
                   <pic:blipFill>
-                    <a:blip r:embed="rId19"/>
+                    <a:blip r:embed="rId22"/>
                     <a:stretch>
                       <a:fillRect/>
                     </a:stretch>
